--- a/output/tables/READ/table1_FBXW7.docx
+++ b/output/tables/READ/table1_FBXW7.docx
@@ -18030,3366 +18030,6 @@
       </w:tr>
       <w:tr>
         <w:trPr>
-          <w:trHeight w:val="560" w:hRule="auto"/>
-        </w:trPr>
-        <w:tc>
-          <w:tcPr>
-            <w:tcBorders>
-              <w:bottom w:val="none" w:sz="0" w:space="0" w:color="000000"/>
-              <w:top w:val="none" w:sz="0" w:space="0" w:color="000000"/>
-              <w:left w:val="none" w:sz="0" w:space="0" w:color="000000"/>
-              <w:right w:val="none" w:sz="0" w:space="0" w:color="000000"/>
-            </w:tcBorders>
-            <w:shd w:val="clear" w:color="auto" w:fill="FFFFFF"/>
-            <w:tcMar>
-              <w:top w:w="0" w:type="dxa"/>
-              <w:bottom w:w="0" w:type="dxa"/>
-              <w:left w:w="0" w:type="dxa"/>
-              <w:right w:w="0" w:type="dxa"/>
-            </w:tcMar>
-            <w:vAlign w:val="top"/>
-          </w:tcPr>
-          <w:p>
-            <w:pPr>
-              <w:pStyle w:val="Normal"/>
-              <w:jc w:val="left"/>
-              <w:pBdr>
-                <w:bottom w:val="none" w:sz="0" w:space="0" w:color="000000"/>
-                <w:top w:val="none" w:sz="0" w:space="0" w:color="000000"/>
-                <w:left w:val="none" w:sz="0" w:space="0" w:color="000000"/>
-                <w:right w:val="none" w:sz="0" w:space="0" w:color="000000"/>
-              </w:pBdr>
-              <w:spacing w:after="100" w:before="100" w:line="240"/>
-              <w:ind w:left="300" w:right="100" w:firstLine="0" w:firstLineChars="0"/>
-              <w:rPr>
-                <w:rFonts w:ascii="Times New Roman" w:hAnsi="Times New Roman" w:eastAsia="Times New Roman" w:cs="Times New Roman"/>
-                <w:i w:val="false"/>
-                <w:b w:val="false"/>
-                <w:u w:val="none"/>
-                <w:strike w:val="false"/>
-                <w:sz w:val="18"/>
-                <w:szCs w:val="18"/>
-                <w:color w:val="000000"/>
-              </w:rPr>
-            </w:pPr>
-            <w:r>
-              <w:rPr>
-                <w:rFonts w:ascii="Times New Roman" w:hAnsi="Times New Roman" w:eastAsia="Times New Roman" w:cs="Times New Roman"/>
-                <w:i w:val="false"/>
-                <w:b w:val="false"/>
-                <w:u w:val="none"/>
-                <w:strike w:val="false"/>
-                <w:sz w:val="18"/>
-                <w:szCs w:val="18"/>
-                <w:color w:val="000000"/>
-              </w:rPr>
-              <w:t xml:space="preserve">Missing</w:t>
-            </w:r>
-          </w:p>
-        </w:tc>
-        <w:tc>
-          <w:tcPr>
-            <w:tcBorders>
-              <w:bottom w:val="none" w:sz="0" w:space="0" w:color="000000"/>
-              <w:top w:val="none" w:sz="0" w:space="0" w:color="000000"/>
-              <w:left w:val="none" w:sz="0" w:space="0" w:color="000000"/>
-              <w:right w:val="none" w:sz="0" w:space="0" w:color="000000"/>
-            </w:tcBorders>
-            <w:shd w:val="clear" w:color="auto" w:fill="FFFFFF"/>
-            <w:tcMar>
-              <w:top w:w="0" w:type="dxa"/>
-              <w:bottom w:w="0" w:type="dxa"/>
-              <w:left w:w="0" w:type="dxa"/>
-              <w:right w:w="0" w:type="dxa"/>
-            </w:tcMar>
-            <w:vAlign w:val="top"/>
-          </w:tcPr>
-          <w:p>
-            <w:pPr>
-              <w:pStyle w:val="Normal"/>
-              <w:jc w:val="center"/>
-              <w:pBdr>
-                <w:bottom w:val="none" w:sz="0" w:space="0" w:color="000000"/>
-                <w:top w:val="none" w:sz="0" w:space="0" w:color="000000"/>
-                <w:left w:val="none" w:sz="0" w:space="0" w:color="000000"/>
-                <w:right w:val="none" w:sz="0" w:space="0" w:color="000000"/>
-              </w:pBdr>
-              <w:spacing w:after="100" w:before="100" w:line="240"/>
-              <w:ind w:left="100" w:right="100" w:firstLine="0" w:firstLineChars="0"/>
-              <w:rPr>
-                <w:rFonts w:ascii="Times New Roman" w:hAnsi="Times New Roman" w:eastAsia="Times New Roman" w:cs="Times New Roman"/>
-                <w:i w:val="false"/>
-                <w:b w:val="false"/>
-                <w:u w:val="none"/>
-                <w:strike w:val="false"/>
-                <w:sz w:val="18"/>
-                <w:szCs w:val="18"/>
-                <w:color w:val="000000"/>
-              </w:rPr>
-            </w:pPr>
-            <w:r>
-              <w:rPr>
-                <w:rFonts w:ascii="Times New Roman" w:hAnsi="Times New Roman" w:eastAsia="Times New Roman" w:cs="Times New Roman"/>
-                <w:i w:val="false"/>
-                <w:b w:val="false"/>
-                <w:u w:val="none"/>
-                <w:strike w:val="false"/>
-                <w:sz w:val="18"/>
-                <w:szCs w:val="18"/>
-                <w:color w:val="000000"/>
-              </w:rPr>
-              <w:t xml:space="preserve">17</w:t>
-            </w:r>
-          </w:p>
-        </w:tc>
-        <w:tc>
-          <w:tcPr>
-            <w:tcBorders>
-              <w:bottom w:val="none" w:sz="0" w:space="0" w:color="000000"/>
-              <w:top w:val="none" w:sz="0" w:space="0" w:color="000000"/>
-              <w:left w:val="none" w:sz="0" w:space="0" w:color="000000"/>
-              <w:right w:val="none" w:sz="0" w:space="0" w:color="000000"/>
-            </w:tcBorders>
-            <w:shd w:val="clear" w:color="auto" w:fill="FFFFFF"/>
-            <w:tcMar>
-              <w:top w:w="0" w:type="dxa"/>
-              <w:bottom w:w="0" w:type="dxa"/>
-              <w:left w:w="0" w:type="dxa"/>
-              <w:right w:w="0" w:type="dxa"/>
-            </w:tcMar>
-            <w:vAlign w:val="top"/>
-          </w:tcPr>
-          <w:p>
-            <w:pPr>
-              <w:pStyle w:val="Normal"/>
-              <w:jc w:val="center"/>
-              <w:pBdr>
-                <w:bottom w:val="none" w:sz="0" w:space="0" w:color="000000"/>
-                <w:top w:val="none" w:sz="0" w:space="0" w:color="000000"/>
-                <w:left w:val="none" w:sz="0" w:space="0" w:color="000000"/>
-                <w:right w:val="none" w:sz="0" w:space="0" w:color="000000"/>
-              </w:pBdr>
-              <w:spacing w:after="100" w:before="100" w:line="240"/>
-              <w:ind w:left="100" w:right="100" w:firstLine="0" w:firstLineChars="0"/>
-              <w:rPr>
-                <w:rFonts w:ascii="Times New Roman" w:hAnsi="Times New Roman" w:eastAsia="Times New Roman" w:cs="Times New Roman"/>
-                <w:i w:val="false"/>
-                <w:b w:val="false"/>
-                <w:u w:val="none"/>
-                <w:strike w:val="false"/>
-                <w:sz w:val="18"/>
-                <w:szCs w:val="18"/>
-                <w:color w:val="000000"/>
-              </w:rPr>
-            </w:pPr>
-            <w:r>
-              <w:rPr>
-                <w:rFonts w:ascii="Times New Roman" w:hAnsi="Times New Roman" w:eastAsia="Times New Roman" w:cs="Times New Roman"/>
-                <w:i w:val="false"/>
-                <w:b w:val="false"/>
-                <w:u w:val="none"/>
-                <w:strike w:val="false"/>
-                <w:sz w:val="18"/>
-                <w:szCs w:val="18"/>
-                <w:color w:val="000000"/>
-              </w:rPr>
-              <w:t xml:space="preserve">3</w:t>
-            </w:r>
-          </w:p>
-        </w:tc>
-        <w:tc>
-          <w:tcPr>
-            <w:tcBorders>
-              <w:bottom w:val="none" w:sz="0" w:space="0" w:color="000000"/>
-              <w:top w:val="none" w:sz="0" w:space="0" w:color="000000"/>
-              <w:left w:val="none" w:sz="0" w:space="0" w:color="000000"/>
-              <w:right w:val="none" w:sz="0" w:space="0" w:color="000000"/>
-            </w:tcBorders>
-            <w:shd w:val="clear" w:color="auto" w:fill="FFFFFF"/>
-            <w:tcMar>
-              <w:top w:w="0" w:type="dxa"/>
-              <w:bottom w:w="0" w:type="dxa"/>
-              <w:left w:w="0" w:type="dxa"/>
-              <w:right w:w="0" w:type="dxa"/>
-            </w:tcMar>
-            <w:vAlign w:val="top"/>
-          </w:tcPr>
-          <w:p>
-            <w:pPr>
-              <w:pStyle w:val="Normal"/>
-              <w:jc w:val="center"/>
-              <w:pBdr>
-                <w:bottom w:val="none" w:sz="0" w:space="0" w:color="000000"/>
-                <w:top w:val="none" w:sz="0" w:space="0" w:color="000000"/>
-                <w:left w:val="none" w:sz="0" w:space="0" w:color="000000"/>
-                <w:right w:val="none" w:sz="0" w:space="0" w:color="000000"/>
-              </w:pBdr>
-              <w:spacing w:after="100" w:before="100" w:line="240"/>
-              <w:ind w:left="100" w:right="100" w:firstLine="0" w:firstLineChars="0"/>
-              <w:rPr>
-                <w:rFonts w:ascii="Times New Roman" w:hAnsi="Times New Roman" w:eastAsia="Times New Roman" w:cs="Times New Roman"/>
-                <w:i w:val="false"/>
-                <w:b w:val="false"/>
-                <w:u w:val="none"/>
-                <w:strike w:val="false"/>
-                <w:sz w:val="18"/>
-                <w:szCs w:val="18"/>
-                <w:color w:val="000000"/>
-              </w:rPr>
-            </w:pPr>
-            <w:r>
-              <w:rPr>
-                <w:rFonts w:ascii="Times New Roman" w:hAnsi="Times New Roman" w:eastAsia="Times New Roman" w:cs="Times New Roman"/>
-                <w:i w:val="false"/>
-                <w:b w:val="false"/>
-                <w:u w:val="none"/>
-                <w:strike w:val="false"/>
-                <w:sz w:val="18"/>
-                <w:szCs w:val="18"/>
-                <w:color w:val="000000"/>
-              </w:rPr>
-              <w:t xml:space="preserve">14</w:t>
-            </w:r>
-          </w:p>
-        </w:tc>
-        <w:tc>
-          <w:tcPr>
-            <w:tcBorders>
-              <w:bottom w:val="none" w:sz="0" w:space="0" w:color="000000"/>
-              <w:top w:val="none" w:sz="0" w:space="0" w:color="000000"/>
-              <w:left w:val="none" w:sz="0" w:space="0" w:color="000000"/>
-              <w:right w:val="none" w:sz="0" w:space="0" w:color="000000"/>
-            </w:tcBorders>
-            <w:shd w:val="clear" w:color="auto" w:fill="FFFFFF"/>
-            <w:tcMar>
-              <w:top w:w="0" w:type="dxa"/>
-              <w:bottom w:w="0" w:type="dxa"/>
-              <w:left w:w="0" w:type="dxa"/>
-              <w:right w:w="0" w:type="dxa"/>
-            </w:tcMar>
-            <w:vAlign w:val="top"/>
-          </w:tcPr>
-          <w:p>
-            <w:pPr>
-              <w:pStyle w:val="Normal"/>
-              <w:jc w:val="center"/>
-              <w:pBdr>
-                <w:bottom w:val="none" w:sz="0" w:space="0" w:color="000000"/>
-                <w:top w:val="none" w:sz="0" w:space="0" w:color="000000"/>
-                <w:left w:val="none" w:sz="0" w:space="0" w:color="000000"/>
-                <w:right w:val="none" w:sz="0" w:space="0" w:color="000000"/>
-              </w:pBdr>
-              <w:spacing w:after="100" w:before="100" w:line="240"/>
-              <w:ind w:left="100" w:right="100" w:firstLine="0" w:firstLineChars="0"/>
-              <w:rPr>
-                <w:rFonts w:ascii="Times New Roman" w:hAnsi="Times New Roman" w:eastAsia="Times New Roman" w:cs="Times New Roman"/>
-                <w:i w:val="false"/>
-                <w:b w:val="false"/>
-                <w:u w:val="none"/>
-                <w:strike w:val="false"/>
-                <w:sz w:val="18"/>
-                <w:szCs w:val="18"/>
-                <w:color w:val="000000"/>
-              </w:rPr>
-            </w:pPr>
-            <w:r>
-              <w:rPr>
-                <w:rFonts w:ascii="Times New Roman" w:hAnsi="Times New Roman" w:eastAsia="Times New Roman" w:cs="Times New Roman"/>
-                <w:i w:val="false"/>
-                <w:b w:val="false"/>
-                <w:u w:val="none"/>
-                <w:strike w:val="false"/>
-                <w:sz w:val="18"/>
-                <w:szCs w:val="18"/>
-                <w:color w:val="000000"/>
-              </w:rPr>
-              <w:t xml:space="preserve"/>
-            </w:r>
-          </w:p>
-        </w:tc>
-      </w:tr>
-      <w:tr>
-        <w:trPr>
-          <w:trHeight w:val="560" w:hRule="auto"/>
-        </w:trPr>
-        <w:tc>
-          <w:tcPr>
-            <w:tcBorders>
-              <w:bottom w:val="none" w:sz="0" w:space="0" w:color="000000"/>
-              <w:top w:val="none" w:sz="0" w:space="0" w:color="000000"/>
-              <w:left w:val="none" w:sz="0" w:space="0" w:color="000000"/>
-              <w:right w:val="none" w:sz="0" w:space="0" w:color="000000"/>
-            </w:tcBorders>
-            <w:shd w:val="clear" w:color="auto" w:fill="FFFFFF"/>
-            <w:tcMar>
-              <w:top w:w="0" w:type="dxa"/>
-              <w:bottom w:w="0" w:type="dxa"/>
-              <w:left w:w="0" w:type="dxa"/>
-              <w:right w:w="0" w:type="dxa"/>
-            </w:tcMar>
-            <w:vAlign w:val="top"/>
-          </w:tcPr>
-          <w:p>
-            <w:pPr>
-              <w:pStyle w:val="Normal"/>
-              <w:jc w:val="left"/>
-              <w:pBdr>
-                <w:bottom w:val="none" w:sz="0" w:space="0" w:color="000000"/>
-                <w:top w:val="none" w:sz="0" w:space="0" w:color="000000"/>
-                <w:left w:val="none" w:sz="0" w:space="0" w:color="000000"/>
-                <w:right w:val="none" w:sz="0" w:space="0" w:color="000000"/>
-              </w:pBdr>
-              <w:spacing w:after="100" w:before="100" w:line="240"/>
-              <w:ind w:left="100" w:right="100" w:firstLine="0" w:firstLineChars="0"/>
-              <w:rPr>
-                <w:rFonts w:ascii="Times New Roman" w:hAnsi="Times New Roman" w:eastAsia="Times New Roman" w:cs="Times New Roman"/>
-                <w:i w:val="false"/>
-                <w:b w:val="true"/>
-                <w:u w:val="none"/>
-                <w:strike w:val="false"/>
-                <w:sz w:val="18"/>
-                <w:szCs w:val="18"/>
-                <w:color w:val="000000"/>
-              </w:rPr>
-            </w:pPr>
-            <w:r>
-              <w:rPr>
-                <w:rFonts w:ascii="Times New Roman" w:hAnsi="Times New Roman" w:eastAsia="Times New Roman" w:cs="Times New Roman"/>
-                <w:i w:val="false"/>
-                <w:b w:val="true"/>
-                <w:u w:val="none"/>
-                <w:strike w:val="false"/>
-                <w:sz w:val="18"/>
-                <w:szCs w:val="18"/>
-                <w:color w:val="000000"/>
-              </w:rPr>
-              <w:t xml:space="preserve">KRAS testing performed</w:t>
-            </w:r>
-          </w:p>
-        </w:tc>
-        <w:tc>
-          <w:tcPr>
-            <w:tcBorders>
-              <w:bottom w:val="none" w:sz="0" w:space="0" w:color="000000"/>
-              <w:top w:val="none" w:sz="0" w:space="0" w:color="000000"/>
-              <w:left w:val="none" w:sz="0" w:space="0" w:color="000000"/>
-              <w:right w:val="none" w:sz="0" w:space="0" w:color="000000"/>
-            </w:tcBorders>
-            <w:shd w:val="clear" w:color="auto" w:fill="FFFFFF"/>
-            <w:tcMar>
-              <w:top w:w="0" w:type="dxa"/>
-              <w:bottom w:w="0" w:type="dxa"/>
-              <w:left w:w="0" w:type="dxa"/>
-              <w:right w:w="0" w:type="dxa"/>
-            </w:tcMar>
-            <w:vAlign w:val="top"/>
-          </w:tcPr>
-          <w:p>
-            <w:pPr>
-              <w:pStyle w:val="Normal"/>
-              <w:jc w:val="center"/>
-              <w:pBdr>
-                <w:bottom w:val="none" w:sz="0" w:space="0" w:color="000000"/>
-                <w:top w:val="none" w:sz="0" w:space="0" w:color="000000"/>
-                <w:left w:val="none" w:sz="0" w:space="0" w:color="000000"/>
-                <w:right w:val="none" w:sz="0" w:space="0" w:color="000000"/>
-              </w:pBdr>
-              <w:spacing w:after="100" w:before="100" w:line="240"/>
-              <w:ind w:left="100" w:right="100" w:firstLine="0" w:firstLineChars="0"/>
-              <w:rPr>
-                <w:rFonts w:ascii="Times New Roman" w:hAnsi="Times New Roman" w:eastAsia="Times New Roman" w:cs="Times New Roman"/>
-                <w:i w:val="false"/>
-                <w:b w:val="false"/>
-                <w:u w:val="none"/>
-                <w:strike w:val="false"/>
-                <w:sz w:val="18"/>
-                <w:szCs w:val="18"/>
-                <w:color w:val="000000"/>
-              </w:rPr>
-            </w:pPr>
-            <w:r>
-              <w:rPr>
-                <w:rFonts w:ascii="Times New Roman" w:hAnsi="Times New Roman" w:eastAsia="Times New Roman" w:cs="Times New Roman"/>
-                <w:i w:val="false"/>
-                <w:b w:val="false"/>
-                <w:u w:val="none"/>
-                <w:strike w:val="false"/>
-                <w:sz w:val="18"/>
-                <w:szCs w:val="18"/>
-                <w:color w:val="000000"/>
-              </w:rPr>
-              <w:t xml:space="preserve"/>
-            </w:r>
-          </w:p>
-        </w:tc>
-        <w:tc>
-          <w:tcPr>
-            <w:tcBorders>
-              <w:bottom w:val="none" w:sz="0" w:space="0" w:color="000000"/>
-              <w:top w:val="none" w:sz="0" w:space="0" w:color="000000"/>
-              <w:left w:val="none" w:sz="0" w:space="0" w:color="000000"/>
-              <w:right w:val="none" w:sz="0" w:space="0" w:color="000000"/>
-            </w:tcBorders>
-            <w:shd w:val="clear" w:color="auto" w:fill="FFFFFF"/>
-            <w:tcMar>
-              <w:top w:w="0" w:type="dxa"/>
-              <w:bottom w:w="0" w:type="dxa"/>
-              <w:left w:w="0" w:type="dxa"/>
-              <w:right w:w="0" w:type="dxa"/>
-            </w:tcMar>
-            <w:vAlign w:val="top"/>
-          </w:tcPr>
-          <w:p>
-            <w:pPr>
-              <w:pStyle w:val="Normal"/>
-              <w:jc w:val="center"/>
-              <w:pBdr>
-                <w:bottom w:val="none" w:sz="0" w:space="0" w:color="000000"/>
-                <w:top w:val="none" w:sz="0" w:space="0" w:color="000000"/>
-                <w:left w:val="none" w:sz="0" w:space="0" w:color="000000"/>
-                <w:right w:val="none" w:sz="0" w:space="0" w:color="000000"/>
-              </w:pBdr>
-              <w:spacing w:after="100" w:before="100" w:line="240"/>
-              <w:ind w:left="100" w:right="100" w:firstLine="0" w:firstLineChars="0"/>
-              <w:rPr>
-                <w:rFonts w:ascii="Times New Roman" w:hAnsi="Times New Roman" w:eastAsia="Times New Roman" w:cs="Times New Roman"/>
-                <w:i w:val="false"/>
-                <w:b w:val="false"/>
-                <w:u w:val="none"/>
-                <w:strike w:val="false"/>
-                <w:sz w:val="18"/>
-                <w:szCs w:val="18"/>
-                <w:color w:val="000000"/>
-              </w:rPr>
-            </w:pPr>
-            <w:r>
-              <w:rPr>
-                <w:rFonts w:ascii="Times New Roman" w:hAnsi="Times New Roman" w:eastAsia="Times New Roman" w:cs="Times New Roman"/>
-                <w:i w:val="false"/>
-                <w:b w:val="false"/>
-                <w:u w:val="none"/>
-                <w:strike w:val="false"/>
-                <w:sz w:val="18"/>
-                <w:szCs w:val="18"/>
-                <w:color w:val="000000"/>
-              </w:rPr>
-              <w:t xml:space="preserve"/>
-            </w:r>
-          </w:p>
-        </w:tc>
-        <w:tc>
-          <w:tcPr>
-            <w:tcBorders>
-              <w:bottom w:val="none" w:sz="0" w:space="0" w:color="000000"/>
-              <w:top w:val="none" w:sz="0" w:space="0" w:color="000000"/>
-              <w:left w:val="none" w:sz="0" w:space="0" w:color="000000"/>
-              <w:right w:val="none" w:sz="0" w:space="0" w:color="000000"/>
-            </w:tcBorders>
-            <w:shd w:val="clear" w:color="auto" w:fill="FFFFFF"/>
-            <w:tcMar>
-              <w:top w:w="0" w:type="dxa"/>
-              <w:bottom w:w="0" w:type="dxa"/>
-              <w:left w:w="0" w:type="dxa"/>
-              <w:right w:w="0" w:type="dxa"/>
-            </w:tcMar>
-            <w:vAlign w:val="top"/>
-          </w:tcPr>
-          <w:p>
-            <w:pPr>
-              <w:pStyle w:val="Normal"/>
-              <w:jc w:val="center"/>
-              <w:pBdr>
-                <w:bottom w:val="none" w:sz="0" w:space="0" w:color="000000"/>
-                <w:top w:val="none" w:sz="0" w:space="0" w:color="000000"/>
-                <w:left w:val="none" w:sz="0" w:space="0" w:color="000000"/>
-                <w:right w:val="none" w:sz="0" w:space="0" w:color="000000"/>
-              </w:pBdr>
-              <w:spacing w:after="100" w:before="100" w:line="240"/>
-              <w:ind w:left="100" w:right="100" w:firstLine="0" w:firstLineChars="0"/>
-              <w:rPr>
-                <w:rFonts w:ascii="Times New Roman" w:hAnsi="Times New Roman" w:eastAsia="Times New Roman" w:cs="Times New Roman"/>
-                <w:i w:val="false"/>
-                <w:b w:val="false"/>
-                <w:u w:val="none"/>
-                <w:strike w:val="false"/>
-                <w:sz w:val="18"/>
-                <w:szCs w:val="18"/>
-                <w:color w:val="000000"/>
-              </w:rPr>
-            </w:pPr>
-            <w:r>
-              <w:rPr>
-                <w:rFonts w:ascii="Times New Roman" w:hAnsi="Times New Roman" w:eastAsia="Times New Roman" w:cs="Times New Roman"/>
-                <w:i w:val="false"/>
-                <w:b w:val="false"/>
-                <w:u w:val="none"/>
-                <w:strike w:val="false"/>
-                <w:sz w:val="18"/>
-                <w:szCs w:val="18"/>
-                <w:color w:val="000000"/>
-              </w:rPr>
-              <w:t xml:space="preserve"/>
-            </w:r>
-          </w:p>
-        </w:tc>
-        <w:tc>
-          <w:tcPr>
-            <w:tcBorders>
-              <w:bottom w:val="none" w:sz="0" w:space="0" w:color="000000"/>
-              <w:top w:val="none" w:sz="0" w:space="0" w:color="000000"/>
-              <w:left w:val="none" w:sz="0" w:space="0" w:color="000000"/>
-              <w:right w:val="none" w:sz="0" w:space="0" w:color="000000"/>
-            </w:tcBorders>
-            <w:shd w:val="clear" w:color="auto" w:fill="FFFFFF"/>
-            <w:tcMar>
-              <w:top w:w="0" w:type="dxa"/>
-              <w:bottom w:w="0" w:type="dxa"/>
-              <w:left w:w="0" w:type="dxa"/>
-              <w:right w:w="0" w:type="dxa"/>
-            </w:tcMar>
-            <w:vAlign w:val="top"/>
-          </w:tcPr>
-          <w:p>
-            <w:pPr>
-              <w:pStyle w:val="Normal"/>
-              <w:jc w:val="center"/>
-              <w:pBdr>
-                <w:bottom w:val="none" w:sz="0" w:space="0" w:color="000000"/>
-                <w:top w:val="none" w:sz="0" w:space="0" w:color="000000"/>
-                <w:left w:val="none" w:sz="0" w:space="0" w:color="000000"/>
-                <w:right w:val="none" w:sz="0" w:space="0" w:color="000000"/>
-              </w:pBdr>
-              <w:spacing w:after="100" w:before="100" w:line="240"/>
-              <w:ind w:left="100" w:right="100" w:firstLine="0" w:firstLineChars="0"/>
-              <w:rPr>
-                <w:rFonts w:ascii="Times New Roman" w:hAnsi="Times New Roman" w:eastAsia="Times New Roman" w:cs="Times New Roman"/>
-                <w:i w:val="false"/>
-                <w:b w:val="false"/>
-                <w:u w:val="none"/>
-                <w:strike w:val="false"/>
-                <w:sz w:val="18"/>
-                <w:szCs w:val="18"/>
-                <w:color w:val="000000"/>
-              </w:rPr>
-            </w:pPr>
-            <w:r>
-              <w:rPr>
-                <w:rFonts w:ascii="Times New Roman" w:hAnsi="Times New Roman" w:eastAsia="Times New Roman" w:cs="Times New Roman"/>
-                <w:i w:val="false"/>
-                <w:b w:val="false"/>
-                <w:u w:val="none"/>
-                <w:strike w:val="false"/>
-                <w:sz w:val="18"/>
-                <w:szCs w:val="18"/>
-                <w:color w:val="000000"/>
-              </w:rPr>
-              <w:t xml:space="preserve">0.048</w:t>
-            </w:r>
-          </w:p>
-        </w:tc>
-      </w:tr>
-      <w:tr>
-        <w:trPr>
-          <w:trHeight w:val="560" w:hRule="auto"/>
-        </w:trPr>
-        <w:tc>
-          <w:tcPr>
-            <w:tcBorders>
-              <w:bottom w:val="none" w:sz="0" w:space="0" w:color="000000"/>
-              <w:top w:val="none" w:sz="0" w:space="0" w:color="000000"/>
-              <w:left w:val="none" w:sz="0" w:space="0" w:color="000000"/>
-              <w:right w:val="none" w:sz="0" w:space="0" w:color="000000"/>
-            </w:tcBorders>
-            <w:shd w:val="clear" w:color="auto" w:fill="FFFFFF"/>
-            <w:tcMar>
-              <w:top w:w="0" w:type="dxa"/>
-              <w:bottom w:w="0" w:type="dxa"/>
-              <w:left w:w="0" w:type="dxa"/>
-              <w:right w:w="0" w:type="dxa"/>
-            </w:tcMar>
-            <w:vAlign w:val="top"/>
-          </w:tcPr>
-          <w:p>
-            <w:pPr>
-              <w:pStyle w:val="Normal"/>
-              <w:jc w:val="left"/>
-              <w:pBdr>
-                <w:bottom w:val="none" w:sz="0" w:space="0" w:color="000000"/>
-                <w:top w:val="none" w:sz="0" w:space="0" w:color="000000"/>
-                <w:left w:val="none" w:sz="0" w:space="0" w:color="000000"/>
-                <w:right w:val="none" w:sz="0" w:space="0" w:color="000000"/>
-              </w:pBdr>
-              <w:spacing w:after="100" w:before="100" w:line="240"/>
-              <w:ind w:left="300" w:right="100" w:firstLine="0" w:firstLineChars="0"/>
-              <w:rPr>
-                <w:rFonts w:ascii="Times New Roman" w:hAnsi="Times New Roman" w:eastAsia="Times New Roman" w:cs="Times New Roman"/>
-                <w:i w:val="false"/>
-                <w:b w:val="false"/>
-                <w:u w:val="none"/>
-                <w:strike w:val="false"/>
-                <w:sz w:val="18"/>
-                <w:szCs w:val="18"/>
-                <w:color w:val="000000"/>
-              </w:rPr>
-            </w:pPr>
-            <w:r>
-              <w:rPr>
-                <w:rFonts w:ascii="Times New Roman" w:hAnsi="Times New Roman" w:eastAsia="Times New Roman" w:cs="Times New Roman"/>
-                <w:i w:val="false"/>
-                <w:b w:val="false"/>
-                <w:u w:val="none"/>
-                <w:strike w:val="false"/>
-                <w:sz w:val="18"/>
-                <w:szCs w:val="18"/>
-                <w:color w:val="000000"/>
-              </w:rPr>
-              <w:t xml:space="preserve">No</w:t>
-            </w:r>
-          </w:p>
-        </w:tc>
-        <w:tc>
-          <w:tcPr>
-            <w:tcBorders>
-              <w:bottom w:val="none" w:sz="0" w:space="0" w:color="000000"/>
-              <w:top w:val="none" w:sz="0" w:space="0" w:color="000000"/>
-              <w:left w:val="none" w:sz="0" w:space="0" w:color="000000"/>
-              <w:right w:val="none" w:sz="0" w:space="0" w:color="000000"/>
-            </w:tcBorders>
-            <w:shd w:val="clear" w:color="auto" w:fill="FFFFFF"/>
-            <w:tcMar>
-              <w:top w:w="0" w:type="dxa"/>
-              <w:bottom w:w="0" w:type="dxa"/>
-              <w:left w:w="0" w:type="dxa"/>
-              <w:right w:w="0" w:type="dxa"/>
-            </w:tcMar>
-            <w:vAlign w:val="top"/>
-          </w:tcPr>
-          <w:p>
-            <w:pPr>
-              <w:pStyle w:val="Normal"/>
-              <w:jc w:val="center"/>
-              <w:pBdr>
-                <w:bottom w:val="none" w:sz="0" w:space="0" w:color="000000"/>
-                <w:top w:val="none" w:sz="0" w:space="0" w:color="000000"/>
-                <w:left w:val="none" w:sz="0" w:space="0" w:color="000000"/>
-                <w:right w:val="none" w:sz="0" w:space="0" w:color="000000"/>
-              </w:pBdr>
-              <w:spacing w:after="100" w:before="100" w:line="240"/>
-              <w:ind w:left="100" w:right="100" w:firstLine="0" w:firstLineChars="0"/>
-              <w:rPr>
-                <w:rFonts w:ascii="Times New Roman" w:hAnsi="Times New Roman" w:eastAsia="Times New Roman" w:cs="Times New Roman"/>
-                <w:i w:val="false"/>
-                <w:b w:val="false"/>
-                <w:u w:val="none"/>
-                <w:strike w:val="false"/>
-                <w:sz w:val="18"/>
-                <w:szCs w:val="18"/>
-                <w:color w:val="000000"/>
-              </w:rPr>
-            </w:pPr>
-            <w:r>
-              <w:rPr>
-                <w:rFonts w:ascii="Times New Roman" w:hAnsi="Times New Roman" w:eastAsia="Times New Roman" w:cs="Times New Roman"/>
-                <w:i w:val="false"/>
-                <w:b w:val="false"/>
-                <w:u w:val="none"/>
-                <w:strike w:val="false"/>
-                <w:sz w:val="18"/>
-                <w:szCs w:val="18"/>
-                <w:color w:val="000000"/>
-              </w:rPr>
-              <w:t xml:space="preserve">126 (90.0%)</w:t>
-            </w:r>
-          </w:p>
-        </w:tc>
-        <w:tc>
-          <w:tcPr>
-            <w:tcBorders>
-              <w:bottom w:val="none" w:sz="0" w:space="0" w:color="000000"/>
-              <w:top w:val="none" w:sz="0" w:space="0" w:color="000000"/>
-              <w:left w:val="none" w:sz="0" w:space="0" w:color="000000"/>
-              <w:right w:val="none" w:sz="0" w:space="0" w:color="000000"/>
-            </w:tcBorders>
-            <w:shd w:val="clear" w:color="auto" w:fill="FFFFFF"/>
-            <w:tcMar>
-              <w:top w:w="0" w:type="dxa"/>
-              <w:bottom w:w="0" w:type="dxa"/>
-              <w:left w:w="0" w:type="dxa"/>
-              <w:right w:w="0" w:type="dxa"/>
-            </w:tcMar>
-            <w:vAlign w:val="top"/>
-          </w:tcPr>
-          <w:p>
-            <w:pPr>
-              <w:pStyle w:val="Normal"/>
-              <w:jc w:val="center"/>
-              <w:pBdr>
-                <w:bottom w:val="none" w:sz="0" w:space="0" w:color="000000"/>
-                <w:top w:val="none" w:sz="0" w:space="0" w:color="000000"/>
-                <w:left w:val="none" w:sz="0" w:space="0" w:color="000000"/>
-                <w:right w:val="none" w:sz="0" w:space="0" w:color="000000"/>
-              </w:pBdr>
-              <w:spacing w:after="100" w:before="100" w:line="240"/>
-              <w:ind w:left="100" w:right="100" w:firstLine="0" w:firstLineChars="0"/>
-              <w:rPr>
-                <w:rFonts w:ascii="Times New Roman" w:hAnsi="Times New Roman" w:eastAsia="Times New Roman" w:cs="Times New Roman"/>
-                <w:i w:val="false"/>
-                <w:b w:val="false"/>
-                <w:u w:val="none"/>
-                <w:strike w:val="false"/>
-                <w:sz w:val="18"/>
-                <w:szCs w:val="18"/>
-                <w:color w:val="000000"/>
-              </w:rPr>
-            </w:pPr>
-            <w:r>
-              <w:rPr>
-                <w:rFonts w:ascii="Times New Roman" w:hAnsi="Times New Roman" w:eastAsia="Times New Roman" w:cs="Times New Roman"/>
-                <w:i w:val="false"/>
-                <w:b w:val="false"/>
-                <w:u w:val="none"/>
-                <w:strike w:val="false"/>
-                <w:sz w:val="18"/>
-                <w:szCs w:val="18"/>
-                <w:color w:val="000000"/>
-              </w:rPr>
-              <w:t xml:space="preserve">71 (94.7%)</w:t>
-            </w:r>
-          </w:p>
-        </w:tc>
-        <w:tc>
-          <w:tcPr>
-            <w:tcBorders>
-              <w:bottom w:val="none" w:sz="0" w:space="0" w:color="000000"/>
-              <w:top w:val="none" w:sz="0" w:space="0" w:color="000000"/>
-              <w:left w:val="none" w:sz="0" w:space="0" w:color="000000"/>
-              <w:right w:val="none" w:sz="0" w:space="0" w:color="000000"/>
-            </w:tcBorders>
-            <w:shd w:val="clear" w:color="auto" w:fill="FFFFFF"/>
-            <w:tcMar>
-              <w:top w:w="0" w:type="dxa"/>
-              <w:bottom w:w="0" w:type="dxa"/>
-              <w:left w:w="0" w:type="dxa"/>
-              <w:right w:w="0" w:type="dxa"/>
-            </w:tcMar>
-            <w:vAlign w:val="top"/>
-          </w:tcPr>
-          <w:p>
-            <w:pPr>
-              <w:pStyle w:val="Normal"/>
-              <w:jc w:val="center"/>
-              <w:pBdr>
-                <w:bottom w:val="none" w:sz="0" w:space="0" w:color="000000"/>
-                <w:top w:val="none" w:sz="0" w:space="0" w:color="000000"/>
-                <w:left w:val="none" w:sz="0" w:space="0" w:color="000000"/>
-                <w:right w:val="none" w:sz="0" w:space="0" w:color="000000"/>
-              </w:pBdr>
-              <w:spacing w:after="100" w:before="100" w:line="240"/>
-              <w:ind w:left="100" w:right="100" w:firstLine="0" w:firstLineChars="0"/>
-              <w:rPr>
-                <w:rFonts w:ascii="Times New Roman" w:hAnsi="Times New Roman" w:eastAsia="Times New Roman" w:cs="Times New Roman"/>
-                <w:i w:val="false"/>
-                <w:b w:val="false"/>
-                <w:u w:val="none"/>
-                <w:strike w:val="false"/>
-                <w:sz w:val="18"/>
-                <w:szCs w:val="18"/>
-                <w:color w:val="000000"/>
-              </w:rPr>
-            </w:pPr>
-            <w:r>
-              <w:rPr>
-                <w:rFonts w:ascii="Times New Roman" w:hAnsi="Times New Roman" w:eastAsia="Times New Roman" w:cs="Times New Roman"/>
-                <w:i w:val="false"/>
-                <w:b w:val="false"/>
-                <w:u w:val="none"/>
-                <w:strike w:val="false"/>
-                <w:sz w:val="18"/>
-                <w:szCs w:val="18"/>
-                <w:color w:val="000000"/>
-              </w:rPr>
-              <w:t xml:space="preserve">55 (84.6%)</w:t>
-            </w:r>
-          </w:p>
-        </w:tc>
-        <w:tc>
-          <w:tcPr>
-            <w:tcBorders>
-              <w:bottom w:val="none" w:sz="0" w:space="0" w:color="000000"/>
-              <w:top w:val="none" w:sz="0" w:space="0" w:color="000000"/>
-              <w:left w:val="none" w:sz="0" w:space="0" w:color="000000"/>
-              <w:right w:val="none" w:sz="0" w:space="0" w:color="000000"/>
-            </w:tcBorders>
-            <w:shd w:val="clear" w:color="auto" w:fill="FFFFFF"/>
-            <w:tcMar>
-              <w:top w:w="0" w:type="dxa"/>
-              <w:bottom w:w="0" w:type="dxa"/>
-              <w:left w:w="0" w:type="dxa"/>
-              <w:right w:w="0" w:type="dxa"/>
-            </w:tcMar>
-            <w:vAlign w:val="top"/>
-          </w:tcPr>
-          <w:p>
-            <w:pPr>
-              <w:pStyle w:val="Normal"/>
-              <w:jc w:val="center"/>
-              <w:pBdr>
-                <w:bottom w:val="none" w:sz="0" w:space="0" w:color="000000"/>
-                <w:top w:val="none" w:sz="0" w:space="0" w:color="000000"/>
-                <w:left w:val="none" w:sz="0" w:space="0" w:color="000000"/>
-                <w:right w:val="none" w:sz="0" w:space="0" w:color="000000"/>
-              </w:pBdr>
-              <w:spacing w:after="100" w:before="100" w:line="240"/>
-              <w:ind w:left="100" w:right="100" w:firstLine="0" w:firstLineChars="0"/>
-              <w:rPr>
-                <w:rFonts w:ascii="Times New Roman" w:hAnsi="Times New Roman" w:eastAsia="Times New Roman" w:cs="Times New Roman"/>
-                <w:i w:val="false"/>
-                <w:b w:val="false"/>
-                <w:u w:val="none"/>
-                <w:strike w:val="false"/>
-                <w:sz w:val="18"/>
-                <w:szCs w:val="18"/>
-                <w:color w:val="000000"/>
-              </w:rPr>
-            </w:pPr>
-            <w:r>
-              <w:rPr>
-                <w:rFonts w:ascii="Times New Roman" w:hAnsi="Times New Roman" w:eastAsia="Times New Roman" w:cs="Times New Roman"/>
-                <w:i w:val="false"/>
-                <w:b w:val="false"/>
-                <w:u w:val="none"/>
-                <w:strike w:val="false"/>
-                <w:sz w:val="18"/>
-                <w:szCs w:val="18"/>
-                <w:color w:val="000000"/>
-              </w:rPr>
-              <w:t xml:space="preserve"/>
-            </w:r>
-          </w:p>
-        </w:tc>
-      </w:tr>
-      <w:tr>
-        <w:trPr>
-          <w:trHeight w:val="560" w:hRule="auto"/>
-        </w:trPr>
-        <w:tc>
-          <w:tcPr>
-            <w:tcBorders>
-              <w:bottom w:val="none" w:sz="0" w:space="0" w:color="000000"/>
-              <w:top w:val="none" w:sz="0" w:space="0" w:color="000000"/>
-              <w:left w:val="none" w:sz="0" w:space="0" w:color="000000"/>
-              <w:right w:val="none" w:sz="0" w:space="0" w:color="000000"/>
-            </w:tcBorders>
-            <w:shd w:val="clear" w:color="auto" w:fill="FFFFFF"/>
-            <w:tcMar>
-              <w:top w:w="0" w:type="dxa"/>
-              <w:bottom w:w="0" w:type="dxa"/>
-              <w:left w:w="0" w:type="dxa"/>
-              <w:right w:w="0" w:type="dxa"/>
-            </w:tcMar>
-            <w:vAlign w:val="top"/>
-          </w:tcPr>
-          <w:p>
-            <w:pPr>
-              <w:pStyle w:val="Normal"/>
-              <w:jc w:val="left"/>
-              <w:pBdr>
-                <w:bottom w:val="none" w:sz="0" w:space="0" w:color="000000"/>
-                <w:top w:val="none" w:sz="0" w:space="0" w:color="000000"/>
-                <w:left w:val="none" w:sz="0" w:space="0" w:color="000000"/>
-                <w:right w:val="none" w:sz="0" w:space="0" w:color="000000"/>
-              </w:pBdr>
-              <w:spacing w:after="100" w:before="100" w:line="240"/>
-              <w:ind w:left="300" w:right="100" w:firstLine="0" w:firstLineChars="0"/>
-              <w:rPr>
-                <w:rFonts w:ascii="Times New Roman" w:hAnsi="Times New Roman" w:eastAsia="Times New Roman" w:cs="Times New Roman"/>
-                <w:i w:val="false"/>
-                <w:b w:val="false"/>
-                <w:u w:val="none"/>
-                <w:strike w:val="false"/>
-                <w:sz w:val="18"/>
-                <w:szCs w:val="18"/>
-                <w:color w:val="000000"/>
-              </w:rPr>
-            </w:pPr>
-            <w:r>
-              <w:rPr>
-                <w:rFonts w:ascii="Times New Roman" w:hAnsi="Times New Roman" w:eastAsia="Times New Roman" w:cs="Times New Roman"/>
-                <w:i w:val="false"/>
-                <w:b w:val="false"/>
-                <w:u w:val="none"/>
-                <w:strike w:val="false"/>
-                <w:sz w:val="18"/>
-                <w:szCs w:val="18"/>
-                <w:color w:val="000000"/>
-              </w:rPr>
-              <w:t xml:space="preserve">Yes</w:t>
-            </w:r>
-          </w:p>
-        </w:tc>
-        <w:tc>
-          <w:tcPr>
-            <w:tcBorders>
-              <w:bottom w:val="none" w:sz="0" w:space="0" w:color="000000"/>
-              <w:top w:val="none" w:sz="0" w:space="0" w:color="000000"/>
-              <w:left w:val="none" w:sz="0" w:space="0" w:color="000000"/>
-              <w:right w:val="none" w:sz="0" w:space="0" w:color="000000"/>
-            </w:tcBorders>
-            <w:shd w:val="clear" w:color="auto" w:fill="FFFFFF"/>
-            <w:tcMar>
-              <w:top w:w="0" w:type="dxa"/>
-              <w:bottom w:w="0" w:type="dxa"/>
-              <w:left w:w="0" w:type="dxa"/>
-              <w:right w:w="0" w:type="dxa"/>
-            </w:tcMar>
-            <w:vAlign w:val="top"/>
-          </w:tcPr>
-          <w:p>
-            <w:pPr>
-              <w:pStyle w:val="Normal"/>
-              <w:jc w:val="center"/>
-              <w:pBdr>
-                <w:bottom w:val="none" w:sz="0" w:space="0" w:color="000000"/>
-                <w:top w:val="none" w:sz="0" w:space="0" w:color="000000"/>
-                <w:left w:val="none" w:sz="0" w:space="0" w:color="000000"/>
-                <w:right w:val="none" w:sz="0" w:space="0" w:color="000000"/>
-              </w:pBdr>
-              <w:spacing w:after="100" w:before="100" w:line="240"/>
-              <w:ind w:left="100" w:right="100" w:firstLine="0" w:firstLineChars="0"/>
-              <w:rPr>
-                <w:rFonts w:ascii="Times New Roman" w:hAnsi="Times New Roman" w:eastAsia="Times New Roman" w:cs="Times New Roman"/>
-                <w:i w:val="false"/>
-                <w:b w:val="false"/>
-                <w:u w:val="none"/>
-                <w:strike w:val="false"/>
-                <w:sz w:val="18"/>
-                <w:szCs w:val="18"/>
-                <w:color w:val="000000"/>
-              </w:rPr>
-            </w:pPr>
-            <w:r>
-              <w:rPr>
-                <w:rFonts w:ascii="Times New Roman" w:hAnsi="Times New Roman" w:eastAsia="Times New Roman" w:cs="Times New Roman"/>
-                <w:i w:val="false"/>
-                <w:b w:val="false"/>
-                <w:u w:val="none"/>
-                <w:strike w:val="false"/>
-                <w:sz w:val="18"/>
-                <w:szCs w:val="18"/>
-                <w:color w:val="000000"/>
-              </w:rPr>
-              <w:t xml:space="preserve">14 (10.0%)</w:t>
-            </w:r>
-          </w:p>
-        </w:tc>
-        <w:tc>
-          <w:tcPr>
-            <w:tcBorders>
-              <w:bottom w:val="none" w:sz="0" w:space="0" w:color="000000"/>
-              <w:top w:val="none" w:sz="0" w:space="0" w:color="000000"/>
-              <w:left w:val="none" w:sz="0" w:space="0" w:color="000000"/>
-              <w:right w:val="none" w:sz="0" w:space="0" w:color="000000"/>
-            </w:tcBorders>
-            <w:shd w:val="clear" w:color="auto" w:fill="FFFFFF"/>
-            <w:tcMar>
-              <w:top w:w="0" w:type="dxa"/>
-              <w:bottom w:w="0" w:type="dxa"/>
-              <w:left w:w="0" w:type="dxa"/>
-              <w:right w:w="0" w:type="dxa"/>
-            </w:tcMar>
-            <w:vAlign w:val="top"/>
-          </w:tcPr>
-          <w:p>
-            <w:pPr>
-              <w:pStyle w:val="Normal"/>
-              <w:jc w:val="center"/>
-              <w:pBdr>
-                <w:bottom w:val="none" w:sz="0" w:space="0" w:color="000000"/>
-                <w:top w:val="none" w:sz="0" w:space="0" w:color="000000"/>
-                <w:left w:val="none" w:sz="0" w:space="0" w:color="000000"/>
-                <w:right w:val="none" w:sz="0" w:space="0" w:color="000000"/>
-              </w:pBdr>
-              <w:spacing w:after="100" w:before="100" w:line="240"/>
-              <w:ind w:left="100" w:right="100" w:firstLine="0" w:firstLineChars="0"/>
-              <w:rPr>
-                <w:rFonts w:ascii="Times New Roman" w:hAnsi="Times New Roman" w:eastAsia="Times New Roman" w:cs="Times New Roman"/>
-                <w:i w:val="false"/>
-                <w:b w:val="false"/>
-                <w:u w:val="none"/>
-                <w:strike w:val="false"/>
-                <w:sz w:val="18"/>
-                <w:szCs w:val="18"/>
-                <w:color w:val="000000"/>
-              </w:rPr>
-            </w:pPr>
-            <w:r>
-              <w:rPr>
-                <w:rFonts w:ascii="Times New Roman" w:hAnsi="Times New Roman" w:eastAsia="Times New Roman" w:cs="Times New Roman"/>
-                <w:i w:val="false"/>
-                <w:b w:val="false"/>
-                <w:u w:val="none"/>
-                <w:strike w:val="false"/>
-                <w:sz w:val="18"/>
-                <w:szCs w:val="18"/>
-                <w:color w:val="000000"/>
-              </w:rPr>
-              <w:t xml:space="preserve">4 (5.3%)</w:t>
-            </w:r>
-          </w:p>
-        </w:tc>
-        <w:tc>
-          <w:tcPr>
-            <w:tcBorders>
-              <w:bottom w:val="none" w:sz="0" w:space="0" w:color="000000"/>
-              <w:top w:val="none" w:sz="0" w:space="0" w:color="000000"/>
-              <w:left w:val="none" w:sz="0" w:space="0" w:color="000000"/>
-              <w:right w:val="none" w:sz="0" w:space="0" w:color="000000"/>
-            </w:tcBorders>
-            <w:shd w:val="clear" w:color="auto" w:fill="FFFFFF"/>
-            <w:tcMar>
-              <w:top w:w="0" w:type="dxa"/>
-              <w:bottom w:w="0" w:type="dxa"/>
-              <w:left w:w="0" w:type="dxa"/>
-              <w:right w:w="0" w:type="dxa"/>
-            </w:tcMar>
-            <w:vAlign w:val="top"/>
-          </w:tcPr>
-          <w:p>
-            <w:pPr>
-              <w:pStyle w:val="Normal"/>
-              <w:jc w:val="center"/>
-              <w:pBdr>
-                <w:bottom w:val="none" w:sz="0" w:space="0" w:color="000000"/>
-                <w:top w:val="none" w:sz="0" w:space="0" w:color="000000"/>
-                <w:left w:val="none" w:sz="0" w:space="0" w:color="000000"/>
-                <w:right w:val="none" w:sz="0" w:space="0" w:color="000000"/>
-              </w:pBdr>
-              <w:spacing w:after="100" w:before="100" w:line="240"/>
-              <w:ind w:left="100" w:right="100" w:firstLine="0" w:firstLineChars="0"/>
-              <w:rPr>
-                <w:rFonts w:ascii="Times New Roman" w:hAnsi="Times New Roman" w:eastAsia="Times New Roman" w:cs="Times New Roman"/>
-                <w:i w:val="false"/>
-                <w:b w:val="false"/>
-                <w:u w:val="none"/>
-                <w:strike w:val="false"/>
-                <w:sz w:val="18"/>
-                <w:szCs w:val="18"/>
-                <w:color w:val="000000"/>
-              </w:rPr>
-            </w:pPr>
-            <w:r>
-              <w:rPr>
-                <w:rFonts w:ascii="Times New Roman" w:hAnsi="Times New Roman" w:eastAsia="Times New Roman" w:cs="Times New Roman"/>
-                <w:i w:val="false"/>
-                <w:b w:val="false"/>
-                <w:u w:val="none"/>
-                <w:strike w:val="false"/>
-                <w:sz w:val="18"/>
-                <w:szCs w:val="18"/>
-                <w:color w:val="000000"/>
-              </w:rPr>
-              <w:t xml:space="preserve">10 (15.4%)</w:t>
-            </w:r>
-          </w:p>
-        </w:tc>
-        <w:tc>
-          <w:tcPr>
-            <w:tcBorders>
-              <w:bottom w:val="none" w:sz="0" w:space="0" w:color="000000"/>
-              <w:top w:val="none" w:sz="0" w:space="0" w:color="000000"/>
-              <w:left w:val="none" w:sz="0" w:space="0" w:color="000000"/>
-              <w:right w:val="none" w:sz="0" w:space="0" w:color="000000"/>
-            </w:tcBorders>
-            <w:shd w:val="clear" w:color="auto" w:fill="FFFFFF"/>
-            <w:tcMar>
-              <w:top w:w="0" w:type="dxa"/>
-              <w:bottom w:w="0" w:type="dxa"/>
-              <w:left w:w="0" w:type="dxa"/>
-              <w:right w:w="0" w:type="dxa"/>
-            </w:tcMar>
-            <w:vAlign w:val="top"/>
-          </w:tcPr>
-          <w:p>
-            <w:pPr>
-              <w:pStyle w:val="Normal"/>
-              <w:jc w:val="center"/>
-              <w:pBdr>
-                <w:bottom w:val="none" w:sz="0" w:space="0" w:color="000000"/>
-                <w:top w:val="none" w:sz="0" w:space="0" w:color="000000"/>
-                <w:left w:val="none" w:sz="0" w:space="0" w:color="000000"/>
-                <w:right w:val="none" w:sz="0" w:space="0" w:color="000000"/>
-              </w:pBdr>
-              <w:spacing w:after="100" w:before="100" w:line="240"/>
-              <w:ind w:left="100" w:right="100" w:firstLine="0" w:firstLineChars="0"/>
-              <w:rPr>
-                <w:rFonts w:ascii="Times New Roman" w:hAnsi="Times New Roman" w:eastAsia="Times New Roman" w:cs="Times New Roman"/>
-                <w:i w:val="false"/>
-                <w:b w:val="false"/>
-                <w:u w:val="none"/>
-                <w:strike w:val="false"/>
-                <w:sz w:val="18"/>
-                <w:szCs w:val="18"/>
-                <w:color w:val="000000"/>
-              </w:rPr>
-            </w:pPr>
-            <w:r>
-              <w:rPr>
-                <w:rFonts w:ascii="Times New Roman" w:hAnsi="Times New Roman" w:eastAsia="Times New Roman" w:cs="Times New Roman"/>
-                <w:i w:val="false"/>
-                <w:b w:val="false"/>
-                <w:u w:val="none"/>
-                <w:strike w:val="false"/>
-                <w:sz w:val="18"/>
-                <w:szCs w:val="18"/>
-                <w:color w:val="000000"/>
-              </w:rPr>
-              <w:t xml:space="preserve"/>
-            </w:r>
-          </w:p>
-        </w:tc>
-      </w:tr>
-      <w:tr>
-        <w:trPr>
-          <w:trHeight w:val="560" w:hRule="auto"/>
-        </w:trPr>
-        <w:tc>
-          <w:tcPr>
-            <w:tcBorders>
-              <w:bottom w:val="none" w:sz="0" w:space="0" w:color="000000"/>
-              <w:top w:val="none" w:sz="0" w:space="0" w:color="000000"/>
-              <w:left w:val="none" w:sz="0" w:space="0" w:color="000000"/>
-              <w:right w:val="none" w:sz="0" w:space="0" w:color="000000"/>
-            </w:tcBorders>
-            <w:shd w:val="clear" w:color="auto" w:fill="FFFFFF"/>
-            <w:tcMar>
-              <w:top w:w="0" w:type="dxa"/>
-              <w:bottom w:w="0" w:type="dxa"/>
-              <w:left w:w="0" w:type="dxa"/>
-              <w:right w:w="0" w:type="dxa"/>
-            </w:tcMar>
-            <w:vAlign w:val="top"/>
-          </w:tcPr>
-          <w:p>
-            <w:pPr>
-              <w:pStyle w:val="Normal"/>
-              <w:jc w:val="left"/>
-              <w:pBdr>
-                <w:bottom w:val="none" w:sz="0" w:space="0" w:color="000000"/>
-                <w:top w:val="none" w:sz="0" w:space="0" w:color="000000"/>
-                <w:left w:val="none" w:sz="0" w:space="0" w:color="000000"/>
-                <w:right w:val="none" w:sz="0" w:space="0" w:color="000000"/>
-              </w:pBdr>
-              <w:spacing w:after="100" w:before="100" w:line="240"/>
-              <w:ind w:left="300" w:right="100" w:firstLine="0" w:firstLineChars="0"/>
-              <w:rPr>
-                <w:rFonts w:ascii="Times New Roman" w:hAnsi="Times New Roman" w:eastAsia="Times New Roman" w:cs="Times New Roman"/>
-                <w:i w:val="false"/>
-                <w:b w:val="false"/>
-                <w:u w:val="none"/>
-                <w:strike w:val="false"/>
-                <w:sz w:val="18"/>
-                <w:szCs w:val="18"/>
-                <w:color w:val="000000"/>
-              </w:rPr>
-            </w:pPr>
-            <w:r>
-              <w:rPr>
-                <w:rFonts w:ascii="Times New Roman" w:hAnsi="Times New Roman" w:eastAsia="Times New Roman" w:cs="Times New Roman"/>
-                <w:i w:val="false"/>
-                <w:b w:val="false"/>
-                <w:u w:val="none"/>
-                <w:strike w:val="false"/>
-                <w:sz w:val="18"/>
-                <w:szCs w:val="18"/>
-                <w:color w:val="000000"/>
-              </w:rPr>
-              <w:t xml:space="preserve">Missing</w:t>
-            </w:r>
-          </w:p>
-        </w:tc>
-        <w:tc>
-          <w:tcPr>
-            <w:tcBorders>
-              <w:bottom w:val="none" w:sz="0" w:space="0" w:color="000000"/>
-              <w:top w:val="none" w:sz="0" w:space="0" w:color="000000"/>
-              <w:left w:val="none" w:sz="0" w:space="0" w:color="000000"/>
-              <w:right w:val="none" w:sz="0" w:space="0" w:color="000000"/>
-            </w:tcBorders>
-            <w:shd w:val="clear" w:color="auto" w:fill="FFFFFF"/>
-            <w:tcMar>
-              <w:top w:w="0" w:type="dxa"/>
-              <w:bottom w:w="0" w:type="dxa"/>
-              <w:left w:w="0" w:type="dxa"/>
-              <w:right w:w="0" w:type="dxa"/>
-            </w:tcMar>
-            <w:vAlign w:val="top"/>
-          </w:tcPr>
-          <w:p>
-            <w:pPr>
-              <w:pStyle w:val="Normal"/>
-              <w:jc w:val="center"/>
-              <w:pBdr>
-                <w:bottom w:val="none" w:sz="0" w:space="0" w:color="000000"/>
-                <w:top w:val="none" w:sz="0" w:space="0" w:color="000000"/>
-                <w:left w:val="none" w:sz="0" w:space="0" w:color="000000"/>
-                <w:right w:val="none" w:sz="0" w:space="0" w:color="000000"/>
-              </w:pBdr>
-              <w:spacing w:after="100" w:before="100" w:line="240"/>
-              <w:ind w:left="100" w:right="100" w:firstLine="0" w:firstLineChars="0"/>
-              <w:rPr>
-                <w:rFonts w:ascii="Times New Roman" w:hAnsi="Times New Roman" w:eastAsia="Times New Roman" w:cs="Times New Roman"/>
-                <w:i w:val="false"/>
-                <w:b w:val="false"/>
-                <w:u w:val="none"/>
-                <w:strike w:val="false"/>
-                <w:sz w:val="18"/>
-                <w:szCs w:val="18"/>
-                <w:color w:val="000000"/>
-              </w:rPr>
-            </w:pPr>
-            <w:r>
-              <w:rPr>
-                <w:rFonts w:ascii="Times New Roman" w:hAnsi="Times New Roman" w:eastAsia="Times New Roman" w:cs="Times New Roman"/>
-                <w:i w:val="false"/>
-                <w:b w:val="false"/>
-                <w:u w:val="none"/>
-                <w:strike w:val="false"/>
-                <w:sz w:val="18"/>
-                <w:szCs w:val="18"/>
-                <w:color w:val="000000"/>
-              </w:rPr>
-              <w:t xml:space="preserve">16</w:t>
-            </w:r>
-          </w:p>
-        </w:tc>
-        <w:tc>
-          <w:tcPr>
-            <w:tcBorders>
-              <w:bottom w:val="none" w:sz="0" w:space="0" w:color="000000"/>
-              <w:top w:val="none" w:sz="0" w:space="0" w:color="000000"/>
-              <w:left w:val="none" w:sz="0" w:space="0" w:color="000000"/>
-              <w:right w:val="none" w:sz="0" w:space="0" w:color="000000"/>
-            </w:tcBorders>
-            <w:shd w:val="clear" w:color="auto" w:fill="FFFFFF"/>
-            <w:tcMar>
-              <w:top w:w="0" w:type="dxa"/>
-              <w:bottom w:w="0" w:type="dxa"/>
-              <w:left w:w="0" w:type="dxa"/>
-              <w:right w:w="0" w:type="dxa"/>
-            </w:tcMar>
-            <w:vAlign w:val="top"/>
-          </w:tcPr>
-          <w:p>
-            <w:pPr>
-              <w:pStyle w:val="Normal"/>
-              <w:jc w:val="center"/>
-              <w:pBdr>
-                <w:bottom w:val="none" w:sz="0" w:space="0" w:color="000000"/>
-                <w:top w:val="none" w:sz="0" w:space="0" w:color="000000"/>
-                <w:left w:val="none" w:sz="0" w:space="0" w:color="000000"/>
-                <w:right w:val="none" w:sz="0" w:space="0" w:color="000000"/>
-              </w:pBdr>
-              <w:spacing w:after="100" w:before="100" w:line="240"/>
-              <w:ind w:left="100" w:right="100" w:firstLine="0" w:firstLineChars="0"/>
-              <w:rPr>
-                <w:rFonts w:ascii="Times New Roman" w:hAnsi="Times New Roman" w:eastAsia="Times New Roman" w:cs="Times New Roman"/>
-                <w:i w:val="false"/>
-                <w:b w:val="false"/>
-                <w:u w:val="none"/>
-                <w:strike w:val="false"/>
-                <w:sz w:val="18"/>
-                <w:szCs w:val="18"/>
-                <w:color w:val="000000"/>
-              </w:rPr>
-            </w:pPr>
-            <w:r>
-              <w:rPr>
-                <w:rFonts w:ascii="Times New Roman" w:hAnsi="Times New Roman" w:eastAsia="Times New Roman" w:cs="Times New Roman"/>
-                <w:i w:val="false"/>
-                <w:b w:val="false"/>
-                <w:u w:val="none"/>
-                <w:strike w:val="false"/>
-                <w:sz w:val="18"/>
-                <w:szCs w:val="18"/>
-                <w:color w:val="000000"/>
-              </w:rPr>
-              <w:t xml:space="preserve">2</w:t>
-            </w:r>
-          </w:p>
-        </w:tc>
-        <w:tc>
-          <w:tcPr>
-            <w:tcBorders>
-              <w:bottom w:val="none" w:sz="0" w:space="0" w:color="000000"/>
-              <w:top w:val="none" w:sz="0" w:space="0" w:color="000000"/>
-              <w:left w:val="none" w:sz="0" w:space="0" w:color="000000"/>
-              <w:right w:val="none" w:sz="0" w:space="0" w:color="000000"/>
-            </w:tcBorders>
-            <w:shd w:val="clear" w:color="auto" w:fill="FFFFFF"/>
-            <w:tcMar>
-              <w:top w:w="0" w:type="dxa"/>
-              <w:bottom w:w="0" w:type="dxa"/>
-              <w:left w:w="0" w:type="dxa"/>
-              <w:right w:w="0" w:type="dxa"/>
-            </w:tcMar>
-            <w:vAlign w:val="top"/>
-          </w:tcPr>
-          <w:p>
-            <w:pPr>
-              <w:pStyle w:val="Normal"/>
-              <w:jc w:val="center"/>
-              <w:pBdr>
-                <w:bottom w:val="none" w:sz="0" w:space="0" w:color="000000"/>
-                <w:top w:val="none" w:sz="0" w:space="0" w:color="000000"/>
-                <w:left w:val="none" w:sz="0" w:space="0" w:color="000000"/>
-                <w:right w:val="none" w:sz="0" w:space="0" w:color="000000"/>
-              </w:pBdr>
-              <w:spacing w:after="100" w:before="100" w:line="240"/>
-              <w:ind w:left="100" w:right="100" w:firstLine="0" w:firstLineChars="0"/>
-              <w:rPr>
-                <w:rFonts w:ascii="Times New Roman" w:hAnsi="Times New Roman" w:eastAsia="Times New Roman" w:cs="Times New Roman"/>
-                <w:i w:val="false"/>
-                <w:b w:val="false"/>
-                <w:u w:val="none"/>
-                <w:strike w:val="false"/>
-                <w:sz w:val="18"/>
-                <w:szCs w:val="18"/>
-                <w:color w:val="000000"/>
-              </w:rPr>
-            </w:pPr>
-            <w:r>
-              <w:rPr>
-                <w:rFonts w:ascii="Times New Roman" w:hAnsi="Times New Roman" w:eastAsia="Times New Roman" w:cs="Times New Roman"/>
-                <w:i w:val="false"/>
-                <w:b w:val="false"/>
-                <w:u w:val="none"/>
-                <w:strike w:val="false"/>
-                <w:sz w:val="18"/>
-                <w:szCs w:val="18"/>
-                <w:color w:val="000000"/>
-              </w:rPr>
-              <w:t xml:space="preserve">14</w:t>
-            </w:r>
-          </w:p>
-        </w:tc>
-        <w:tc>
-          <w:tcPr>
-            <w:tcBorders>
-              <w:bottom w:val="none" w:sz="0" w:space="0" w:color="000000"/>
-              <w:top w:val="none" w:sz="0" w:space="0" w:color="000000"/>
-              <w:left w:val="none" w:sz="0" w:space="0" w:color="000000"/>
-              <w:right w:val="none" w:sz="0" w:space="0" w:color="000000"/>
-            </w:tcBorders>
-            <w:shd w:val="clear" w:color="auto" w:fill="FFFFFF"/>
-            <w:tcMar>
-              <w:top w:w="0" w:type="dxa"/>
-              <w:bottom w:w="0" w:type="dxa"/>
-              <w:left w:w="0" w:type="dxa"/>
-              <w:right w:w="0" w:type="dxa"/>
-            </w:tcMar>
-            <w:vAlign w:val="top"/>
-          </w:tcPr>
-          <w:p>
-            <w:pPr>
-              <w:pStyle w:val="Normal"/>
-              <w:jc w:val="center"/>
-              <w:pBdr>
-                <w:bottom w:val="none" w:sz="0" w:space="0" w:color="000000"/>
-                <w:top w:val="none" w:sz="0" w:space="0" w:color="000000"/>
-                <w:left w:val="none" w:sz="0" w:space="0" w:color="000000"/>
-                <w:right w:val="none" w:sz="0" w:space="0" w:color="000000"/>
-              </w:pBdr>
-              <w:spacing w:after="100" w:before="100" w:line="240"/>
-              <w:ind w:left="100" w:right="100" w:firstLine="0" w:firstLineChars="0"/>
-              <w:rPr>
-                <w:rFonts w:ascii="Times New Roman" w:hAnsi="Times New Roman" w:eastAsia="Times New Roman" w:cs="Times New Roman"/>
-                <w:i w:val="false"/>
-                <w:b w:val="false"/>
-                <w:u w:val="none"/>
-                <w:strike w:val="false"/>
-                <w:sz w:val="18"/>
-                <w:szCs w:val="18"/>
-                <w:color w:val="000000"/>
-              </w:rPr>
-            </w:pPr>
-            <w:r>
-              <w:rPr>
-                <w:rFonts w:ascii="Times New Roman" w:hAnsi="Times New Roman" w:eastAsia="Times New Roman" w:cs="Times New Roman"/>
-                <w:i w:val="false"/>
-                <w:b w:val="false"/>
-                <w:u w:val="none"/>
-                <w:strike w:val="false"/>
-                <w:sz w:val="18"/>
-                <w:szCs w:val="18"/>
-                <w:color w:val="000000"/>
-              </w:rPr>
-              <w:t xml:space="preserve"/>
-            </w:r>
-          </w:p>
-        </w:tc>
-      </w:tr>
-      <w:tr>
-        <w:trPr>
-          <w:trHeight w:val="560" w:hRule="auto"/>
-        </w:trPr>
-        <w:tc>
-          <w:tcPr>
-            <w:tcBorders>
-              <w:bottom w:val="none" w:sz="0" w:space="0" w:color="000000"/>
-              <w:top w:val="none" w:sz="0" w:space="0" w:color="000000"/>
-              <w:left w:val="none" w:sz="0" w:space="0" w:color="000000"/>
-              <w:right w:val="none" w:sz="0" w:space="0" w:color="000000"/>
-            </w:tcBorders>
-            <w:shd w:val="clear" w:color="auto" w:fill="FFFFFF"/>
-            <w:tcMar>
-              <w:top w:w="0" w:type="dxa"/>
-              <w:bottom w:w="0" w:type="dxa"/>
-              <w:left w:w="0" w:type="dxa"/>
-              <w:right w:w="0" w:type="dxa"/>
-            </w:tcMar>
-            <w:vAlign w:val="top"/>
-          </w:tcPr>
-          <w:p>
-            <w:pPr>
-              <w:pStyle w:val="Normal"/>
-              <w:jc w:val="left"/>
-              <w:pBdr>
-                <w:bottom w:val="none" w:sz="0" w:space="0" w:color="000000"/>
-                <w:top w:val="none" w:sz="0" w:space="0" w:color="000000"/>
-                <w:left w:val="none" w:sz="0" w:space="0" w:color="000000"/>
-                <w:right w:val="none" w:sz="0" w:space="0" w:color="000000"/>
-              </w:pBdr>
-              <w:spacing w:after="100" w:before="100" w:line="240"/>
-              <w:ind w:left="100" w:right="100" w:firstLine="0" w:firstLineChars="0"/>
-              <w:rPr>
-                <w:rFonts w:ascii="Times New Roman" w:hAnsi="Times New Roman" w:eastAsia="Times New Roman" w:cs="Times New Roman"/>
-                <w:i w:val="false"/>
-                <w:b w:val="true"/>
-                <w:u w:val="none"/>
-                <w:strike w:val="false"/>
-                <w:sz w:val="18"/>
-                <w:szCs w:val="18"/>
-                <w:color w:val="000000"/>
-              </w:rPr>
-            </w:pPr>
-            <w:r>
-              <w:rPr>
-                <w:rFonts w:ascii="Times New Roman" w:hAnsi="Times New Roman" w:eastAsia="Times New Roman" w:cs="Times New Roman"/>
-                <w:i w:val="false"/>
-                <w:b w:val="true"/>
-                <w:u w:val="none"/>
-                <w:strike w:val="false"/>
-                <w:sz w:val="18"/>
-                <w:szCs w:val="18"/>
-                <w:color w:val="000000"/>
-              </w:rPr>
-              <w:t xml:space="preserve">BRAF testing performed</w:t>
-            </w:r>
-          </w:p>
-        </w:tc>
-        <w:tc>
-          <w:tcPr>
-            <w:tcBorders>
-              <w:bottom w:val="none" w:sz="0" w:space="0" w:color="000000"/>
-              <w:top w:val="none" w:sz="0" w:space="0" w:color="000000"/>
-              <w:left w:val="none" w:sz="0" w:space="0" w:color="000000"/>
-              <w:right w:val="none" w:sz="0" w:space="0" w:color="000000"/>
-            </w:tcBorders>
-            <w:shd w:val="clear" w:color="auto" w:fill="FFFFFF"/>
-            <w:tcMar>
-              <w:top w:w="0" w:type="dxa"/>
-              <w:bottom w:w="0" w:type="dxa"/>
-              <w:left w:w="0" w:type="dxa"/>
-              <w:right w:w="0" w:type="dxa"/>
-            </w:tcMar>
-            <w:vAlign w:val="top"/>
-          </w:tcPr>
-          <w:p>
-            <w:pPr>
-              <w:pStyle w:val="Normal"/>
-              <w:jc w:val="center"/>
-              <w:pBdr>
-                <w:bottom w:val="none" w:sz="0" w:space="0" w:color="000000"/>
-                <w:top w:val="none" w:sz="0" w:space="0" w:color="000000"/>
-                <w:left w:val="none" w:sz="0" w:space="0" w:color="000000"/>
-                <w:right w:val="none" w:sz="0" w:space="0" w:color="000000"/>
-              </w:pBdr>
-              <w:spacing w:after="100" w:before="100" w:line="240"/>
-              <w:ind w:left="100" w:right="100" w:firstLine="0" w:firstLineChars="0"/>
-              <w:rPr>
-                <w:rFonts w:ascii="Times New Roman" w:hAnsi="Times New Roman" w:eastAsia="Times New Roman" w:cs="Times New Roman"/>
-                <w:i w:val="false"/>
-                <w:b w:val="false"/>
-                <w:u w:val="none"/>
-                <w:strike w:val="false"/>
-                <w:sz w:val="18"/>
-                <w:szCs w:val="18"/>
-                <w:color w:val="000000"/>
-              </w:rPr>
-            </w:pPr>
-            <w:r>
-              <w:rPr>
-                <w:rFonts w:ascii="Times New Roman" w:hAnsi="Times New Roman" w:eastAsia="Times New Roman" w:cs="Times New Roman"/>
-                <w:i w:val="false"/>
-                <w:b w:val="false"/>
-                <w:u w:val="none"/>
-                <w:strike w:val="false"/>
-                <w:sz w:val="18"/>
-                <w:szCs w:val="18"/>
-                <w:color w:val="000000"/>
-              </w:rPr>
-              <w:t xml:space="preserve"/>
-            </w:r>
-          </w:p>
-        </w:tc>
-        <w:tc>
-          <w:tcPr>
-            <w:tcBorders>
-              <w:bottom w:val="none" w:sz="0" w:space="0" w:color="000000"/>
-              <w:top w:val="none" w:sz="0" w:space="0" w:color="000000"/>
-              <w:left w:val="none" w:sz="0" w:space="0" w:color="000000"/>
-              <w:right w:val="none" w:sz="0" w:space="0" w:color="000000"/>
-            </w:tcBorders>
-            <w:shd w:val="clear" w:color="auto" w:fill="FFFFFF"/>
-            <w:tcMar>
-              <w:top w:w="0" w:type="dxa"/>
-              <w:bottom w:w="0" w:type="dxa"/>
-              <w:left w:w="0" w:type="dxa"/>
-              <w:right w:w="0" w:type="dxa"/>
-            </w:tcMar>
-            <w:vAlign w:val="top"/>
-          </w:tcPr>
-          <w:p>
-            <w:pPr>
-              <w:pStyle w:val="Normal"/>
-              <w:jc w:val="center"/>
-              <w:pBdr>
-                <w:bottom w:val="none" w:sz="0" w:space="0" w:color="000000"/>
-                <w:top w:val="none" w:sz="0" w:space="0" w:color="000000"/>
-                <w:left w:val="none" w:sz="0" w:space="0" w:color="000000"/>
-                <w:right w:val="none" w:sz="0" w:space="0" w:color="000000"/>
-              </w:pBdr>
-              <w:spacing w:after="100" w:before="100" w:line="240"/>
-              <w:ind w:left="100" w:right="100" w:firstLine="0" w:firstLineChars="0"/>
-              <w:rPr>
-                <w:rFonts w:ascii="Times New Roman" w:hAnsi="Times New Roman" w:eastAsia="Times New Roman" w:cs="Times New Roman"/>
-                <w:i w:val="false"/>
-                <w:b w:val="false"/>
-                <w:u w:val="none"/>
-                <w:strike w:val="false"/>
-                <w:sz w:val="18"/>
-                <w:szCs w:val="18"/>
-                <w:color w:val="000000"/>
-              </w:rPr>
-            </w:pPr>
-            <w:r>
-              <w:rPr>
-                <w:rFonts w:ascii="Times New Roman" w:hAnsi="Times New Roman" w:eastAsia="Times New Roman" w:cs="Times New Roman"/>
-                <w:i w:val="false"/>
-                <w:b w:val="false"/>
-                <w:u w:val="none"/>
-                <w:strike w:val="false"/>
-                <w:sz w:val="18"/>
-                <w:szCs w:val="18"/>
-                <w:color w:val="000000"/>
-              </w:rPr>
-              <w:t xml:space="preserve"/>
-            </w:r>
-          </w:p>
-        </w:tc>
-        <w:tc>
-          <w:tcPr>
-            <w:tcBorders>
-              <w:bottom w:val="none" w:sz="0" w:space="0" w:color="000000"/>
-              <w:top w:val="none" w:sz="0" w:space="0" w:color="000000"/>
-              <w:left w:val="none" w:sz="0" w:space="0" w:color="000000"/>
-              <w:right w:val="none" w:sz="0" w:space="0" w:color="000000"/>
-            </w:tcBorders>
-            <w:shd w:val="clear" w:color="auto" w:fill="FFFFFF"/>
-            <w:tcMar>
-              <w:top w:w="0" w:type="dxa"/>
-              <w:bottom w:w="0" w:type="dxa"/>
-              <w:left w:w="0" w:type="dxa"/>
-              <w:right w:w="0" w:type="dxa"/>
-            </w:tcMar>
-            <w:vAlign w:val="top"/>
-          </w:tcPr>
-          <w:p>
-            <w:pPr>
-              <w:pStyle w:val="Normal"/>
-              <w:jc w:val="center"/>
-              <w:pBdr>
-                <w:bottom w:val="none" w:sz="0" w:space="0" w:color="000000"/>
-                <w:top w:val="none" w:sz="0" w:space="0" w:color="000000"/>
-                <w:left w:val="none" w:sz="0" w:space="0" w:color="000000"/>
-                <w:right w:val="none" w:sz="0" w:space="0" w:color="000000"/>
-              </w:pBdr>
-              <w:spacing w:after="100" w:before="100" w:line="240"/>
-              <w:ind w:left="100" w:right="100" w:firstLine="0" w:firstLineChars="0"/>
-              <w:rPr>
-                <w:rFonts w:ascii="Times New Roman" w:hAnsi="Times New Roman" w:eastAsia="Times New Roman" w:cs="Times New Roman"/>
-                <w:i w:val="false"/>
-                <w:b w:val="false"/>
-                <w:u w:val="none"/>
-                <w:strike w:val="false"/>
-                <w:sz w:val="18"/>
-                <w:szCs w:val="18"/>
-                <w:color w:val="000000"/>
-              </w:rPr>
-            </w:pPr>
-            <w:r>
-              <w:rPr>
-                <w:rFonts w:ascii="Times New Roman" w:hAnsi="Times New Roman" w:eastAsia="Times New Roman" w:cs="Times New Roman"/>
-                <w:i w:val="false"/>
-                <w:b w:val="false"/>
-                <w:u w:val="none"/>
-                <w:strike w:val="false"/>
-                <w:sz w:val="18"/>
-                <w:szCs w:val="18"/>
-                <w:color w:val="000000"/>
-              </w:rPr>
-              <w:t xml:space="preserve"/>
-            </w:r>
-          </w:p>
-        </w:tc>
-        <w:tc>
-          <w:tcPr>
-            <w:tcBorders>
-              <w:bottom w:val="none" w:sz="0" w:space="0" w:color="000000"/>
-              <w:top w:val="none" w:sz="0" w:space="0" w:color="000000"/>
-              <w:left w:val="none" w:sz="0" w:space="0" w:color="000000"/>
-              <w:right w:val="none" w:sz="0" w:space="0" w:color="000000"/>
-            </w:tcBorders>
-            <w:shd w:val="clear" w:color="auto" w:fill="FFFFFF"/>
-            <w:tcMar>
-              <w:top w:w="0" w:type="dxa"/>
-              <w:bottom w:w="0" w:type="dxa"/>
-              <w:left w:w="0" w:type="dxa"/>
-              <w:right w:w="0" w:type="dxa"/>
-            </w:tcMar>
-            <w:vAlign w:val="top"/>
-          </w:tcPr>
-          <w:p>
-            <w:pPr>
-              <w:pStyle w:val="Normal"/>
-              <w:jc w:val="center"/>
-              <w:pBdr>
-                <w:bottom w:val="none" w:sz="0" w:space="0" w:color="000000"/>
-                <w:top w:val="none" w:sz="0" w:space="0" w:color="000000"/>
-                <w:left w:val="none" w:sz="0" w:space="0" w:color="000000"/>
-                <w:right w:val="none" w:sz="0" w:space="0" w:color="000000"/>
-              </w:pBdr>
-              <w:spacing w:after="100" w:before="100" w:line="240"/>
-              <w:ind w:left="100" w:right="100" w:firstLine="0" w:firstLineChars="0"/>
-              <w:rPr>
-                <w:rFonts w:ascii="Times New Roman" w:hAnsi="Times New Roman" w:eastAsia="Times New Roman" w:cs="Times New Roman"/>
-                <w:i w:val="false"/>
-                <w:b w:val="false"/>
-                <w:u w:val="none"/>
-                <w:strike w:val="false"/>
-                <w:sz w:val="18"/>
-                <w:szCs w:val="18"/>
-                <w:color w:val="000000"/>
-              </w:rPr>
-            </w:pPr>
-            <w:r>
-              <w:rPr>
-                <w:rFonts w:ascii="Times New Roman" w:hAnsi="Times New Roman" w:eastAsia="Times New Roman" w:cs="Times New Roman"/>
-                <w:i w:val="false"/>
-                <w:b w:val="false"/>
-                <w:u w:val="none"/>
-                <w:strike w:val="false"/>
-                <w:sz w:val="18"/>
-                <w:szCs w:val="18"/>
-                <w:color w:val="000000"/>
-              </w:rPr>
-              <w:t xml:space="preserve">0.473</w:t>
-            </w:r>
-          </w:p>
-        </w:tc>
-      </w:tr>
-      <w:tr>
-        <w:trPr>
-          <w:trHeight w:val="560" w:hRule="auto"/>
-        </w:trPr>
-        <w:tc>
-          <w:tcPr>
-            <w:tcBorders>
-              <w:bottom w:val="none" w:sz="0" w:space="0" w:color="000000"/>
-              <w:top w:val="none" w:sz="0" w:space="0" w:color="000000"/>
-              <w:left w:val="none" w:sz="0" w:space="0" w:color="000000"/>
-              <w:right w:val="none" w:sz="0" w:space="0" w:color="000000"/>
-            </w:tcBorders>
-            <w:shd w:val="clear" w:color="auto" w:fill="FFFFFF"/>
-            <w:tcMar>
-              <w:top w:w="0" w:type="dxa"/>
-              <w:bottom w:w="0" w:type="dxa"/>
-              <w:left w:w="0" w:type="dxa"/>
-              <w:right w:w="0" w:type="dxa"/>
-            </w:tcMar>
-            <w:vAlign w:val="top"/>
-          </w:tcPr>
-          <w:p>
-            <w:pPr>
-              <w:pStyle w:val="Normal"/>
-              <w:jc w:val="left"/>
-              <w:pBdr>
-                <w:bottom w:val="none" w:sz="0" w:space="0" w:color="000000"/>
-                <w:top w:val="none" w:sz="0" w:space="0" w:color="000000"/>
-                <w:left w:val="none" w:sz="0" w:space="0" w:color="000000"/>
-                <w:right w:val="none" w:sz="0" w:space="0" w:color="000000"/>
-              </w:pBdr>
-              <w:spacing w:after="100" w:before="100" w:line="240"/>
-              <w:ind w:left="300" w:right="100" w:firstLine="0" w:firstLineChars="0"/>
-              <w:rPr>
-                <w:rFonts w:ascii="Times New Roman" w:hAnsi="Times New Roman" w:eastAsia="Times New Roman" w:cs="Times New Roman"/>
-                <w:i w:val="false"/>
-                <w:b w:val="false"/>
-                <w:u w:val="none"/>
-                <w:strike w:val="false"/>
-                <w:sz w:val="18"/>
-                <w:szCs w:val="18"/>
-                <w:color w:val="000000"/>
-              </w:rPr>
-            </w:pPr>
-            <w:r>
-              <w:rPr>
-                <w:rFonts w:ascii="Times New Roman" w:hAnsi="Times New Roman" w:eastAsia="Times New Roman" w:cs="Times New Roman"/>
-                <w:i w:val="false"/>
-                <w:b w:val="false"/>
-                <w:u w:val="none"/>
-                <w:strike w:val="false"/>
-                <w:sz w:val="18"/>
-                <w:szCs w:val="18"/>
-                <w:color w:val="000000"/>
-              </w:rPr>
-              <w:t xml:space="preserve">No</w:t>
-            </w:r>
-          </w:p>
-        </w:tc>
-        <w:tc>
-          <w:tcPr>
-            <w:tcBorders>
-              <w:bottom w:val="none" w:sz="0" w:space="0" w:color="000000"/>
-              <w:top w:val="none" w:sz="0" w:space="0" w:color="000000"/>
-              <w:left w:val="none" w:sz="0" w:space="0" w:color="000000"/>
-              <w:right w:val="none" w:sz="0" w:space="0" w:color="000000"/>
-            </w:tcBorders>
-            <w:shd w:val="clear" w:color="auto" w:fill="FFFFFF"/>
-            <w:tcMar>
-              <w:top w:w="0" w:type="dxa"/>
-              <w:bottom w:w="0" w:type="dxa"/>
-              <w:left w:w="0" w:type="dxa"/>
-              <w:right w:w="0" w:type="dxa"/>
-            </w:tcMar>
-            <w:vAlign w:val="top"/>
-          </w:tcPr>
-          <w:p>
-            <w:pPr>
-              <w:pStyle w:val="Normal"/>
-              <w:jc w:val="center"/>
-              <w:pBdr>
-                <w:bottom w:val="none" w:sz="0" w:space="0" w:color="000000"/>
-                <w:top w:val="none" w:sz="0" w:space="0" w:color="000000"/>
-                <w:left w:val="none" w:sz="0" w:space="0" w:color="000000"/>
-                <w:right w:val="none" w:sz="0" w:space="0" w:color="000000"/>
-              </w:pBdr>
-              <w:spacing w:after="100" w:before="100" w:line="240"/>
-              <w:ind w:left="100" w:right="100" w:firstLine="0" w:firstLineChars="0"/>
-              <w:rPr>
-                <w:rFonts w:ascii="Times New Roman" w:hAnsi="Times New Roman" w:eastAsia="Times New Roman" w:cs="Times New Roman"/>
-                <w:i w:val="false"/>
-                <w:b w:val="false"/>
-                <w:u w:val="none"/>
-                <w:strike w:val="false"/>
-                <w:sz w:val="18"/>
-                <w:szCs w:val="18"/>
-                <w:color w:val="000000"/>
-              </w:rPr>
-            </w:pPr>
-            <w:r>
-              <w:rPr>
-                <w:rFonts w:ascii="Times New Roman" w:hAnsi="Times New Roman" w:eastAsia="Times New Roman" w:cs="Times New Roman"/>
-                <w:i w:val="false"/>
-                <w:b w:val="false"/>
-                <w:u w:val="none"/>
-                <w:strike w:val="false"/>
-                <w:sz w:val="18"/>
-                <w:szCs w:val="18"/>
-                <w:color w:val="000000"/>
-              </w:rPr>
-              <w:t xml:space="preserve">131 (94.2%)</w:t>
-            </w:r>
-          </w:p>
-        </w:tc>
-        <w:tc>
-          <w:tcPr>
-            <w:tcBorders>
-              <w:bottom w:val="none" w:sz="0" w:space="0" w:color="000000"/>
-              <w:top w:val="none" w:sz="0" w:space="0" w:color="000000"/>
-              <w:left w:val="none" w:sz="0" w:space="0" w:color="000000"/>
-              <w:right w:val="none" w:sz="0" w:space="0" w:color="000000"/>
-            </w:tcBorders>
-            <w:shd w:val="clear" w:color="auto" w:fill="FFFFFF"/>
-            <w:tcMar>
-              <w:top w:w="0" w:type="dxa"/>
-              <w:bottom w:w="0" w:type="dxa"/>
-              <w:left w:w="0" w:type="dxa"/>
-              <w:right w:w="0" w:type="dxa"/>
-            </w:tcMar>
-            <w:vAlign w:val="top"/>
-          </w:tcPr>
-          <w:p>
-            <w:pPr>
-              <w:pStyle w:val="Normal"/>
-              <w:jc w:val="center"/>
-              <w:pBdr>
-                <w:bottom w:val="none" w:sz="0" w:space="0" w:color="000000"/>
-                <w:top w:val="none" w:sz="0" w:space="0" w:color="000000"/>
-                <w:left w:val="none" w:sz="0" w:space="0" w:color="000000"/>
-                <w:right w:val="none" w:sz="0" w:space="0" w:color="000000"/>
-              </w:pBdr>
-              <w:spacing w:after="100" w:before="100" w:line="240"/>
-              <w:ind w:left="100" w:right="100" w:firstLine="0" w:firstLineChars="0"/>
-              <w:rPr>
-                <w:rFonts w:ascii="Times New Roman" w:hAnsi="Times New Roman" w:eastAsia="Times New Roman" w:cs="Times New Roman"/>
-                <w:i w:val="false"/>
-                <w:b w:val="false"/>
-                <w:u w:val="none"/>
-                <w:strike w:val="false"/>
-                <w:sz w:val="18"/>
-                <w:szCs w:val="18"/>
-                <w:color w:val="000000"/>
-              </w:rPr>
-            </w:pPr>
-            <w:r>
-              <w:rPr>
-                <w:rFonts w:ascii="Times New Roman" w:hAnsi="Times New Roman" w:eastAsia="Times New Roman" w:cs="Times New Roman"/>
-                <w:i w:val="false"/>
-                <w:b w:val="false"/>
-                <w:u w:val="none"/>
-                <w:strike w:val="false"/>
-                <w:sz w:val="18"/>
-                <w:szCs w:val="18"/>
-                <w:color w:val="000000"/>
-              </w:rPr>
-              <w:t xml:space="preserve">71 (95.9%)</w:t>
-            </w:r>
-          </w:p>
-        </w:tc>
-        <w:tc>
-          <w:tcPr>
-            <w:tcBorders>
-              <w:bottom w:val="none" w:sz="0" w:space="0" w:color="000000"/>
-              <w:top w:val="none" w:sz="0" w:space="0" w:color="000000"/>
-              <w:left w:val="none" w:sz="0" w:space="0" w:color="000000"/>
-              <w:right w:val="none" w:sz="0" w:space="0" w:color="000000"/>
-            </w:tcBorders>
-            <w:shd w:val="clear" w:color="auto" w:fill="FFFFFF"/>
-            <w:tcMar>
-              <w:top w:w="0" w:type="dxa"/>
-              <w:bottom w:w="0" w:type="dxa"/>
-              <w:left w:w="0" w:type="dxa"/>
-              <w:right w:w="0" w:type="dxa"/>
-            </w:tcMar>
-            <w:vAlign w:val="top"/>
-          </w:tcPr>
-          <w:p>
-            <w:pPr>
-              <w:pStyle w:val="Normal"/>
-              <w:jc w:val="center"/>
-              <w:pBdr>
-                <w:bottom w:val="none" w:sz="0" w:space="0" w:color="000000"/>
-                <w:top w:val="none" w:sz="0" w:space="0" w:color="000000"/>
-                <w:left w:val="none" w:sz="0" w:space="0" w:color="000000"/>
-                <w:right w:val="none" w:sz="0" w:space="0" w:color="000000"/>
-              </w:pBdr>
-              <w:spacing w:after="100" w:before="100" w:line="240"/>
-              <w:ind w:left="100" w:right="100" w:firstLine="0" w:firstLineChars="0"/>
-              <w:rPr>
-                <w:rFonts w:ascii="Times New Roman" w:hAnsi="Times New Roman" w:eastAsia="Times New Roman" w:cs="Times New Roman"/>
-                <w:i w:val="false"/>
-                <w:b w:val="false"/>
-                <w:u w:val="none"/>
-                <w:strike w:val="false"/>
-                <w:sz w:val="18"/>
-                <w:szCs w:val="18"/>
-                <w:color w:val="000000"/>
-              </w:rPr>
-            </w:pPr>
-            <w:r>
-              <w:rPr>
-                <w:rFonts w:ascii="Times New Roman" w:hAnsi="Times New Roman" w:eastAsia="Times New Roman" w:cs="Times New Roman"/>
-                <w:i w:val="false"/>
-                <w:b w:val="false"/>
-                <w:u w:val="none"/>
-                <w:strike w:val="false"/>
-                <w:sz w:val="18"/>
-                <w:szCs w:val="18"/>
-                <w:color w:val="000000"/>
-              </w:rPr>
-              <w:t xml:space="preserve">60 (92.3%)</w:t>
-            </w:r>
-          </w:p>
-        </w:tc>
-        <w:tc>
-          <w:tcPr>
-            <w:tcBorders>
-              <w:bottom w:val="none" w:sz="0" w:space="0" w:color="000000"/>
-              <w:top w:val="none" w:sz="0" w:space="0" w:color="000000"/>
-              <w:left w:val="none" w:sz="0" w:space="0" w:color="000000"/>
-              <w:right w:val="none" w:sz="0" w:space="0" w:color="000000"/>
-            </w:tcBorders>
-            <w:shd w:val="clear" w:color="auto" w:fill="FFFFFF"/>
-            <w:tcMar>
-              <w:top w:w="0" w:type="dxa"/>
-              <w:bottom w:w="0" w:type="dxa"/>
-              <w:left w:w="0" w:type="dxa"/>
-              <w:right w:w="0" w:type="dxa"/>
-            </w:tcMar>
-            <w:vAlign w:val="top"/>
-          </w:tcPr>
-          <w:p>
-            <w:pPr>
-              <w:pStyle w:val="Normal"/>
-              <w:jc w:val="center"/>
-              <w:pBdr>
-                <w:bottom w:val="none" w:sz="0" w:space="0" w:color="000000"/>
-                <w:top w:val="none" w:sz="0" w:space="0" w:color="000000"/>
-                <w:left w:val="none" w:sz="0" w:space="0" w:color="000000"/>
-                <w:right w:val="none" w:sz="0" w:space="0" w:color="000000"/>
-              </w:pBdr>
-              <w:spacing w:after="100" w:before="100" w:line="240"/>
-              <w:ind w:left="100" w:right="100" w:firstLine="0" w:firstLineChars="0"/>
-              <w:rPr>
-                <w:rFonts w:ascii="Times New Roman" w:hAnsi="Times New Roman" w:eastAsia="Times New Roman" w:cs="Times New Roman"/>
-                <w:i w:val="false"/>
-                <w:b w:val="false"/>
-                <w:u w:val="none"/>
-                <w:strike w:val="false"/>
-                <w:sz w:val="18"/>
-                <w:szCs w:val="18"/>
-                <w:color w:val="000000"/>
-              </w:rPr>
-            </w:pPr>
-            <w:r>
-              <w:rPr>
-                <w:rFonts w:ascii="Times New Roman" w:hAnsi="Times New Roman" w:eastAsia="Times New Roman" w:cs="Times New Roman"/>
-                <w:i w:val="false"/>
-                <w:b w:val="false"/>
-                <w:u w:val="none"/>
-                <w:strike w:val="false"/>
-                <w:sz w:val="18"/>
-                <w:szCs w:val="18"/>
-                <w:color w:val="000000"/>
-              </w:rPr>
-              <w:t xml:space="preserve"/>
-            </w:r>
-          </w:p>
-        </w:tc>
-      </w:tr>
-      <w:tr>
-        <w:trPr>
-          <w:trHeight w:val="560" w:hRule="auto"/>
-        </w:trPr>
-        <w:tc>
-          <w:tcPr>
-            <w:tcBorders>
-              <w:bottom w:val="none" w:sz="0" w:space="0" w:color="000000"/>
-              <w:top w:val="none" w:sz="0" w:space="0" w:color="000000"/>
-              <w:left w:val="none" w:sz="0" w:space="0" w:color="000000"/>
-              <w:right w:val="none" w:sz="0" w:space="0" w:color="000000"/>
-            </w:tcBorders>
-            <w:shd w:val="clear" w:color="auto" w:fill="FFFFFF"/>
-            <w:tcMar>
-              <w:top w:w="0" w:type="dxa"/>
-              <w:bottom w:w="0" w:type="dxa"/>
-              <w:left w:w="0" w:type="dxa"/>
-              <w:right w:w="0" w:type="dxa"/>
-            </w:tcMar>
-            <w:vAlign w:val="top"/>
-          </w:tcPr>
-          <w:p>
-            <w:pPr>
-              <w:pStyle w:val="Normal"/>
-              <w:jc w:val="left"/>
-              <w:pBdr>
-                <w:bottom w:val="none" w:sz="0" w:space="0" w:color="000000"/>
-                <w:top w:val="none" w:sz="0" w:space="0" w:color="000000"/>
-                <w:left w:val="none" w:sz="0" w:space="0" w:color="000000"/>
-                <w:right w:val="none" w:sz="0" w:space="0" w:color="000000"/>
-              </w:pBdr>
-              <w:spacing w:after="100" w:before="100" w:line="240"/>
-              <w:ind w:left="300" w:right="100" w:firstLine="0" w:firstLineChars="0"/>
-              <w:rPr>
-                <w:rFonts w:ascii="Times New Roman" w:hAnsi="Times New Roman" w:eastAsia="Times New Roman" w:cs="Times New Roman"/>
-                <w:i w:val="false"/>
-                <w:b w:val="false"/>
-                <w:u w:val="none"/>
-                <w:strike w:val="false"/>
-                <w:sz w:val="18"/>
-                <w:szCs w:val="18"/>
-                <w:color w:val="000000"/>
-              </w:rPr>
-            </w:pPr>
-            <w:r>
-              <w:rPr>
-                <w:rFonts w:ascii="Times New Roman" w:hAnsi="Times New Roman" w:eastAsia="Times New Roman" w:cs="Times New Roman"/>
-                <w:i w:val="false"/>
-                <w:b w:val="false"/>
-                <w:u w:val="none"/>
-                <w:strike w:val="false"/>
-                <w:sz w:val="18"/>
-                <w:szCs w:val="18"/>
-                <w:color w:val="000000"/>
-              </w:rPr>
-              <w:t xml:space="preserve">Yes</w:t>
-            </w:r>
-          </w:p>
-        </w:tc>
-        <w:tc>
-          <w:tcPr>
-            <w:tcBorders>
-              <w:bottom w:val="none" w:sz="0" w:space="0" w:color="000000"/>
-              <w:top w:val="none" w:sz="0" w:space="0" w:color="000000"/>
-              <w:left w:val="none" w:sz="0" w:space="0" w:color="000000"/>
-              <w:right w:val="none" w:sz="0" w:space="0" w:color="000000"/>
-            </w:tcBorders>
-            <w:shd w:val="clear" w:color="auto" w:fill="FFFFFF"/>
-            <w:tcMar>
-              <w:top w:w="0" w:type="dxa"/>
-              <w:bottom w:w="0" w:type="dxa"/>
-              <w:left w:w="0" w:type="dxa"/>
-              <w:right w:w="0" w:type="dxa"/>
-            </w:tcMar>
-            <w:vAlign w:val="top"/>
-          </w:tcPr>
-          <w:p>
-            <w:pPr>
-              <w:pStyle w:val="Normal"/>
-              <w:jc w:val="center"/>
-              <w:pBdr>
-                <w:bottom w:val="none" w:sz="0" w:space="0" w:color="000000"/>
-                <w:top w:val="none" w:sz="0" w:space="0" w:color="000000"/>
-                <w:left w:val="none" w:sz="0" w:space="0" w:color="000000"/>
-                <w:right w:val="none" w:sz="0" w:space="0" w:color="000000"/>
-              </w:pBdr>
-              <w:spacing w:after="100" w:before="100" w:line="240"/>
-              <w:ind w:left="100" w:right="100" w:firstLine="0" w:firstLineChars="0"/>
-              <w:rPr>
-                <w:rFonts w:ascii="Times New Roman" w:hAnsi="Times New Roman" w:eastAsia="Times New Roman" w:cs="Times New Roman"/>
-                <w:i w:val="false"/>
-                <w:b w:val="false"/>
-                <w:u w:val="none"/>
-                <w:strike w:val="false"/>
-                <w:sz w:val="18"/>
-                <w:szCs w:val="18"/>
-                <w:color w:val="000000"/>
-              </w:rPr>
-            </w:pPr>
-            <w:r>
-              <w:rPr>
-                <w:rFonts w:ascii="Times New Roman" w:hAnsi="Times New Roman" w:eastAsia="Times New Roman" w:cs="Times New Roman"/>
-                <w:i w:val="false"/>
-                <w:b w:val="false"/>
-                <w:u w:val="none"/>
-                <w:strike w:val="false"/>
-                <w:sz w:val="18"/>
-                <w:szCs w:val="18"/>
-                <w:color w:val="000000"/>
-              </w:rPr>
-              <w:t xml:space="preserve">8 (5.8%)</w:t>
-            </w:r>
-          </w:p>
-        </w:tc>
-        <w:tc>
-          <w:tcPr>
-            <w:tcBorders>
-              <w:bottom w:val="none" w:sz="0" w:space="0" w:color="000000"/>
-              <w:top w:val="none" w:sz="0" w:space="0" w:color="000000"/>
-              <w:left w:val="none" w:sz="0" w:space="0" w:color="000000"/>
-              <w:right w:val="none" w:sz="0" w:space="0" w:color="000000"/>
-            </w:tcBorders>
-            <w:shd w:val="clear" w:color="auto" w:fill="FFFFFF"/>
-            <w:tcMar>
-              <w:top w:w="0" w:type="dxa"/>
-              <w:bottom w:w="0" w:type="dxa"/>
-              <w:left w:w="0" w:type="dxa"/>
-              <w:right w:w="0" w:type="dxa"/>
-            </w:tcMar>
-            <w:vAlign w:val="top"/>
-          </w:tcPr>
-          <w:p>
-            <w:pPr>
-              <w:pStyle w:val="Normal"/>
-              <w:jc w:val="center"/>
-              <w:pBdr>
-                <w:bottom w:val="none" w:sz="0" w:space="0" w:color="000000"/>
-                <w:top w:val="none" w:sz="0" w:space="0" w:color="000000"/>
-                <w:left w:val="none" w:sz="0" w:space="0" w:color="000000"/>
-                <w:right w:val="none" w:sz="0" w:space="0" w:color="000000"/>
-              </w:pBdr>
-              <w:spacing w:after="100" w:before="100" w:line="240"/>
-              <w:ind w:left="100" w:right="100" w:firstLine="0" w:firstLineChars="0"/>
-              <w:rPr>
-                <w:rFonts w:ascii="Times New Roman" w:hAnsi="Times New Roman" w:eastAsia="Times New Roman" w:cs="Times New Roman"/>
-                <w:i w:val="false"/>
-                <w:b w:val="false"/>
-                <w:u w:val="none"/>
-                <w:strike w:val="false"/>
-                <w:sz w:val="18"/>
-                <w:szCs w:val="18"/>
-                <w:color w:val="000000"/>
-              </w:rPr>
-            </w:pPr>
-            <w:r>
-              <w:rPr>
-                <w:rFonts w:ascii="Times New Roman" w:hAnsi="Times New Roman" w:eastAsia="Times New Roman" w:cs="Times New Roman"/>
-                <w:i w:val="false"/>
-                <w:b w:val="false"/>
-                <w:u w:val="none"/>
-                <w:strike w:val="false"/>
-                <w:sz w:val="18"/>
-                <w:szCs w:val="18"/>
-                <w:color w:val="000000"/>
-              </w:rPr>
-              <w:t xml:space="preserve">3 (4.1%)</w:t>
-            </w:r>
-          </w:p>
-        </w:tc>
-        <w:tc>
-          <w:tcPr>
-            <w:tcBorders>
-              <w:bottom w:val="none" w:sz="0" w:space="0" w:color="000000"/>
-              <w:top w:val="none" w:sz="0" w:space="0" w:color="000000"/>
-              <w:left w:val="none" w:sz="0" w:space="0" w:color="000000"/>
-              <w:right w:val="none" w:sz="0" w:space="0" w:color="000000"/>
-            </w:tcBorders>
-            <w:shd w:val="clear" w:color="auto" w:fill="FFFFFF"/>
-            <w:tcMar>
-              <w:top w:w="0" w:type="dxa"/>
-              <w:bottom w:w="0" w:type="dxa"/>
-              <w:left w:w="0" w:type="dxa"/>
-              <w:right w:w="0" w:type="dxa"/>
-            </w:tcMar>
-            <w:vAlign w:val="top"/>
-          </w:tcPr>
-          <w:p>
-            <w:pPr>
-              <w:pStyle w:val="Normal"/>
-              <w:jc w:val="center"/>
-              <w:pBdr>
-                <w:bottom w:val="none" w:sz="0" w:space="0" w:color="000000"/>
-                <w:top w:val="none" w:sz="0" w:space="0" w:color="000000"/>
-                <w:left w:val="none" w:sz="0" w:space="0" w:color="000000"/>
-                <w:right w:val="none" w:sz="0" w:space="0" w:color="000000"/>
-              </w:pBdr>
-              <w:spacing w:after="100" w:before="100" w:line="240"/>
-              <w:ind w:left="100" w:right="100" w:firstLine="0" w:firstLineChars="0"/>
-              <w:rPr>
-                <w:rFonts w:ascii="Times New Roman" w:hAnsi="Times New Roman" w:eastAsia="Times New Roman" w:cs="Times New Roman"/>
-                <w:i w:val="false"/>
-                <w:b w:val="false"/>
-                <w:u w:val="none"/>
-                <w:strike w:val="false"/>
-                <w:sz w:val="18"/>
-                <w:szCs w:val="18"/>
-                <w:color w:val="000000"/>
-              </w:rPr>
-            </w:pPr>
-            <w:r>
-              <w:rPr>
-                <w:rFonts w:ascii="Times New Roman" w:hAnsi="Times New Roman" w:eastAsia="Times New Roman" w:cs="Times New Roman"/>
-                <w:i w:val="false"/>
-                <w:b w:val="false"/>
-                <w:u w:val="none"/>
-                <w:strike w:val="false"/>
-                <w:sz w:val="18"/>
-                <w:szCs w:val="18"/>
-                <w:color w:val="000000"/>
-              </w:rPr>
-              <w:t xml:space="preserve">5 (7.7%)</w:t>
-            </w:r>
-          </w:p>
-        </w:tc>
-        <w:tc>
-          <w:tcPr>
-            <w:tcBorders>
-              <w:bottom w:val="none" w:sz="0" w:space="0" w:color="000000"/>
-              <w:top w:val="none" w:sz="0" w:space="0" w:color="000000"/>
-              <w:left w:val="none" w:sz="0" w:space="0" w:color="000000"/>
-              <w:right w:val="none" w:sz="0" w:space="0" w:color="000000"/>
-            </w:tcBorders>
-            <w:shd w:val="clear" w:color="auto" w:fill="FFFFFF"/>
-            <w:tcMar>
-              <w:top w:w="0" w:type="dxa"/>
-              <w:bottom w:w="0" w:type="dxa"/>
-              <w:left w:w="0" w:type="dxa"/>
-              <w:right w:w="0" w:type="dxa"/>
-            </w:tcMar>
-            <w:vAlign w:val="top"/>
-          </w:tcPr>
-          <w:p>
-            <w:pPr>
-              <w:pStyle w:val="Normal"/>
-              <w:jc w:val="center"/>
-              <w:pBdr>
-                <w:bottom w:val="none" w:sz="0" w:space="0" w:color="000000"/>
-                <w:top w:val="none" w:sz="0" w:space="0" w:color="000000"/>
-                <w:left w:val="none" w:sz="0" w:space="0" w:color="000000"/>
-                <w:right w:val="none" w:sz="0" w:space="0" w:color="000000"/>
-              </w:pBdr>
-              <w:spacing w:after="100" w:before="100" w:line="240"/>
-              <w:ind w:left="100" w:right="100" w:firstLine="0" w:firstLineChars="0"/>
-              <w:rPr>
-                <w:rFonts w:ascii="Times New Roman" w:hAnsi="Times New Roman" w:eastAsia="Times New Roman" w:cs="Times New Roman"/>
-                <w:i w:val="false"/>
-                <w:b w:val="false"/>
-                <w:u w:val="none"/>
-                <w:strike w:val="false"/>
-                <w:sz w:val="18"/>
-                <w:szCs w:val="18"/>
-                <w:color w:val="000000"/>
-              </w:rPr>
-            </w:pPr>
-            <w:r>
-              <w:rPr>
-                <w:rFonts w:ascii="Times New Roman" w:hAnsi="Times New Roman" w:eastAsia="Times New Roman" w:cs="Times New Roman"/>
-                <w:i w:val="false"/>
-                <w:b w:val="false"/>
-                <w:u w:val="none"/>
-                <w:strike w:val="false"/>
-                <w:sz w:val="18"/>
-                <w:szCs w:val="18"/>
-                <w:color w:val="000000"/>
-              </w:rPr>
-              <w:t xml:space="preserve"/>
-            </w:r>
-          </w:p>
-        </w:tc>
-      </w:tr>
-      <w:tr>
-        <w:trPr>
-          <w:trHeight w:val="560" w:hRule="auto"/>
-        </w:trPr>
-        <w:tc>
-          <w:tcPr>
-            <w:tcBorders>
-              <w:bottom w:val="none" w:sz="0" w:space="0" w:color="000000"/>
-              <w:top w:val="none" w:sz="0" w:space="0" w:color="000000"/>
-              <w:left w:val="none" w:sz="0" w:space="0" w:color="000000"/>
-              <w:right w:val="none" w:sz="0" w:space="0" w:color="000000"/>
-            </w:tcBorders>
-            <w:shd w:val="clear" w:color="auto" w:fill="FFFFFF"/>
-            <w:tcMar>
-              <w:top w:w="0" w:type="dxa"/>
-              <w:bottom w:w="0" w:type="dxa"/>
-              <w:left w:w="0" w:type="dxa"/>
-              <w:right w:w="0" w:type="dxa"/>
-            </w:tcMar>
-            <w:vAlign w:val="top"/>
-          </w:tcPr>
-          <w:p>
-            <w:pPr>
-              <w:pStyle w:val="Normal"/>
-              <w:jc w:val="left"/>
-              <w:pBdr>
-                <w:bottom w:val="none" w:sz="0" w:space="0" w:color="000000"/>
-                <w:top w:val="none" w:sz="0" w:space="0" w:color="000000"/>
-                <w:left w:val="none" w:sz="0" w:space="0" w:color="000000"/>
-                <w:right w:val="none" w:sz="0" w:space="0" w:color="000000"/>
-              </w:pBdr>
-              <w:spacing w:after="100" w:before="100" w:line="240"/>
-              <w:ind w:left="300" w:right="100" w:firstLine="0" w:firstLineChars="0"/>
-              <w:rPr>
-                <w:rFonts w:ascii="Times New Roman" w:hAnsi="Times New Roman" w:eastAsia="Times New Roman" w:cs="Times New Roman"/>
-                <w:i w:val="false"/>
-                <w:b w:val="false"/>
-                <w:u w:val="none"/>
-                <w:strike w:val="false"/>
-                <w:sz w:val="18"/>
-                <w:szCs w:val="18"/>
-                <w:color w:val="000000"/>
-              </w:rPr>
-            </w:pPr>
-            <w:r>
-              <w:rPr>
-                <w:rFonts w:ascii="Times New Roman" w:hAnsi="Times New Roman" w:eastAsia="Times New Roman" w:cs="Times New Roman"/>
-                <w:i w:val="false"/>
-                <w:b w:val="false"/>
-                <w:u w:val="none"/>
-                <w:strike w:val="false"/>
-                <w:sz w:val="18"/>
-                <w:szCs w:val="18"/>
-                <w:color w:val="000000"/>
-              </w:rPr>
-              <w:t xml:space="preserve">Missing</w:t>
-            </w:r>
-          </w:p>
-        </w:tc>
-        <w:tc>
-          <w:tcPr>
-            <w:tcBorders>
-              <w:bottom w:val="none" w:sz="0" w:space="0" w:color="000000"/>
-              <w:top w:val="none" w:sz="0" w:space="0" w:color="000000"/>
-              <w:left w:val="none" w:sz="0" w:space="0" w:color="000000"/>
-              <w:right w:val="none" w:sz="0" w:space="0" w:color="000000"/>
-            </w:tcBorders>
-            <w:shd w:val="clear" w:color="auto" w:fill="FFFFFF"/>
-            <w:tcMar>
-              <w:top w:w="0" w:type="dxa"/>
-              <w:bottom w:w="0" w:type="dxa"/>
-              <w:left w:w="0" w:type="dxa"/>
-              <w:right w:w="0" w:type="dxa"/>
-            </w:tcMar>
-            <w:vAlign w:val="top"/>
-          </w:tcPr>
-          <w:p>
-            <w:pPr>
-              <w:pStyle w:val="Normal"/>
-              <w:jc w:val="center"/>
-              <w:pBdr>
-                <w:bottom w:val="none" w:sz="0" w:space="0" w:color="000000"/>
-                <w:top w:val="none" w:sz="0" w:space="0" w:color="000000"/>
-                <w:left w:val="none" w:sz="0" w:space="0" w:color="000000"/>
-                <w:right w:val="none" w:sz="0" w:space="0" w:color="000000"/>
-              </w:pBdr>
-              <w:spacing w:after="100" w:before="100" w:line="240"/>
-              <w:ind w:left="100" w:right="100" w:firstLine="0" w:firstLineChars="0"/>
-              <w:rPr>
-                <w:rFonts w:ascii="Times New Roman" w:hAnsi="Times New Roman" w:eastAsia="Times New Roman" w:cs="Times New Roman"/>
-                <w:i w:val="false"/>
-                <w:b w:val="false"/>
-                <w:u w:val="none"/>
-                <w:strike w:val="false"/>
-                <w:sz w:val="18"/>
-                <w:szCs w:val="18"/>
-                <w:color w:val="000000"/>
-              </w:rPr>
-            </w:pPr>
-            <w:r>
-              <w:rPr>
-                <w:rFonts w:ascii="Times New Roman" w:hAnsi="Times New Roman" w:eastAsia="Times New Roman" w:cs="Times New Roman"/>
-                <w:i w:val="false"/>
-                <w:b w:val="false"/>
-                <w:u w:val="none"/>
-                <w:strike w:val="false"/>
-                <w:sz w:val="18"/>
-                <w:szCs w:val="18"/>
-                <w:color w:val="000000"/>
-              </w:rPr>
-              <w:t xml:space="preserve">17</w:t>
-            </w:r>
-          </w:p>
-        </w:tc>
-        <w:tc>
-          <w:tcPr>
-            <w:tcBorders>
-              <w:bottom w:val="none" w:sz="0" w:space="0" w:color="000000"/>
-              <w:top w:val="none" w:sz="0" w:space="0" w:color="000000"/>
-              <w:left w:val="none" w:sz="0" w:space="0" w:color="000000"/>
-              <w:right w:val="none" w:sz="0" w:space="0" w:color="000000"/>
-            </w:tcBorders>
-            <w:shd w:val="clear" w:color="auto" w:fill="FFFFFF"/>
-            <w:tcMar>
-              <w:top w:w="0" w:type="dxa"/>
-              <w:bottom w:w="0" w:type="dxa"/>
-              <w:left w:w="0" w:type="dxa"/>
-              <w:right w:w="0" w:type="dxa"/>
-            </w:tcMar>
-            <w:vAlign w:val="top"/>
-          </w:tcPr>
-          <w:p>
-            <w:pPr>
-              <w:pStyle w:val="Normal"/>
-              <w:jc w:val="center"/>
-              <w:pBdr>
-                <w:bottom w:val="none" w:sz="0" w:space="0" w:color="000000"/>
-                <w:top w:val="none" w:sz="0" w:space="0" w:color="000000"/>
-                <w:left w:val="none" w:sz="0" w:space="0" w:color="000000"/>
-                <w:right w:val="none" w:sz="0" w:space="0" w:color="000000"/>
-              </w:pBdr>
-              <w:spacing w:after="100" w:before="100" w:line="240"/>
-              <w:ind w:left="100" w:right="100" w:firstLine="0" w:firstLineChars="0"/>
-              <w:rPr>
-                <w:rFonts w:ascii="Times New Roman" w:hAnsi="Times New Roman" w:eastAsia="Times New Roman" w:cs="Times New Roman"/>
-                <w:i w:val="false"/>
-                <w:b w:val="false"/>
-                <w:u w:val="none"/>
-                <w:strike w:val="false"/>
-                <w:sz w:val="18"/>
-                <w:szCs w:val="18"/>
-                <w:color w:val="000000"/>
-              </w:rPr>
-            </w:pPr>
-            <w:r>
-              <w:rPr>
-                <w:rFonts w:ascii="Times New Roman" w:hAnsi="Times New Roman" w:eastAsia="Times New Roman" w:cs="Times New Roman"/>
-                <w:i w:val="false"/>
-                <w:b w:val="false"/>
-                <w:u w:val="none"/>
-                <w:strike w:val="false"/>
-                <w:sz w:val="18"/>
-                <w:szCs w:val="18"/>
-                <w:color w:val="000000"/>
-              </w:rPr>
-              <w:t xml:space="preserve">3</w:t>
-            </w:r>
-          </w:p>
-        </w:tc>
-        <w:tc>
-          <w:tcPr>
-            <w:tcBorders>
-              <w:bottom w:val="none" w:sz="0" w:space="0" w:color="000000"/>
-              <w:top w:val="none" w:sz="0" w:space="0" w:color="000000"/>
-              <w:left w:val="none" w:sz="0" w:space="0" w:color="000000"/>
-              <w:right w:val="none" w:sz="0" w:space="0" w:color="000000"/>
-            </w:tcBorders>
-            <w:shd w:val="clear" w:color="auto" w:fill="FFFFFF"/>
-            <w:tcMar>
-              <w:top w:w="0" w:type="dxa"/>
-              <w:bottom w:w="0" w:type="dxa"/>
-              <w:left w:w="0" w:type="dxa"/>
-              <w:right w:w="0" w:type="dxa"/>
-            </w:tcMar>
-            <w:vAlign w:val="top"/>
-          </w:tcPr>
-          <w:p>
-            <w:pPr>
-              <w:pStyle w:val="Normal"/>
-              <w:jc w:val="center"/>
-              <w:pBdr>
-                <w:bottom w:val="none" w:sz="0" w:space="0" w:color="000000"/>
-                <w:top w:val="none" w:sz="0" w:space="0" w:color="000000"/>
-                <w:left w:val="none" w:sz="0" w:space="0" w:color="000000"/>
-                <w:right w:val="none" w:sz="0" w:space="0" w:color="000000"/>
-              </w:pBdr>
-              <w:spacing w:after="100" w:before="100" w:line="240"/>
-              <w:ind w:left="100" w:right="100" w:firstLine="0" w:firstLineChars="0"/>
-              <w:rPr>
-                <w:rFonts w:ascii="Times New Roman" w:hAnsi="Times New Roman" w:eastAsia="Times New Roman" w:cs="Times New Roman"/>
-                <w:i w:val="false"/>
-                <w:b w:val="false"/>
-                <w:u w:val="none"/>
-                <w:strike w:val="false"/>
-                <w:sz w:val="18"/>
-                <w:szCs w:val="18"/>
-                <w:color w:val="000000"/>
-              </w:rPr>
-            </w:pPr>
-            <w:r>
-              <w:rPr>
-                <w:rFonts w:ascii="Times New Roman" w:hAnsi="Times New Roman" w:eastAsia="Times New Roman" w:cs="Times New Roman"/>
-                <w:i w:val="false"/>
-                <w:b w:val="false"/>
-                <w:u w:val="none"/>
-                <w:strike w:val="false"/>
-                <w:sz w:val="18"/>
-                <w:szCs w:val="18"/>
-                <w:color w:val="000000"/>
-              </w:rPr>
-              <w:t xml:space="preserve">14</w:t>
-            </w:r>
-          </w:p>
-        </w:tc>
-        <w:tc>
-          <w:tcPr>
-            <w:tcBorders>
-              <w:bottom w:val="none" w:sz="0" w:space="0" w:color="000000"/>
-              <w:top w:val="none" w:sz="0" w:space="0" w:color="000000"/>
-              <w:left w:val="none" w:sz="0" w:space="0" w:color="000000"/>
-              <w:right w:val="none" w:sz="0" w:space="0" w:color="000000"/>
-            </w:tcBorders>
-            <w:shd w:val="clear" w:color="auto" w:fill="FFFFFF"/>
-            <w:tcMar>
-              <w:top w:w="0" w:type="dxa"/>
-              <w:bottom w:w="0" w:type="dxa"/>
-              <w:left w:w="0" w:type="dxa"/>
-              <w:right w:w="0" w:type="dxa"/>
-            </w:tcMar>
-            <w:vAlign w:val="top"/>
-          </w:tcPr>
-          <w:p>
-            <w:pPr>
-              <w:pStyle w:val="Normal"/>
-              <w:jc w:val="center"/>
-              <w:pBdr>
-                <w:bottom w:val="none" w:sz="0" w:space="0" w:color="000000"/>
-                <w:top w:val="none" w:sz="0" w:space="0" w:color="000000"/>
-                <w:left w:val="none" w:sz="0" w:space="0" w:color="000000"/>
-                <w:right w:val="none" w:sz="0" w:space="0" w:color="000000"/>
-              </w:pBdr>
-              <w:spacing w:after="100" w:before="100" w:line="240"/>
-              <w:ind w:left="100" w:right="100" w:firstLine="0" w:firstLineChars="0"/>
-              <w:rPr>
-                <w:rFonts w:ascii="Times New Roman" w:hAnsi="Times New Roman" w:eastAsia="Times New Roman" w:cs="Times New Roman"/>
-                <w:i w:val="false"/>
-                <w:b w:val="false"/>
-                <w:u w:val="none"/>
-                <w:strike w:val="false"/>
-                <w:sz w:val="18"/>
-                <w:szCs w:val="18"/>
-                <w:color w:val="000000"/>
-              </w:rPr>
-            </w:pPr>
-            <w:r>
-              <w:rPr>
-                <w:rFonts w:ascii="Times New Roman" w:hAnsi="Times New Roman" w:eastAsia="Times New Roman" w:cs="Times New Roman"/>
-                <w:i w:val="false"/>
-                <w:b w:val="false"/>
-                <w:u w:val="none"/>
-                <w:strike w:val="false"/>
-                <w:sz w:val="18"/>
-                <w:szCs w:val="18"/>
-                <w:color w:val="000000"/>
-              </w:rPr>
-              <w:t xml:space="preserve"/>
-            </w:r>
-          </w:p>
-        </w:tc>
-      </w:tr>
-      <w:tr>
-        <w:trPr>
-          <w:trHeight w:val="560" w:hRule="auto"/>
-        </w:trPr>
-        <w:tc>
-          <w:tcPr>
-            <w:tcBorders>
-              <w:bottom w:val="none" w:sz="0" w:space="0" w:color="000000"/>
-              <w:top w:val="none" w:sz="0" w:space="0" w:color="000000"/>
-              <w:left w:val="none" w:sz="0" w:space="0" w:color="000000"/>
-              <w:right w:val="none" w:sz="0" w:space="0" w:color="000000"/>
-            </w:tcBorders>
-            <w:shd w:val="clear" w:color="auto" w:fill="FFFFFF"/>
-            <w:tcMar>
-              <w:top w:w="0" w:type="dxa"/>
-              <w:bottom w:w="0" w:type="dxa"/>
-              <w:left w:w="0" w:type="dxa"/>
-              <w:right w:w="0" w:type="dxa"/>
-            </w:tcMar>
-            <w:vAlign w:val="top"/>
-          </w:tcPr>
-          <w:p>
-            <w:pPr>
-              <w:pStyle w:val="Normal"/>
-              <w:jc w:val="left"/>
-              <w:pBdr>
-                <w:bottom w:val="none" w:sz="0" w:space="0" w:color="000000"/>
-                <w:top w:val="none" w:sz="0" w:space="0" w:color="000000"/>
-                <w:left w:val="none" w:sz="0" w:space="0" w:color="000000"/>
-                <w:right w:val="none" w:sz="0" w:space="0" w:color="000000"/>
-              </w:pBdr>
-              <w:spacing w:after="100" w:before="100" w:line="240"/>
-              <w:ind w:left="100" w:right="100" w:firstLine="0" w:firstLineChars="0"/>
-              <w:rPr>
-                <w:rFonts w:ascii="Times New Roman" w:hAnsi="Times New Roman" w:eastAsia="Times New Roman" w:cs="Times New Roman"/>
-                <w:i w:val="false"/>
-                <w:b w:val="true"/>
-                <w:u w:val="none"/>
-                <w:strike w:val="false"/>
-                <w:sz w:val="18"/>
-                <w:szCs w:val="18"/>
-                <w:color w:val="000000"/>
-              </w:rPr>
-            </w:pPr>
-            <w:r>
-              <w:rPr>
-                <w:rFonts w:ascii="Times New Roman" w:hAnsi="Times New Roman" w:eastAsia="Times New Roman" w:cs="Times New Roman"/>
-                <w:i w:val="false"/>
-                <w:b w:val="true"/>
-                <w:u w:val="none"/>
-                <w:strike w:val="false"/>
-                <w:sz w:val="18"/>
-                <w:szCs w:val="18"/>
-                <w:color w:val="000000"/>
-              </w:rPr>
-              <w:t xml:space="preserve">MMR IHC performed</w:t>
-            </w:r>
-          </w:p>
-        </w:tc>
-        <w:tc>
-          <w:tcPr>
-            <w:tcBorders>
-              <w:bottom w:val="none" w:sz="0" w:space="0" w:color="000000"/>
-              <w:top w:val="none" w:sz="0" w:space="0" w:color="000000"/>
-              <w:left w:val="none" w:sz="0" w:space="0" w:color="000000"/>
-              <w:right w:val="none" w:sz="0" w:space="0" w:color="000000"/>
-            </w:tcBorders>
-            <w:shd w:val="clear" w:color="auto" w:fill="FFFFFF"/>
-            <w:tcMar>
-              <w:top w:w="0" w:type="dxa"/>
-              <w:bottom w:w="0" w:type="dxa"/>
-              <w:left w:w="0" w:type="dxa"/>
-              <w:right w:w="0" w:type="dxa"/>
-            </w:tcMar>
-            <w:vAlign w:val="top"/>
-          </w:tcPr>
-          <w:p>
-            <w:pPr>
-              <w:pStyle w:val="Normal"/>
-              <w:jc w:val="center"/>
-              <w:pBdr>
-                <w:bottom w:val="none" w:sz="0" w:space="0" w:color="000000"/>
-                <w:top w:val="none" w:sz="0" w:space="0" w:color="000000"/>
-                <w:left w:val="none" w:sz="0" w:space="0" w:color="000000"/>
-                <w:right w:val="none" w:sz="0" w:space="0" w:color="000000"/>
-              </w:pBdr>
-              <w:spacing w:after="100" w:before="100" w:line="240"/>
-              <w:ind w:left="100" w:right="100" w:firstLine="0" w:firstLineChars="0"/>
-              <w:rPr>
-                <w:rFonts w:ascii="Times New Roman" w:hAnsi="Times New Roman" w:eastAsia="Times New Roman" w:cs="Times New Roman"/>
-                <w:i w:val="false"/>
-                <w:b w:val="false"/>
-                <w:u w:val="none"/>
-                <w:strike w:val="false"/>
-                <w:sz w:val="18"/>
-                <w:szCs w:val="18"/>
-                <w:color w:val="000000"/>
-              </w:rPr>
-            </w:pPr>
-            <w:r>
-              <w:rPr>
-                <w:rFonts w:ascii="Times New Roman" w:hAnsi="Times New Roman" w:eastAsia="Times New Roman" w:cs="Times New Roman"/>
-                <w:i w:val="false"/>
-                <w:b w:val="false"/>
-                <w:u w:val="none"/>
-                <w:strike w:val="false"/>
-                <w:sz w:val="18"/>
-                <w:szCs w:val="18"/>
-                <w:color w:val="000000"/>
-              </w:rPr>
-              <w:t xml:space="preserve"/>
-            </w:r>
-          </w:p>
-        </w:tc>
-        <w:tc>
-          <w:tcPr>
-            <w:tcBorders>
-              <w:bottom w:val="none" w:sz="0" w:space="0" w:color="000000"/>
-              <w:top w:val="none" w:sz="0" w:space="0" w:color="000000"/>
-              <w:left w:val="none" w:sz="0" w:space="0" w:color="000000"/>
-              <w:right w:val="none" w:sz="0" w:space="0" w:color="000000"/>
-            </w:tcBorders>
-            <w:shd w:val="clear" w:color="auto" w:fill="FFFFFF"/>
-            <w:tcMar>
-              <w:top w:w="0" w:type="dxa"/>
-              <w:bottom w:w="0" w:type="dxa"/>
-              <w:left w:w="0" w:type="dxa"/>
-              <w:right w:w="0" w:type="dxa"/>
-            </w:tcMar>
-            <w:vAlign w:val="top"/>
-          </w:tcPr>
-          <w:p>
-            <w:pPr>
-              <w:pStyle w:val="Normal"/>
-              <w:jc w:val="center"/>
-              <w:pBdr>
-                <w:bottom w:val="none" w:sz="0" w:space="0" w:color="000000"/>
-                <w:top w:val="none" w:sz="0" w:space="0" w:color="000000"/>
-                <w:left w:val="none" w:sz="0" w:space="0" w:color="000000"/>
-                <w:right w:val="none" w:sz="0" w:space="0" w:color="000000"/>
-              </w:pBdr>
-              <w:spacing w:after="100" w:before="100" w:line="240"/>
-              <w:ind w:left="100" w:right="100" w:firstLine="0" w:firstLineChars="0"/>
-              <w:rPr>
-                <w:rFonts w:ascii="Times New Roman" w:hAnsi="Times New Roman" w:eastAsia="Times New Roman" w:cs="Times New Roman"/>
-                <w:i w:val="false"/>
-                <w:b w:val="false"/>
-                <w:u w:val="none"/>
-                <w:strike w:val="false"/>
-                <w:sz w:val="18"/>
-                <w:szCs w:val="18"/>
-                <w:color w:val="000000"/>
-              </w:rPr>
-            </w:pPr>
-            <w:r>
-              <w:rPr>
-                <w:rFonts w:ascii="Times New Roman" w:hAnsi="Times New Roman" w:eastAsia="Times New Roman" w:cs="Times New Roman"/>
-                <w:i w:val="false"/>
-                <w:b w:val="false"/>
-                <w:u w:val="none"/>
-                <w:strike w:val="false"/>
-                <w:sz w:val="18"/>
-                <w:szCs w:val="18"/>
-                <w:color w:val="000000"/>
-              </w:rPr>
-              <w:t xml:space="preserve"/>
-            </w:r>
-          </w:p>
-        </w:tc>
-        <w:tc>
-          <w:tcPr>
-            <w:tcBorders>
-              <w:bottom w:val="none" w:sz="0" w:space="0" w:color="000000"/>
-              <w:top w:val="none" w:sz="0" w:space="0" w:color="000000"/>
-              <w:left w:val="none" w:sz="0" w:space="0" w:color="000000"/>
-              <w:right w:val="none" w:sz="0" w:space="0" w:color="000000"/>
-            </w:tcBorders>
-            <w:shd w:val="clear" w:color="auto" w:fill="FFFFFF"/>
-            <w:tcMar>
-              <w:top w:w="0" w:type="dxa"/>
-              <w:bottom w:w="0" w:type="dxa"/>
-              <w:left w:w="0" w:type="dxa"/>
-              <w:right w:w="0" w:type="dxa"/>
-            </w:tcMar>
-            <w:vAlign w:val="top"/>
-          </w:tcPr>
-          <w:p>
-            <w:pPr>
-              <w:pStyle w:val="Normal"/>
-              <w:jc w:val="center"/>
-              <w:pBdr>
-                <w:bottom w:val="none" w:sz="0" w:space="0" w:color="000000"/>
-                <w:top w:val="none" w:sz="0" w:space="0" w:color="000000"/>
-                <w:left w:val="none" w:sz="0" w:space="0" w:color="000000"/>
-                <w:right w:val="none" w:sz="0" w:space="0" w:color="000000"/>
-              </w:pBdr>
-              <w:spacing w:after="100" w:before="100" w:line="240"/>
-              <w:ind w:left="100" w:right="100" w:firstLine="0" w:firstLineChars="0"/>
-              <w:rPr>
-                <w:rFonts w:ascii="Times New Roman" w:hAnsi="Times New Roman" w:eastAsia="Times New Roman" w:cs="Times New Roman"/>
-                <w:i w:val="false"/>
-                <w:b w:val="false"/>
-                <w:u w:val="none"/>
-                <w:strike w:val="false"/>
-                <w:sz w:val="18"/>
-                <w:szCs w:val="18"/>
-                <w:color w:val="000000"/>
-              </w:rPr>
-            </w:pPr>
-            <w:r>
-              <w:rPr>
-                <w:rFonts w:ascii="Times New Roman" w:hAnsi="Times New Roman" w:eastAsia="Times New Roman" w:cs="Times New Roman"/>
-                <w:i w:val="false"/>
-                <w:b w:val="false"/>
-                <w:u w:val="none"/>
-                <w:strike w:val="false"/>
-                <w:sz w:val="18"/>
-                <w:szCs w:val="18"/>
-                <w:color w:val="000000"/>
-              </w:rPr>
-              <w:t xml:space="preserve"/>
-            </w:r>
-          </w:p>
-        </w:tc>
-        <w:tc>
-          <w:tcPr>
-            <w:tcBorders>
-              <w:bottom w:val="none" w:sz="0" w:space="0" w:color="000000"/>
-              <w:top w:val="none" w:sz="0" w:space="0" w:color="000000"/>
-              <w:left w:val="none" w:sz="0" w:space="0" w:color="000000"/>
-              <w:right w:val="none" w:sz="0" w:space="0" w:color="000000"/>
-            </w:tcBorders>
-            <w:shd w:val="clear" w:color="auto" w:fill="FFFFFF"/>
-            <w:tcMar>
-              <w:top w:w="0" w:type="dxa"/>
-              <w:bottom w:w="0" w:type="dxa"/>
-              <w:left w:w="0" w:type="dxa"/>
-              <w:right w:w="0" w:type="dxa"/>
-            </w:tcMar>
-            <w:vAlign w:val="top"/>
-          </w:tcPr>
-          <w:p>
-            <w:pPr>
-              <w:pStyle w:val="Normal"/>
-              <w:jc w:val="center"/>
-              <w:pBdr>
-                <w:bottom w:val="none" w:sz="0" w:space="0" w:color="000000"/>
-                <w:top w:val="none" w:sz="0" w:space="0" w:color="000000"/>
-                <w:left w:val="none" w:sz="0" w:space="0" w:color="000000"/>
-                <w:right w:val="none" w:sz="0" w:space="0" w:color="000000"/>
-              </w:pBdr>
-              <w:spacing w:after="100" w:before="100" w:line="240"/>
-              <w:ind w:left="100" w:right="100" w:firstLine="0" w:firstLineChars="0"/>
-              <w:rPr>
-                <w:rFonts w:ascii="Times New Roman" w:hAnsi="Times New Roman" w:eastAsia="Times New Roman" w:cs="Times New Roman"/>
-                <w:i w:val="false"/>
-                <w:b w:val="false"/>
-                <w:u w:val="none"/>
-                <w:strike w:val="false"/>
-                <w:sz w:val="18"/>
-                <w:szCs w:val="18"/>
-                <w:color w:val="000000"/>
-              </w:rPr>
-            </w:pPr>
-            <w:r>
-              <w:rPr>
-                <w:rFonts w:ascii="Times New Roman" w:hAnsi="Times New Roman" w:eastAsia="Times New Roman" w:cs="Times New Roman"/>
-                <w:i w:val="false"/>
-                <w:b w:val="false"/>
-                <w:u w:val="none"/>
-                <w:strike w:val="false"/>
-                <w:sz w:val="18"/>
-                <w:szCs w:val="18"/>
-                <w:color w:val="000000"/>
-              </w:rPr>
-              <w:t xml:space="preserve">0.059</w:t>
-            </w:r>
-          </w:p>
-        </w:tc>
-      </w:tr>
-      <w:tr>
-        <w:trPr>
-          <w:trHeight w:val="560" w:hRule="auto"/>
-        </w:trPr>
-        <w:tc>
-          <w:tcPr>
-            <w:tcBorders>
-              <w:bottom w:val="none" w:sz="0" w:space="0" w:color="000000"/>
-              <w:top w:val="none" w:sz="0" w:space="0" w:color="000000"/>
-              <w:left w:val="none" w:sz="0" w:space="0" w:color="000000"/>
-              <w:right w:val="none" w:sz="0" w:space="0" w:color="000000"/>
-            </w:tcBorders>
-            <w:shd w:val="clear" w:color="auto" w:fill="FFFFFF"/>
-            <w:tcMar>
-              <w:top w:w="0" w:type="dxa"/>
-              <w:bottom w:w="0" w:type="dxa"/>
-              <w:left w:w="0" w:type="dxa"/>
-              <w:right w:w="0" w:type="dxa"/>
-            </w:tcMar>
-            <w:vAlign w:val="top"/>
-          </w:tcPr>
-          <w:p>
-            <w:pPr>
-              <w:pStyle w:val="Normal"/>
-              <w:jc w:val="left"/>
-              <w:pBdr>
-                <w:bottom w:val="none" w:sz="0" w:space="0" w:color="000000"/>
-                <w:top w:val="none" w:sz="0" w:space="0" w:color="000000"/>
-                <w:left w:val="none" w:sz="0" w:space="0" w:color="000000"/>
-                <w:right w:val="none" w:sz="0" w:space="0" w:color="000000"/>
-              </w:pBdr>
-              <w:spacing w:after="100" w:before="100" w:line="240"/>
-              <w:ind w:left="300" w:right="100" w:firstLine="0" w:firstLineChars="0"/>
-              <w:rPr>
-                <w:rFonts w:ascii="Times New Roman" w:hAnsi="Times New Roman" w:eastAsia="Times New Roman" w:cs="Times New Roman"/>
-                <w:i w:val="false"/>
-                <w:b w:val="false"/>
-                <w:u w:val="none"/>
-                <w:strike w:val="false"/>
-                <w:sz w:val="18"/>
-                <w:szCs w:val="18"/>
-                <w:color w:val="000000"/>
-              </w:rPr>
-            </w:pPr>
-            <w:r>
-              <w:rPr>
-                <w:rFonts w:ascii="Times New Roman" w:hAnsi="Times New Roman" w:eastAsia="Times New Roman" w:cs="Times New Roman"/>
-                <w:i w:val="false"/>
-                <w:b w:val="false"/>
-                <w:u w:val="none"/>
-                <w:strike w:val="false"/>
-                <w:sz w:val="18"/>
-                <w:szCs w:val="18"/>
-                <w:color w:val="000000"/>
-              </w:rPr>
-              <w:t xml:space="preserve">No</w:t>
-            </w:r>
-          </w:p>
-        </w:tc>
-        <w:tc>
-          <w:tcPr>
-            <w:tcBorders>
-              <w:bottom w:val="none" w:sz="0" w:space="0" w:color="000000"/>
-              <w:top w:val="none" w:sz="0" w:space="0" w:color="000000"/>
-              <w:left w:val="none" w:sz="0" w:space="0" w:color="000000"/>
-              <w:right w:val="none" w:sz="0" w:space="0" w:color="000000"/>
-            </w:tcBorders>
-            <w:shd w:val="clear" w:color="auto" w:fill="FFFFFF"/>
-            <w:tcMar>
-              <w:top w:w="0" w:type="dxa"/>
-              <w:bottom w:w="0" w:type="dxa"/>
-              <w:left w:w="0" w:type="dxa"/>
-              <w:right w:w="0" w:type="dxa"/>
-            </w:tcMar>
-            <w:vAlign w:val="top"/>
-          </w:tcPr>
-          <w:p>
-            <w:pPr>
-              <w:pStyle w:val="Normal"/>
-              <w:jc w:val="center"/>
-              <w:pBdr>
-                <w:bottom w:val="none" w:sz="0" w:space="0" w:color="000000"/>
-                <w:top w:val="none" w:sz="0" w:space="0" w:color="000000"/>
-                <w:left w:val="none" w:sz="0" w:space="0" w:color="000000"/>
-                <w:right w:val="none" w:sz="0" w:space="0" w:color="000000"/>
-              </w:pBdr>
-              <w:spacing w:after="100" w:before="100" w:line="240"/>
-              <w:ind w:left="100" w:right="100" w:firstLine="0" w:firstLineChars="0"/>
-              <w:rPr>
-                <w:rFonts w:ascii="Times New Roman" w:hAnsi="Times New Roman" w:eastAsia="Times New Roman" w:cs="Times New Roman"/>
-                <w:i w:val="false"/>
-                <w:b w:val="false"/>
-                <w:u w:val="none"/>
-                <w:strike w:val="false"/>
-                <w:sz w:val="18"/>
-                <w:szCs w:val="18"/>
-                <w:color w:val="000000"/>
-              </w:rPr>
-            </w:pPr>
-            <w:r>
-              <w:rPr>
-                <w:rFonts w:ascii="Times New Roman" w:hAnsi="Times New Roman" w:eastAsia="Times New Roman" w:cs="Times New Roman"/>
-                <w:i w:val="false"/>
-                <w:b w:val="false"/>
-                <w:u w:val="none"/>
-                <w:strike w:val="false"/>
-                <w:sz w:val="18"/>
-                <w:szCs w:val="18"/>
-                <w:color w:val="000000"/>
-              </w:rPr>
-              <w:t xml:space="preserve">117 (93.6%)</w:t>
-            </w:r>
-          </w:p>
-        </w:tc>
-        <w:tc>
-          <w:tcPr>
-            <w:tcBorders>
-              <w:bottom w:val="none" w:sz="0" w:space="0" w:color="000000"/>
-              <w:top w:val="none" w:sz="0" w:space="0" w:color="000000"/>
-              <w:left w:val="none" w:sz="0" w:space="0" w:color="000000"/>
-              <w:right w:val="none" w:sz="0" w:space="0" w:color="000000"/>
-            </w:tcBorders>
-            <w:shd w:val="clear" w:color="auto" w:fill="FFFFFF"/>
-            <w:tcMar>
-              <w:top w:w="0" w:type="dxa"/>
-              <w:bottom w:w="0" w:type="dxa"/>
-              <w:left w:w="0" w:type="dxa"/>
-              <w:right w:w="0" w:type="dxa"/>
-            </w:tcMar>
-            <w:vAlign w:val="top"/>
-          </w:tcPr>
-          <w:p>
-            <w:pPr>
-              <w:pStyle w:val="Normal"/>
-              <w:jc w:val="center"/>
-              <w:pBdr>
-                <w:bottom w:val="none" w:sz="0" w:space="0" w:color="000000"/>
-                <w:top w:val="none" w:sz="0" w:space="0" w:color="000000"/>
-                <w:left w:val="none" w:sz="0" w:space="0" w:color="000000"/>
-                <w:right w:val="none" w:sz="0" w:space="0" w:color="000000"/>
-              </w:pBdr>
-              <w:spacing w:after="100" w:before="100" w:line="240"/>
-              <w:ind w:left="100" w:right="100" w:firstLine="0" w:firstLineChars="0"/>
-              <w:rPr>
-                <w:rFonts w:ascii="Times New Roman" w:hAnsi="Times New Roman" w:eastAsia="Times New Roman" w:cs="Times New Roman"/>
-                <w:i w:val="false"/>
-                <w:b w:val="false"/>
-                <w:u w:val="none"/>
-                <w:strike w:val="false"/>
-                <w:sz w:val="18"/>
-                <w:szCs w:val="18"/>
-                <w:color w:val="000000"/>
-              </w:rPr>
-            </w:pPr>
-            <w:r>
-              <w:rPr>
-                <w:rFonts w:ascii="Times New Roman" w:hAnsi="Times New Roman" w:eastAsia="Times New Roman" w:cs="Times New Roman"/>
-                <w:i w:val="false"/>
-                <w:b w:val="false"/>
-                <w:u w:val="none"/>
-                <w:strike w:val="false"/>
-                <w:sz w:val="18"/>
-                <w:szCs w:val="18"/>
-                <w:color w:val="000000"/>
-              </w:rPr>
-              <w:t xml:space="preserve">73 (97.3%)</w:t>
-            </w:r>
-          </w:p>
-        </w:tc>
-        <w:tc>
-          <w:tcPr>
-            <w:tcBorders>
-              <w:bottom w:val="none" w:sz="0" w:space="0" w:color="000000"/>
-              <w:top w:val="none" w:sz="0" w:space="0" w:color="000000"/>
-              <w:left w:val="none" w:sz="0" w:space="0" w:color="000000"/>
-              <w:right w:val="none" w:sz="0" w:space="0" w:color="000000"/>
-            </w:tcBorders>
-            <w:shd w:val="clear" w:color="auto" w:fill="FFFFFF"/>
-            <w:tcMar>
-              <w:top w:w="0" w:type="dxa"/>
-              <w:bottom w:w="0" w:type="dxa"/>
-              <w:left w:w="0" w:type="dxa"/>
-              <w:right w:w="0" w:type="dxa"/>
-            </w:tcMar>
-            <w:vAlign w:val="top"/>
-          </w:tcPr>
-          <w:p>
-            <w:pPr>
-              <w:pStyle w:val="Normal"/>
-              <w:jc w:val="center"/>
-              <w:pBdr>
-                <w:bottom w:val="none" w:sz="0" w:space="0" w:color="000000"/>
-                <w:top w:val="none" w:sz="0" w:space="0" w:color="000000"/>
-                <w:left w:val="none" w:sz="0" w:space="0" w:color="000000"/>
-                <w:right w:val="none" w:sz="0" w:space="0" w:color="000000"/>
-              </w:pBdr>
-              <w:spacing w:after="100" w:before="100" w:line="240"/>
-              <w:ind w:left="100" w:right="100" w:firstLine="0" w:firstLineChars="0"/>
-              <w:rPr>
-                <w:rFonts w:ascii="Times New Roman" w:hAnsi="Times New Roman" w:eastAsia="Times New Roman" w:cs="Times New Roman"/>
-                <w:i w:val="false"/>
-                <w:b w:val="false"/>
-                <w:u w:val="none"/>
-                <w:strike w:val="false"/>
-                <w:sz w:val="18"/>
-                <w:szCs w:val="18"/>
-                <w:color w:val="000000"/>
-              </w:rPr>
-            </w:pPr>
-            <w:r>
-              <w:rPr>
-                <w:rFonts w:ascii="Times New Roman" w:hAnsi="Times New Roman" w:eastAsia="Times New Roman" w:cs="Times New Roman"/>
-                <w:i w:val="false"/>
-                <w:b w:val="false"/>
-                <w:u w:val="none"/>
-                <w:strike w:val="false"/>
-                <w:sz w:val="18"/>
-                <w:szCs w:val="18"/>
-                <w:color w:val="000000"/>
-              </w:rPr>
-              <w:t xml:space="preserve">44 (88.0%)</w:t>
-            </w:r>
-          </w:p>
-        </w:tc>
-        <w:tc>
-          <w:tcPr>
-            <w:tcBorders>
-              <w:bottom w:val="none" w:sz="0" w:space="0" w:color="000000"/>
-              <w:top w:val="none" w:sz="0" w:space="0" w:color="000000"/>
-              <w:left w:val="none" w:sz="0" w:space="0" w:color="000000"/>
-              <w:right w:val="none" w:sz="0" w:space="0" w:color="000000"/>
-            </w:tcBorders>
-            <w:shd w:val="clear" w:color="auto" w:fill="FFFFFF"/>
-            <w:tcMar>
-              <w:top w:w="0" w:type="dxa"/>
-              <w:bottom w:w="0" w:type="dxa"/>
-              <w:left w:w="0" w:type="dxa"/>
-              <w:right w:w="0" w:type="dxa"/>
-            </w:tcMar>
-            <w:vAlign w:val="top"/>
-          </w:tcPr>
-          <w:p>
-            <w:pPr>
-              <w:pStyle w:val="Normal"/>
-              <w:jc w:val="center"/>
-              <w:pBdr>
-                <w:bottom w:val="none" w:sz="0" w:space="0" w:color="000000"/>
-                <w:top w:val="none" w:sz="0" w:space="0" w:color="000000"/>
-                <w:left w:val="none" w:sz="0" w:space="0" w:color="000000"/>
-                <w:right w:val="none" w:sz="0" w:space="0" w:color="000000"/>
-              </w:pBdr>
-              <w:spacing w:after="100" w:before="100" w:line="240"/>
-              <w:ind w:left="100" w:right="100" w:firstLine="0" w:firstLineChars="0"/>
-              <w:rPr>
-                <w:rFonts w:ascii="Times New Roman" w:hAnsi="Times New Roman" w:eastAsia="Times New Roman" w:cs="Times New Roman"/>
-                <w:i w:val="false"/>
-                <w:b w:val="false"/>
-                <w:u w:val="none"/>
-                <w:strike w:val="false"/>
-                <w:sz w:val="18"/>
-                <w:szCs w:val="18"/>
-                <w:color w:val="000000"/>
-              </w:rPr>
-            </w:pPr>
-            <w:r>
-              <w:rPr>
-                <w:rFonts w:ascii="Times New Roman" w:hAnsi="Times New Roman" w:eastAsia="Times New Roman" w:cs="Times New Roman"/>
-                <w:i w:val="false"/>
-                <w:b w:val="false"/>
-                <w:u w:val="none"/>
-                <w:strike w:val="false"/>
-                <w:sz w:val="18"/>
-                <w:szCs w:val="18"/>
-                <w:color w:val="000000"/>
-              </w:rPr>
-              <w:t xml:space="preserve"/>
-            </w:r>
-          </w:p>
-        </w:tc>
-      </w:tr>
-      <w:tr>
-        <w:trPr>
-          <w:trHeight w:val="560" w:hRule="auto"/>
-        </w:trPr>
-        <w:tc>
-          <w:tcPr>
-            <w:tcBorders>
-              <w:bottom w:val="none" w:sz="0" w:space="0" w:color="000000"/>
-              <w:top w:val="none" w:sz="0" w:space="0" w:color="000000"/>
-              <w:left w:val="none" w:sz="0" w:space="0" w:color="000000"/>
-              <w:right w:val="none" w:sz="0" w:space="0" w:color="000000"/>
-            </w:tcBorders>
-            <w:shd w:val="clear" w:color="auto" w:fill="FFFFFF"/>
-            <w:tcMar>
-              <w:top w:w="0" w:type="dxa"/>
-              <w:bottom w:w="0" w:type="dxa"/>
-              <w:left w:w="0" w:type="dxa"/>
-              <w:right w:w="0" w:type="dxa"/>
-            </w:tcMar>
-            <w:vAlign w:val="top"/>
-          </w:tcPr>
-          <w:p>
-            <w:pPr>
-              <w:pStyle w:val="Normal"/>
-              <w:jc w:val="left"/>
-              <w:pBdr>
-                <w:bottom w:val="none" w:sz="0" w:space="0" w:color="000000"/>
-                <w:top w:val="none" w:sz="0" w:space="0" w:color="000000"/>
-                <w:left w:val="none" w:sz="0" w:space="0" w:color="000000"/>
-                <w:right w:val="none" w:sz="0" w:space="0" w:color="000000"/>
-              </w:pBdr>
-              <w:spacing w:after="100" w:before="100" w:line="240"/>
-              <w:ind w:left="300" w:right="100" w:firstLine="0" w:firstLineChars="0"/>
-              <w:rPr>
-                <w:rFonts w:ascii="Times New Roman" w:hAnsi="Times New Roman" w:eastAsia="Times New Roman" w:cs="Times New Roman"/>
-                <w:i w:val="false"/>
-                <w:b w:val="false"/>
-                <w:u w:val="none"/>
-                <w:strike w:val="false"/>
-                <w:sz w:val="18"/>
-                <w:szCs w:val="18"/>
-                <w:color w:val="000000"/>
-              </w:rPr>
-            </w:pPr>
-            <w:r>
-              <w:rPr>
-                <w:rFonts w:ascii="Times New Roman" w:hAnsi="Times New Roman" w:eastAsia="Times New Roman" w:cs="Times New Roman"/>
-                <w:i w:val="false"/>
-                <w:b w:val="false"/>
-                <w:u w:val="none"/>
-                <w:strike w:val="false"/>
-                <w:sz w:val="18"/>
-                <w:szCs w:val="18"/>
-                <w:color w:val="000000"/>
-              </w:rPr>
-              <w:t xml:space="preserve">Yes</w:t>
-            </w:r>
-          </w:p>
-        </w:tc>
-        <w:tc>
-          <w:tcPr>
-            <w:tcBorders>
-              <w:bottom w:val="none" w:sz="0" w:space="0" w:color="000000"/>
-              <w:top w:val="none" w:sz="0" w:space="0" w:color="000000"/>
-              <w:left w:val="none" w:sz="0" w:space="0" w:color="000000"/>
-              <w:right w:val="none" w:sz="0" w:space="0" w:color="000000"/>
-            </w:tcBorders>
-            <w:shd w:val="clear" w:color="auto" w:fill="FFFFFF"/>
-            <w:tcMar>
-              <w:top w:w="0" w:type="dxa"/>
-              <w:bottom w:w="0" w:type="dxa"/>
-              <w:left w:w="0" w:type="dxa"/>
-              <w:right w:w="0" w:type="dxa"/>
-            </w:tcMar>
-            <w:vAlign w:val="top"/>
-          </w:tcPr>
-          <w:p>
-            <w:pPr>
-              <w:pStyle w:val="Normal"/>
-              <w:jc w:val="center"/>
-              <w:pBdr>
-                <w:bottom w:val="none" w:sz="0" w:space="0" w:color="000000"/>
-                <w:top w:val="none" w:sz="0" w:space="0" w:color="000000"/>
-                <w:left w:val="none" w:sz="0" w:space="0" w:color="000000"/>
-                <w:right w:val="none" w:sz="0" w:space="0" w:color="000000"/>
-              </w:pBdr>
-              <w:spacing w:after="100" w:before="100" w:line="240"/>
-              <w:ind w:left="100" w:right="100" w:firstLine="0" w:firstLineChars="0"/>
-              <w:rPr>
-                <w:rFonts w:ascii="Times New Roman" w:hAnsi="Times New Roman" w:eastAsia="Times New Roman" w:cs="Times New Roman"/>
-                <w:i w:val="false"/>
-                <w:b w:val="false"/>
-                <w:u w:val="none"/>
-                <w:strike w:val="false"/>
-                <w:sz w:val="18"/>
-                <w:szCs w:val="18"/>
-                <w:color w:val="000000"/>
-              </w:rPr>
-            </w:pPr>
-            <w:r>
-              <w:rPr>
-                <w:rFonts w:ascii="Times New Roman" w:hAnsi="Times New Roman" w:eastAsia="Times New Roman" w:cs="Times New Roman"/>
-                <w:i w:val="false"/>
-                <w:b w:val="false"/>
-                <w:u w:val="none"/>
-                <w:strike w:val="false"/>
-                <w:sz w:val="18"/>
-                <w:szCs w:val="18"/>
-                <w:color w:val="000000"/>
-              </w:rPr>
-              <w:t xml:space="preserve">8 (6.4%)</w:t>
-            </w:r>
-          </w:p>
-        </w:tc>
-        <w:tc>
-          <w:tcPr>
-            <w:tcBorders>
-              <w:bottom w:val="none" w:sz="0" w:space="0" w:color="000000"/>
-              <w:top w:val="none" w:sz="0" w:space="0" w:color="000000"/>
-              <w:left w:val="none" w:sz="0" w:space="0" w:color="000000"/>
-              <w:right w:val="none" w:sz="0" w:space="0" w:color="000000"/>
-            </w:tcBorders>
-            <w:shd w:val="clear" w:color="auto" w:fill="FFFFFF"/>
-            <w:tcMar>
-              <w:top w:w="0" w:type="dxa"/>
-              <w:bottom w:w="0" w:type="dxa"/>
-              <w:left w:w="0" w:type="dxa"/>
-              <w:right w:w="0" w:type="dxa"/>
-            </w:tcMar>
-            <w:vAlign w:val="top"/>
-          </w:tcPr>
-          <w:p>
-            <w:pPr>
-              <w:pStyle w:val="Normal"/>
-              <w:jc w:val="center"/>
-              <w:pBdr>
-                <w:bottom w:val="none" w:sz="0" w:space="0" w:color="000000"/>
-                <w:top w:val="none" w:sz="0" w:space="0" w:color="000000"/>
-                <w:left w:val="none" w:sz="0" w:space="0" w:color="000000"/>
-                <w:right w:val="none" w:sz="0" w:space="0" w:color="000000"/>
-              </w:pBdr>
-              <w:spacing w:after="100" w:before="100" w:line="240"/>
-              <w:ind w:left="100" w:right="100" w:firstLine="0" w:firstLineChars="0"/>
-              <w:rPr>
-                <w:rFonts w:ascii="Times New Roman" w:hAnsi="Times New Roman" w:eastAsia="Times New Roman" w:cs="Times New Roman"/>
-                <w:i w:val="false"/>
-                <w:b w:val="false"/>
-                <w:u w:val="none"/>
-                <w:strike w:val="false"/>
-                <w:sz w:val="18"/>
-                <w:szCs w:val="18"/>
-                <w:color w:val="000000"/>
-              </w:rPr>
-            </w:pPr>
-            <w:r>
-              <w:rPr>
-                <w:rFonts w:ascii="Times New Roman" w:hAnsi="Times New Roman" w:eastAsia="Times New Roman" w:cs="Times New Roman"/>
-                <w:i w:val="false"/>
-                <w:b w:val="false"/>
-                <w:u w:val="none"/>
-                <w:strike w:val="false"/>
-                <w:sz w:val="18"/>
-                <w:szCs w:val="18"/>
-                <w:color w:val="000000"/>
-              </w:rPr>
-              <w:t xml:space="preserve">2 (2.7%)</w:t>
-            </w:r>
-          </w:p>
-        </w:tc>
-        <w:tc>
-          <w:tcPr>
-            <w:tcBorders>
-              <w:bottom w:val="none" w:sz="0" w:space="0" w:color="000000"/>
-              <w:top w:val="none" w:sz="0" w:space="0" w:color="000000"/>
-              <w:left w:val="none" w:sz="0" w:space="0" w:color="000000"/>
-              <w:right w:val="none" w:sz="0" w:space="0" w:color="000000"/>
-            </w:tcBorders>
-            <w:shd w:val="clear" w:color="auto" w:fill="FFFFFF"/>
-            <w:tcMar>
-              <w:top w:w="0" w:type="dxa"/>
-              <w:bottom w:w="0" w:type="dxa"/>
-              <w:left w:w="0" w:type="dxa"/>
-              <w:right w:w="0" w:type="dxa"/>
-            </w:tcMar>
-            <w:vAlign w:val="top"/>
-          </w:tcPr>
-          <w:p>
-            <w:pPr>
-              <w:pStyle w:val="Normal"/>
-              <w:jc w:val="center"/>
-              <w:pBdr>
-                <w:bottom w:val="none" w:sz="0" w:space="0" w:color="000000"/>
-                <w:top w:val="none" w:sz="0" w:space="0" w:color="000000"/>
-                <w:left w:val="none" w:sz="0" w:space="0" w:color="000000"/>
-                <w:right w:val="none" w:sz="0" w:space="0" w:color="000000"/>
-              </w:pBdr>
-              <w:spacing w:after="100" w:before="100" w:line="240"/>
-              <w:ind w:left="100" w:right="100" w:firstLine="0" w:firstLineChars="0"/>
-              <w:rPr>
-                <w:rFonts w:ascii="Times New Roman" w:hAnsi="Times New Roman" w:eastAsia="Times New Roman" w:cs="Times New Roman"/>
-                <w:i w:val="false"/>
-                <w:b w:val="false"/>
-                <w:u w:val="none"/>
-                <w:strike w:val="false"/>
-                <w:sz w:val="18"/>
-                <w:szCs w:val="18"/>
-                <w:color w:val="000000"/>
-              </w:rPr>
-            </w:pPr>
-            <w:r>
-              <w:rPr>
-                <w:rFonts w:ascii="Times New Roman" w:hAnsi="Times New Roman" w:eastAsia="Times New Roman" w:cs="Times New Roman"/>
-                <w:i w:val="false"/>
-                <w:b w:val="false"/>
-                <w:u w:val="none"/>
-                <w:strike w:val="false"/>
-                <w:sz w:val="18"/>
-                <w:szCs w:val="18"/>
-                <w:color w:val="000000"/>
-              </w:rPr>
-              <w:t xml:space="preserve">6 (12.0%)</w:t>
-            </w:r>
-          </w:p>
-        </w:tc>
-        <w:tc>
-          <w:tcPr>
-            <w:tcBorders>
-              <w:bottom w:val="none" w:sz="0" w:space="0" w:color="000000"/>
-              <w:top w:val="none" w:sz="0" w:space="0" w:color="000000"/>
-              <w:left w:val="none" w:sz="0" w:space="0" w:color="000000"/>
-              <w:right w:val="none" w:sz="0" w:space="0" w:color="000000"/>
-            </w:tcBorders>
-            <w:shd w:val="clear" w:color="auto" w:fill="FFFFFF"/>
-            <w:tcMar>
-              <w:top w:w="0" w:type="dxa"/>
-              <w:bottom w:w="0" w:type="dxa"/>
-              <w:left w:w="0" w:type="dxa"/>
-              <w:right w:w="0" w:type="dxa"/>
-            </w:tcMar>
-            <w:vAlign w:val="top"/>
-          </w:tcPr>
-          <w:p>
-            <w:pPr>
-              <w:pStyle w:val="Normal"/>
-              <w:jc w:val="center"/>
-              <w:pBdr>
-                <w:bottom w:val="none" w:sz="0" w:space="0" w:color="000000"/>
-                <w:top w:val="none" w:sz="0" w:space="0" w:color="000000"/>
-                <w:left w:val="none" w:sz="0" w:space="0" w:color="000000"/>
-                <w:right w:val="none" w:sz="0" w:space="0" w:color="000000"/>
-              </w:pBdr>
-              <w:spacing w:after="100" w:before="100" w:line="240"/>
-              <w:ind w:left="100" w:right="100" w:firstLine="0" w:firstLineChars="0"/>
-              <w:rPr>
-                <w:rFonts w:ascii="Times New Roman" w:hAnsi="Times New Roman" w:eastAsia="Times New Roman" w:cs="Times New Roman"/>
-                <w:i w:val="false"/>
-                <w:b w:val="false"/>
-                <w:u w:val="none"/>
-                <w:strike w:val="false"/>
-                <w:sz w:val="18"/>
-                <w:szCs w:val="18"/>
-                <w:color w:val="000000"/>
-              </w:rPr>
-            </w:pPr>
-            <w:r>
-              <w:rPr>
-                <w:rFonts w:ascii="Times New Roman" w:hAnsi="Times New Roman" w:eastAsia="Times New Roman" w:cs="Times New Roman"/>
-                <w:i w:val="false"/>
-                <w:b w:val="false"/>
-                <w:u w:val="none"/>
-                <w:strike w:val="false"/>
-                <w:sz w:val="18"/>
-                <w:szCs w:val="18"/>
-                <w:color w:val="000000"/>
-              </w:rPr>
-              <w:t xml:space="preserve"/>
-            </w:r>
-          </w:p>
-        </w:tc>
-      </w:tr>
-      <w:tr>
-        <w:trPr>
           <w:trHeight w:val="570" w:hRule="auto"/>
         </w:trPr>
         <w:tc>
@@ -21498,7 +18138,7 @@
                 <w:szCs w:val="18"/>
                 <w:color w:val="000000"/>
               </w:rPr>
-              <w:t xml:space="preserve">31</w:t>
+              <w:t xml:space="preserve">17</w:t>
             </w:r>
           </w:p>
         </w:tc>
@@ -21553,7 +18193,7 @@
                 <w:szCs w:val="18"/>
                 <w:color w:val="000000"/>
               </w:rPr>
-              <w:t xml:space="preserve">2</w:t>
+              <w:t xml:space="preserve">3</w:t>
             </w:r>
           </w:p>
         </w:tc>
@@ -21608,7 +18248,7 @@
                 <w:szCs w:val="18"/>
                 <w:color w:val="000000"/>
               </w:rPr>
-              <w:t xml:space="preserve">29</w:t>
+              <w:t xml:space="preserve">14</w:t>
             </w:r>
           </w:p>
         </w:tc>

--- a/output/tables/READ/table1_FBXW7.docx
+++ b/output/tables/READ/table1_FBXW7.docx
@@ -364,7 +364,7 @@
                 <w:szCs w:val="18"/>
                 <w:color w:val="000000"/>
               </w:rPr>
-              <w:t xml:space="preserve">N = 156</w:t>
+              <w:t xml:space="preserve">N = 157</w:t>
             </w:r>
             <w:r>
               <w:rPr>
@@ -472,7 +472,7 @@
                 <w:szCs w:val="18"/>
                 <w:color w:val="000000"/>
               </w:rPr>
-              <w:t xml:space="preserve">N = 77</w:t>
+              <w:t xml:space="preserve">N = 78</w:t>
             </w:r>
             <w:r>
               <w:rPr>
@@ -833,7 +833,7 @@
                 <w:szCs w:val="18"/>
                 <w:color w:val="000000"/>
               </w:rPr>
-              <w:t xml:space="preserve">66.0 [59.0, 74.0]</w:t>
+              <w:t xml:space="preserve">65.5 [58.0, 74.0]</w:t>
             </w:r>
           </w:p>
         </w:tc>
@@ -943,7 +943,7 @@
                 <w:szCs w:val="18"/>
                 <w:color w:val="000000"/>
               </w:rPr>
-              <w:t xml:space="preserve">0.395</w:t>
+              <w:t xml:space="preserve">0.476</w:t>
             </w:r>
           </w:p>
         </w:tc>
@@ -1223,7 +1223,7 @@
                 <w:szCs w:val="18"/>
                 <w:color w:val="000000"/>
               </w:rPr>
-              <w:t xml:space="preserve">0.998</w:t>
+              <w:t xml:space="preserve">0.937</w:t>
             </w:r>
           </w:p>
         </w:tc>
@@ -1338,62 +1338,62 @@
                 <w:szCs w:val="18"/>
                 <w:color w:val="000000"/>
               </w:rPr>
-              <w:t xml:space="preserve">77 (49.4%)</w:t>
-            </w:r>
-          </w:p>
-        </w:tc>
-        <w:tc>
-          <w:tcPr>
-            <w:tcBorders>
-              <w:bottom w:val="none" w:sz="0" w:space="0" w:color="000000"/>
-              <w:top w:val="none" w:sz="0" w:space="0" w:color="000000"/>
-              <w:left w:val="none" w:sz="0" w:space="0" w:color="000000"/>
-              <w:right w:val="none" w:sz="0" w:space="0" w:color="000000"/>
-            </w:tcBorders>
-            <w:shd w:val="clear" w:color="auto" w:fill="FFFFFF"/>
-            <w:tcMar>
-              <w:top w:w="0" w:type="dxa"/>
-              <w:bottom w:w="0" w:type="dxa"/>
-              <w:left w:w="0" w:type="dxa"/>
-              <w:right w:w="0" w:type="dxa"/>
-            </w:tcMar>
-            <w:vAlign w:val="top"/>
-          </w:tcPr>
-          <w:p>
-            <w:pPr>
-              <w:pStyle w:val="Normal"/>
-              <w:jc w:val="center"/>
-              <w:pBdr>
-                <w:bottom w:val="none" w:sz="0" w:space="0" w:color="000000"/>
-                <w:top w:val="none" w:sz="0" w:space="0" w:color="000000"/>
-                <w:left w:val="none" w:sz="0" w:space="0" w:color="000000"/>
-                <w:right w:val="none" w:sz="0" w:space="0" w:color="000000"/>
-              </w:pBdr>
-              <w:spacing w:after="100" w:before="100" w:line="240"/>
-              <w:ind w:left="100" w:right="100" w:firstLine="0" w:firstLineChars="0"/>
-              <w:rPr>
-                <w:rFonts w:ascii="Times New Roman" w:hAnsi="Times New Roman" w:eastAsia="Times New Roman" w:cs="Times New Roman"/>
-                <w:i w:val="false"/>
-                <w:b w:val="false"/>
-                <w:u w:val="none"/>
-                <w:strike w:val="false"/>
-                <w:sz w:val="18"/>
-                <w:szCs w:val="18"/>
-                <w:color w:val="000000"/>
-              </w:rPr>
-            </w:pPr>
-            <w:r>
-              <w:rPr>
-                <w:rFonts w:ascii="Times New Roman" w:hAnsi="Times New Roman" w:eastAsia="Times New Roman" w:cs="Times New Roman"/>
-                <w:i w:val="false"/>
-                <w:b w:val="false"/>
-                <w:u w:val="none"/>
-                <w:strike w:val="false"/>
-                <w:sz w:val="18"/>
-                <w:szCs w:val="18"/>
-                <w:color w:val="000000"/>
-              </w:rPr>
-              <w:t xml:space="preserve">38 (49.4%)</w:t>
+              <w:t xml:space="preserve">78 (49.7%)</w:t>
+            </w:r>
+          </w:p>
+        </w:tc>
+        <w:tc>
+          <w:tcPr>
+            <w:tcBorders>
+              <w:bottom w:val="none" w:sz="0" w:space="0" w:color="000000"/>
+              <w:top w:val="none" w:sz="0" w:space="0" w:color="000000"/>
+              <w:left w:val="none" w:sz="0" w:space="0" w:color="000000"/>
+              <w:right w:val="none" w:sz="0" w:space="0" w:color="000000"/>
+            </w:tcBorders>
+            <w:shd w:val="clear" w:color="auto" w:fill="FFFFFF"/>
+            <w:tcMar>
+              <w:top w:w="0" w:type="dxa"/>
+              <w:bottom w:w="0" w:type="dxa"/>
+              <w:left w:w="0" w:type="dxa"/>
+              <w:right w:w="0" w:type="dxa"/>
+            </w:tcMar>
+            <w:vAlign w:val="top"/>
+          </w:tcPr>
+          <w:p>
+            <w:pPr>
+              <w:pStyle w:val="Normal"/>
+              <w:jc w:val="center"/>
+              <w:pBdr>
+                <w:bottom w:val="none" w:sz="0" w:space="0" w:color="000000"/>
+                <w:top w:val="none" w:sz="0" w:space="0" w:color="000000"/>
+                <w:left w:val="none" w:sz="0" w:space="0" w:color="000000"/>
+                <w:right w:val="none" w:sz="0" w:space="0" w:color="000000"/>
+              </w:pBdr>
+              <w:spacing w:after="100" w:before="100" w:line="240"/>
+              <w:ind w:left="100" w:right="100" w:firstLine="0" w:firstLineChars="0"/>
+              <w:rPr>
+                <w:rFonts w:ascii="Times New Roman" w:hAnsi="Times New Roman" w:eastAsia="Times New Roman" w:cs="Times New Roman"/>
+                <w:i w:val="false"/>
+                <w:b w:val="false"/>
+                <w:u w:val="none"/>
+                <w:strike w:val="false"/>
+                <w:sz w:val="18"/>
+                <w:szCs w:val="18"/>
+                <w:color w:val="000000"/>
+              </w:rPr>
+            </w:pPr>
+            <w:r>
+              <w:rPr>
+                <w:rFonts w:ascii="Times New Roman" w:hAnsi="Times New Roman" w:eastAsia="Times New Roman" w:cs="Times New Roman"/>
+                <w:i w:val="false"/>
+                <w:b w:val="false"/>
+                <w:u w:val="none"/>
+                <w:strike w:val="false"/>
+                <w:sz w:val="18"/>
+                <w:szCs w:val="18"/>
+                <w:color w:val="000000"/>
+              </w:rPr>
+              <w:t xml:space="preserve">39 (50.0%)</w:t>
             </w:r>
           </w:p>
         </w:tc>
@@ -1618,62 +1618,62 @@
                 <w:szCs w:val="18"/>
                 <w:color w:val="000000"/>
               </w:rPr>
-              <w:t xml:space="preserve">79 (50.6%)</w:t>
-            </w:r>
-          </w:p>
-        </w:tc>
-        <w:tc>
-          <w:tcPr>
-            <w:tcBorders>
-              <w:bottom w:val="none" w:sz="0" w:space="0" w:color="000000"/>
-              <w:top w:val="none" w:sz="0" w:space="0" w:color="000000"/>
-              <w:left w:val="none" w:sz="0" w:space="0" w:color="000000"/>
-              <w:right w:val="none" w:sz="0" w:space="0" w:color="000000"/>
-            </w:tcBorders>
-            <w:shd w:val="clear" w:color="auto" w:fill="FFFFFF"/>
-            <w:tcMar>
-              <w:top w:w="0" w:type="dxa"/>
-              <w:bottom w:w="0" w:type="dxa"/>
-              <w:left w:w="0" w:type="dxa"/>
-              <w:right w:w="0" w:type="dxa"/>
-            </w:tcMar>
-            <w:vAlign w:val="top"/>
-          </w:tcPr>
-          <w:p>
-            <w:pPr>
-              <w:pStyle w:val="Normal"/>
-              <w:jc w:val="center"/>
-              <w:pBdr>
-                <w:bottom w:val="none" w:sz="0" w:space="0" w:color="000000"/>
-                <w:top w:val="none" w:sz="0" w:space="0" w:color="000000"/>
-                <w:left w:val="none" w:sz="0" w:space="0" w:color="000000"/>
-                <w:right w:val="none" w:sz="0" w:space="0" w:color="000000"/>
-              </w:pBdr>
-              <w:spacing w:after="100" w:before="100" w:line="240"/>
-              <w:ind w:left="100" w:right="100" w:firstLine="0" w:firstLineChars="0"/>
-              <w:rPr>
-                <w:rFonts w:ascii="Times New Roman" w:hAnsi="Times New Roman" w:eastAsia="Times New Roman" w:cs="Times New Roman"/>
-                <w:i w:val="false"/>
-                <w:b w:val="false"/>
-                <w:u w:val="none"/>
-                <w:strike w:val="false"/>
-                <w:sz w:val="18"/>
-                <w:szCs w:val="18"/>
-                <w:color w:val="000000"/>
-              </w:rPr>
-            </w:pPr>
-            <w:r>
-              <w:rPr>
-                <w:rFonts w:ascii="Times New Roman" w:hAnsi="Times New Roman" w:eastAsia="Times New Roman" w:cs="Times New Roman"/>
-                <w:i w:val="false"/>
-                <w:b w:val="false"/>
-                <w:u w:val="none"/>
-                <w:strike w:val="false"/>
-                <w:sz w:val="18"/>
-                <w:szCs w:val="18"/>
-                <w:color w:val="000000"/>
-              </w:rPr>
-              <w:t xml:space="preserve">39 (50.6%)</w:t>
+              <w:t xml:space="preserve">79 (50.3%)</w:t>
+            </w:r>
+          </w:p>
+        </w:tc>
+        <w:tc>
+          <w:tcPr>
+            <w:tcBorders>
+              <w:bottom w:val="none" w:sz="0" w:space="0" w:color="000000"/>
+              <w:top w:val="none" w:sz="0" w:space="0" w:color="000000"/>
+              <w:left w:val="none" w:sz="0" w:space="0" w:color="000000"/>
+              <w:right w:val="none" w:sz="0" w:space="0" w:color="000000"/>
+            </w:tcBorders>
+            <w:shd w:val="clear" w:color="auto" w:fill="FFFFFF"/>
+            <w:tcMar>
+              <w:top w:w="0" w:type="dxa"/>
+              <w:bottom w:w="0" w:type="dxa"/>
+              <w:left w:w="0" w:type="dxa"/>
+              <w:right w:w="0" w:type="dxa"/>
+            </w:tcMar>
+            <w:vAlign w:val="top"/>
+          </w:tcPr>
+          <w:p>
+            <w:pPr>
+              <w:pStyle w:val="Normal"/>
+              <w:jc w:val="center"/>
+              <w:pBdr>
+                <w:bottom w:val="none" w:sz="0" w:space="0" w:color="000000"/>
+                <w:top w:val="none" w:sz="0" w:space="0" w:color="000000"/>
+                <w:left w:val="none" w:sz="0" w:space="0" w:color="000000"/>
+                <w:right w:val="none" w:sz="0" w:space="0" w:color="000000"/>
+              </w:pBdr>
+              <w:spacing w:after="100" w:before="100" w:line="240"/>
+              <w:ind w:left="100" w:right="100" w:firstLine="0" w:firstLineChars="0"/>
+              <w:rPr>
+                <w:rFonts w:ascii="Times New Roman" w:hAnsi="Times New Roman" w:eastAsia="Times New Roman" w:cs="Times New Roman"/>
+                <w:i w:val="false"/>
+                <w:b w:val="false"/>
+                <w:u w:val="none"/>
+                <w:strike w:val="false"/>
+                <w:sz w:val="18"/>
+                <w:szCs w:val="18"/>
+                <w:color w:val="000000"/>
+              </w:rPr>
+            </w:pPr>
+            <w:r>
+              <w:rPr>
+                <w:rFonts w:ascii="Times New Roman" w:hAnsi="Times New Roman" w:eastAsia="Times New Roman" w:cs="Times New Roman"/>
+                <w:i w:val="false"/>
+                <w:b w:val="false"/>
+                <w:u w:val="none"/>
+                <w:strike w:val="false"/>
+                <w:sz w:val="18"/>
+                <w:szCs w:val="18"/>
+                <w:color w:val="000000"/>
+              </w:rPr>
+              <w:t xml:space="preserve">39 (50.0%)</w:t>
             </w:r>
           </w:p>
         </w:tc>
@@ -2063,7 +2063,7 @@
                 <w:szCs w:val="18"/>
                 <w:color w:val="000000"/>
               </w:rPr>
-              <w:t xml:space="preserve">0.343</w:t>
+              <w:t xml:space="preserve">0.301</w:t>
             </w:r>
           </w:p>
         </w:tc>
@@ -2178,62 +2178,62 @@
                 <w:szCs w:val="18"/>
                 <w:color w:val="000000"/>
               </w:rPr>
-              <w:t xml:space="preserve">87 (55.8%)</w:t>
-            </w:r>
-          </w:p>
-        </w:tc>
-        <w:tc>
-          <w:tcPr>
-            <w:tcBorders>
-              <w:bottom w:val="none" w:sz="0" w:space="0" w:color="000000"/>
-              <w:top w:val="none" w:sz="0" w:space="0" w:color="000000"/>
-              <w:left w:val="none" w:sz="0" w:space="0" w:color="000000"/>
-              <w:right w:val="none" w:sz="0" w:space="0" w:color="000000"/>
-            </w:tcBorders>
-            <w:shd w:val="clear" w:color="auto" w:fill="FFFFFF"/>
-            <w:tcMar>
-              <w:top w:w="0" w:type="dxa"/>
-              <w:bottom w:w="0" w:type="dxa"/>
-              <w:left w:w="0" w:type="dxa"/>
-              <w:right w:w="0" w:type="dxa"/>
-            </w:tcMar>
-            <w:vAlign w:val="top"/>
-          </w:tcPr>
-          <w:p>
-            <w:pPr>
-              <w:pStyle w:val="Normal"/>
-              <w:jc w:val="center"/>
-              <w:pBdr>
-                <w:bottom w:val="none" w:sz="0" w:space="0" w:color="000000"/>
-                <w:top w:val="none" w:sz="0" w:space="0" w:color="000000"/>
-                <w:left w:val="none" w:sz="0" w:space="0" w:color="000000"/>
-                <w:right w:val="none" w:sz="0" w:space="0" w:color="000000"/>
-              </w:pBdr>
-              <w:spacing w:after="100" w:before="100" w:line="240"/>
-              <w:ind w:left="100" w:right="100" w:firstLine="0" w:firstLineChars="0"/>
-              <w:rPr>
-                <w:rFonts w:ascii="Times New Roman" w:hAnsi="Times New Roman" w:eastAsia="Times New Roman" w:cs="Times New Roman"/>
-                <w:i w:val="false"/>
-                <w:b w:val="false"/>
-                <w:u w:val="none"/>
-                <w:strike w:val="false"/>
-                <w:sz w:val="18"/>
-                <w:szCs w:val="18"/>
-                <w:color w:val="000000"/>
-              </w:rPr>
-            </w:pPr>
-            <w:r>
-              <w:rPr>
-                <w:rFonts w:ascii="Times New Roman" w:hAnsi="Times New Roman" w:eastAsia="Times New Roman" w:cs="Times New Roman"/>
-                <w:i w:val="false"/>
-                <w:b w:val="false"/>
-                <w:u w:val="none"/>
-                <w:strike w:val="false"/>
-                <w:sz w:val="18"/>
-                <w:szCs w:val="18"/>
-                <w:color w:val="000000"/>
-              </w:rPr>
-              <w:t xml:space="preserve">40 (51.9%)</w:t>
+              <w:t xml:space="preserve">87 (55.4%)</w:t>
+            </w:r>
+          </w:p>
+        </w:tc>
+        <w:tc>
+          <w:tcPr>
+            <w:tcBorders>
+              <w:bottom w:val="none" w:sz="0" w:space="0" w:color="000000"/>
+              <w:top w:val="none" w:sz="0" w:space="0" w:color="000000"/>
+              <w:left w:val="none" w:sz="0" w:space="0" w:color="000000"/>
+              <w:right w:val="none" w:sz="0" w:space="0" w:color="000000"/>
+            </w:tcBorders>
+            <w:shd w:val="clear" w:color="auto" w:fill="FFFFFF"/>
+            <w:tcMar>
+              <w:top w:w="0" w:type="dxa"/>
+              <w:bottom w:w="0" w:type="dxa"/>
+              <w:left w:w="0" w:type="dxa"/>
+              <w:right w:w="0" w:type="dxa"/>
+            </w:tcMar>
+            <w:vAlign w:val="top"/>
+          </w:tcPr>
+          <w:p>
+            <w:pPr>
+              <w:pStyle w:val="Normal"/>
+              <w:jc w:val="center"/>
+              <w:pBdr>
+                <w:bottom w:val="none" w:sz="0" w:space="0" w:color="000000"/>
+                <w:top w:val="none" w:sz="0" w:space="0" w:color="000000"/>
+                <w:left w:val="none" w:sz="0" w:space="0" w:color="000000"/>
+                <w:right w:val="none" w:sz="0" w:space="0" w:color="000000"/>
+              </w:pBdr>
+              <w:spacing w:after="100" w:before="100" w:line="240"/>
+              <w:ind w:left="100" w:right="100" w:firstLine="0" w:firstLineChars="0"/>
+              <w:rPr>
+                <w:rFonts w:ascii="Times New Roman" w:hAnsi="Times New Roman" w:eastAsia="Times New Roman" w:cs="Times New Roman"/>
+                <w:i w:val="false"/>
+                <w:b w:val="false"/>
+                <w:u w:val="none"/>
+                <w:strike w:val="false"/>
+                <w:sz w:val="18"/>
+                <w:szCs w:val="18"/>
+                <w:color w:val="000000"/>
+              </w:rPr>
+            </w:pPr>
+            <w:r>
+              <w:rPr>
+                <w:rFonts w:ascii="Times New Roman" w:hAnsi="Times New Roman" w:eastAsia="Times New Roman" w:cs="Times New Roman"/>
+                <w:i w:val="false"/>
+                <w:b w:val="false"/>
+                <w:u w:val="none"/>
+                <w:strike w:val="false"/>
+                <w:sz w:val="18"/>
+                <w:szCs w:val="18"/>
+                <w:color w:val="000000"/>
+              </w:rPr>
+              <w:t xml:space="preserve">40 (51.3%)</w:t>
             </w:r>
           </w:p>
         </w:tc>
@@ -2458,62 +2458,62 @@
                 <w:szCs w:val="18"/>
                 <w:color w:val="000000"/>
               </w:rPr>
-              <w:t xml:space="preserve">69 (44.2%)</w:t>
-            </w:r>
-          </w:p>
-        </w:tc>
-        <w:tc>
-          <w:tcPr>
-            <w:tcBorders>
-              <w:bottom w:val="none" w:sz="0" w:space="0" w:color="000000"/>
-              <w:top w:val="none" w:sz="0" w:space="0" w:color="000000"/>
-              <w:left w:val="none" w:sz="0" w:space="0" w:color="000000"/>
-              <w:right w:val="none" w:sz="0" w:space="0" w:color="000000"/>
-            </w:tcBorders>
-            <w:shd w:val="clear" w:color="auto" w:fill="FFFFFF"/>
-            <w:tcMar>
-              <w:top w:w="0" w:type="dxa"/>
-              <w:bottom w:w="0" w:type="dxa"/>
-              <w:left w:w="0" w:type="dxa"/>
-              <w:right w:w="0" w:type="dxa"/>
-            </w:tcMar>
-            <w:vAlign w:val="top"/>
-          </w:tcPr>
-          <w:p>
-            <w:pPr>
-              <w:pStyle w:val="Normal"/>
-              <w:jc w:val="center"/>
-              <w:pBdr>
-                <w:bottom w:val="none" w:sz="0" w:space="0" w:color="000000"/>
-                <w:top w:val="none" w:sz="0" w:space="0" w:color="000000"/>
-                <w:left w:val="none" w:sz="0" w:space="0" w:color="000000"/>
-                <w:right w:val="none" w:sz="0" w:space="0" w:color="000000"/>
-              </w:pBdr>
-              <w:spacing w:after="100" w:before="100" w:line="240"/>
-              <w:ind w:left="100" w:right="100" w:firstLine="0" w:firstLineChars="0"/>
-              <w:rPr>
-                <w:rFonts w:ascii="Times New Roman" w:hAnsi="Times New Roman" w:eastAsia="Times New Roman" w:cs="Times New Roman"/>
-                <w:i w:val="false"/>
-                <w:b w:val="false"/>
-                <w:u w:val="none"/>
-                <w:strike w:val="false"/>
-                <w:sz w:val="18"/>
-                <w:szCs w:val="18"/>
-                <w:color w:val="000000"/>
-              </w:rPr>
-            </w:pPr>
-            <w:r>
-              <w:rPr>
-                <w:rFonts w:ascii="Times New Roman" w:hAnsi="Times New Roman" w:eastAsia="Times New Roman" w:cs="Times New Roman"/>
-                <w:i w:val="false"/>
-                <w:b w:val="false"/>
-                <w:u w:val="none"/>
-                <w:strike w:val="false"/>
-                <w:sz w:val="18"/>
-                <w:szCs w:val="18"/>
-                <w:color w:val="000000"/>
-              </w:rPr>
-              <w:t xml:space="preserve">37 (48.1%)</w:t>
+              <w:t xml:space="preserve">70 (44.6%)</w:t>
+            </w:r>
+          </w:p>
+        </w:tc>
+        <w:tc>
+          <w:tcPr>
+            <w:tcBorders>
+              <w:bottom w:val="none" w:sz="0" w:space="0" w:color="000000"/>
+              <w:top w:val="none" w:sz="0" w:space="0" w:color="000000"/>
+              <w:left w:val="none" w:sz="0" w:space="0" w:color="000000"/>
+              <w:right w:val="none" w:sz="0" w:space="0" w:color="000000"/>
+            </w:tcBorders>
+            <w:shd w:val="clear" w:color="auto" w:fill="FFFFFF"/>
+            <w:tcMar>
+              <w:top w:w="0" w:type="dxa"/>
+              <w:bottom w:w="0" w:type="dxa"/>
+              <w:left w:w="0" w:type="dxa"/>
+              <w:right w:w="0" w:type="dxa"/>
+            </w:tcMar>
+            <w:vAlign w:val="top"/>
+          </w:tcPr>
+          <w:p>
+            <w:pPr>
+              <w:pStyle w:val="Normal"/>
+              <w:jc w:val="center"/>
+              <w:pBdr>
+                <w:bottom w:val="none" w:sz="0" w:space="0" w:color="000000"/>
+                <w:top w:val="none" w:sz="0" w:space="0" w:color="000000"/>
+                <w:left w:val="none" w:sz="0" w:space="0" w:color="000000"/>
+                <w:right w:val="none" w:sz="0" w:space="0" w:color="000000"/>
+              </w:pBdr>
+              <w:spacing w:after="100" w:before="100" w:line="240"/>
+              <w:ind w:left="100" w:right="100" w:firstLine="0" w:firstLineChars="0"/>
+              <w:rPr>
+                <w:rFonts w:ascii="Times New Roman" w:hAnsi="Times New Roman" w:eastAsia="Times New Roman" w:cs="Times New Roman"/>
+                <w:i w:val="false"/>
+                <w:b w:val="false"/>
+                <w:u w:val="none"/>
+                <w:strike w:val="false"/>
+                <w:sz w:val="18"/>
+                <w:szCs w:val="18"/>
+                <w:color w:val="000000"/>
+              </w:rPr>
+            </w:pPr>
+            <w:r>
+              <w:rPr>
+                <w:rFonts w:ascii="Times New Roman" w:hAnsi="Times New Roman" w:eastAsia="Times New Roman" w:cs="Times New Roman"/>
+                <w:i w:val="false"/>
+                <w:b w:val="false"/>
+                <w:u w:val="none"/>
+                <w:strike w:val="false"/>
+                <w:sz w:val="18"/>
+                <w:szCs w:val="18"/>
+                <w:color w:val="000000"/>
+              </w:rPr>
+              <w:t xml:space="preserve">38 (48.7%)</w:t>
             </w:r>
           </w:p>
         </w:tc>
@@ -2903,7 +2903,7 @@
                 <w:szCs w:val="18"/>
                 <w:color w:val="000000"/>
               </w:rPr>
-              <w:t xml:space="preserve">0.514</w:t>
+              <w:t xml:space="preserve">0.463</w:t>
             </w:r>
           </w:p>
         </w:tc>
@@ -3018,62 +3018,62 @@
                 <w:szCs w:val="18"/>
                 <w:color w:val="000000"/>
               </w:rPr>
-              <w:t xml:space="preserve">30 (20.0%)</w:t>
-            </w:r>
-          </w:p>
-        </w:tc>
-        <w:tc>
-          <w:tcPr>
-            <w:tcBorders>
-              <w:bottom w:val="none" w:sz="0" w:space="0" w:color="000000"/>
-              <w:top w:val="none" w:sz="0" w:space="0" w:color="000000"/>
-              <w:left w:val="none" w:sz="0" w:space="0" w:color="000000"/>
-              <w:right w:val="none" w:sz="0" w:space="0" w:color="000000"/>
-            </w:tcBorders>
-            <w:shd w:val="clear" w:color="auto" w:fill="FFFFFF"/>
-            <w:tcMar>
-              <w:top w:w="0" w:type="dxa"/>
-              <w:bottom w:w="0" w:type="dxa"/>
-              <w:left w:w="0" w:type="dxa"/>
-              <w:right w:w="0" w:type="dxa"/>
-            </w:tcMar>
-            <w:vAlign w:val="top"/>
-          </w:tcPr>
-          <w:p>
-            <w:pPr>
-              <w:pStyle w:val="Normal"/>
-              <w:jc w:val="center"/>
-              <w:pBdr>
-                <w:bottom w:val="none" w:sz="0" w:space="0" w:color="000000"/>
-                <w:top w:val="none" w:sz="0" w:space="0" w:color="000000"/>
-                <w:left w:val="none" w:sz="0" w:space="0" w:color="000000"/>
-                <w:right w:val="none" w:sz="0" w:space="0" w:color="000000"/>
-              </w:pBdr>
-              <w:spacing w:after="100" w:before="100" w:line="240"/>
-              <w:ind w:left="100" w:right="100" w:firstLine="0" w:firstLineChars="0"/>
-              <w:rPr>
-                <w:rFonts w:ascii="Times New Roman" w:hAnsi="Times New Roman" w:eastAsia="Times New Roman" w:cs="Times New Roman"/>
-                <w:i w:val="false"/>
-                <w:b w:val="false"/>
-                <w:u w:val="none"/>
-                <w:strike w:val="false"/>
-                <w:sz w:val="18"/>
-                <w:szCs w:val="18"/>
-                <w:color w:val="000000"/>
-              </w:rPr>
-            </w:pPr>
-            <w:r>
-              <w:rPr>
-                <w:rFonts w:ascii="Times New Roman" w:hAnsi="Times New Roman" w:eastAsia="Times New Roman" w:cs="Times New Roman"/>
-                <w:i w:val="false"/>
-                <w:b w:val="false"/>
-                <w:u w:val="none"/>
-                <w:strike w:val="false"/>
-                <w:sz w:val="18"/>
-                <w:szCs w:val="18"/>
-                <w:color w:val="000000"/>
-              </w:rPr>
-              <w:t xml:space="preserve">18 (23.4%)</w:t>
+              <w:t xml:space="preserve">30 (19.9%)</w:t>
+            </w:r>
+          </w:p>
+        </w:tc>
+        <w:tc>
+          <w:tcPr>
+            <w:tcBorders>
+              <w:bottom w:val="none" w:sz="0" w:space="0" w:color="000000"/>
+              <w:top w:val="none" w:sz="0" w:space="0" w:color="000000"/>
+              <w:left w:val="none" w:sz="0" w:space="0" w:color="000000"/>
+              <w:right w:val="none" w:sz="0" w:space="0" w:color="000000"/>
+            </w:tcBorders>
+            <w:shd w:val="clear" w:color="auto" w:fill="FFFFFF"/>
+            <w:tcMar>
+              <w:top w:w="0" w:type="dxa"/>
+              <w:bottom w:w="0" w:type="dxa"/>
+              <w:left w:w="0" w:type="dxa"/>
+              <w:right w:w="0" w:type="dxa"/>
+            </w:tcMar>
+            <w:vAlign w:val="top"/>
+          </w:tcPr>
+          <w:p>
+            <w:pPr>
+              <w:pStyle w:val="Normal"/>
+              <w:jc w:val="center"/>
+              <w:pBdr>
+                <w:bottom w:val="none" w:sz="0" w:space="0" w:color="000000"/>
+                <w:top w:val="none" w:sz="0" w:space="0" w:color="000000"/>
+                <w:left w:val="none" w:sz="0" w:space="0" w:color="000000"/>
+                <w:right w:val="none" w:sz="0" w:space="0" w:color="000000"/>
+              </w:pBdr>
+              <w:spacing w:after="100" w:before="100" w:line="240"/>
+              <w:ind w:left="100" w:right="100" w:firstLine="0" w:firstLineChars="0"/>
+              <w:rPr>
+                <w:rFonts w:ascii="Times New Roman" w:hAnsi="Times New Roman" w:eastAsia="Times New Roman" w:cs="Times New Roman"/>
+                <w:i w:val="false"/>
+                <w:b w:val="false"/>
+                <w:u w:val="none"/>
+                <w:strike w:val="false"/>
+                <w:sz w:val="18"/>
+                <w:szCs w:val="18"/>
+                <w:color w:val="000000"/>
+              </w:rPr>
+            </w:pPr>
+            <w:r>
+              <w:rPr>
+                <w:rFonts w:ascii="Times New Roman" w:hAnsi="Times New Roman" w:eastAsia="Times New Roman" w:cs="Times New Roman"/>
+                <w:i w:val="false"/>
+                <w:b w:val="false"/>
+                <w:u w:val="none"/>
+                <w:strike w:val="false"/>
+                <w:sz w:val="18"/>
+                <w:szCs w:val="18"/>
+                <w:color w:val="000000"/>
+              </w:rPr>
+              <w:t xml:space="preserve">18 (23.1%)</w:t>
             </w:r>
           </w:p>
         </w:tc>
@@ -3298,62 +3298,62 @@
                 <w:szCs w:val="18"/>
                 <w:color w:val="000000"/>
               </w:rPr>
-              <w:t xml:space="preserve">49 (32.7%)</w:t>
-            </w:r>
-          </w:p>
-        </w:tc>
-        <w:tc>
-          <w:tcPr>
-            <w:tcBorders>
-              <w:bottom w:val="none" w:sz="0" w:space="0" w:color="000000"/>
-              <w:top w:val="none" w:sz="0" w:space="0" w:color="000000"/>
-              <w:left w:val="none" w:sz="0" w:space="0" w:color="000000"/>
-              <w:right w:val="none" w:sz="0" w:space="0" w:color="000000"/>
-            </w:tcBorders>
-            <w:shd w:val="clear" w:color="auto" w:fill="FFFFFF"/>
-            <w:tcMar>
-              <w:top w:w="0" w:type="dxa"/>
-              <w:bottom w:w="0" w:type="dxa"/>
-              <w:left w:w="0" w:type="dxa"/>
-              <w:right w:w="0" w:type="dxa"/>
-            </w:tcMar>
-            <w:vAlign w:val="top"/>
-          </w:tcPr>
-          <w:p>
-            <w:pPr>
-              <w:pStyle w:val="Normal"/>
-              <w:jc w:val="center"/>
-              <w:pBdr>
-                <w:bottom w:val="none" w:sz="0" w:space="0" w:color="000000"/>
-                <w:top w:val="none" w:sz="0" w:space="0" w:color="000000"/>
-                <w:left w:val="none" w:sz="0" w:space="0" w:color="000000"/>
-                <w:right w:val="none" w:sz="0" w:space="0" w:color="000000"/>
-              </w:pBdr>
-              <w:spacing w:after="100" w:before="100" w:line="240"/>
-              <w:ind w:left="100" w:right="100" w:firstLine="0" w:firstLineChars="0"/>
-              <w:rPr>
-                <w:rFonts w:ascii="Times New Roman" w:hAnsi="Times New Roman" w:eastAsia="Times New Roman" w:cs="Times New Roman"/>
-                <w:i w:val="false"/>
-                <w:b w:val="false"/>
-                <w:u w:val="none"/>
-                <w:strike w:val="false"/>
-                <w:sz w:val="18"/>
-                <w:szCs w:val="18"/>
-                <w:color w:val="000000"/>
-              </w:rPr>
-            </w:pPr>
-            <w:r>
-              <w:rPr>
-                <w:rFonts w:ascii="Times New Roman" w:hAnsi="Times New Roman" w:eastAsia="Times New Roman" w:cs="Times New Roman"/>
-                <w:i w:val="false"/>
-                <w:b w:val="false"/>
-                <w:u w:val="none"/>
-                <w:strike w:val="false"/>
-                <w:sz w:val="18"/>
-                <w:szCs w:val="18"/>
-                <w:color w:val="000000"/>
-              </w:rPr>
-              <w:t xml:space="preserve">22 (28.6%)</w:t>
+              <w:t xml:space="preserve">49 (32.5%)</w:t>
+            </w:r>
+          </w:p>
+        </w:tc>
+        <w:tc>
+          <w:tcPr>
+            <w:tcBorders>
+              <w:bottom w:val="none" w:sz="0" w:space="0" w:color="000000"/>
+              <w:top w:val="none" w:sz="0" w:space="0" w:color="000000"/>
+              <w:left w:val="none" w:sz="0" w:space="0" w:color="000000"/>
+              <w:right w:val="none" w:sz="0" w:space="0" w:color="000000"/>
+            </w:tcBorders>
+            <w:shd w:val="clear" w:color="auto" w:fill="FFFFFF"/>
+            <w:tcMar>
+              <w:top w:w="0" w:type="dxa"/>
+              <w:bottom w:w="0" w:type="dxa"/>
+              <w:left w:w="0" w:type="dxa"/>
+              <w:right w:w="0" w:type="dxa"/>
+            </w:tcMar>
+            <w:vAlign w:val="top"/>
+          </w:tcPr>
+          <w:p>
+            <w:pPr>
+              <w:pStyle w:val="Normal"/>
+              <w:jc w:val="center"/>
+              <w:pBdr>
+                <w:bottom w:val="none" w:sz="0" w:space="0" w:color="000000"/>
+                <w:top w:val="none" w:sz="0" w:space="0" w:color="000000"/>
+                <w:left w:val="none" w:sz="0" w:space="0" w:color="000000"/>
+                <w:right w:val="none" w:sz="0" w:space="0" w:color="000000"/>
+              </w:pBdr>
+              <w:spacing w:after="100" w:before="100" w:line="240"/>
+              <w:ind w:left="100" w:right="100" w:firstLine="0" w:firstLineChars="0"/>
+              <w:rPr>
+                <w:rFonts w:ascii="Times New Roman" w:hAnsi="Times New Roman" w:eastAsia="Times New Roman" w:cs="Times New Roman"/>
+                <w:i w:val="false"/>
+                <w:b w:val="false"/>
+                <w:u w:val="none"/>
+                <w:strike w:val="false"/>
+                <w:sz w:val="18"/>
+                <w:szCs w:val="18"/>
+                <w:color w:val="000000"/>
+              </w:rPr>
+            </w:pPr>
+            <w:r>
+              <w:rPr>
+                <w:rFonts w:ascii="Times New Roman" w:hAnsi="Times New Roman" w:eastAsia="Times New Roman" w:cs="Times New Roman"/>
+                <w:i w:val="false"/>
+                <w:b w:val="false"/>
+                <w:u w:val="none"/>
+                <w:strike w:val="false"/>
+                <w:sz w:val="18"/>
+                <w:szCs w:val="18"/>
+                <w:color w:val="000000"/>
+              </w:rPr>
+              <w:t xml:space="preserve">22 (28.2%)</w:t>
             </w:r>
           </w:p>
         </w:tc>
@@ -3578,62 +3578,62 @@
                 <w:szCs w:val="18"/>
                 <w:color w:val="000000"/>
               </w:rPr>
-              <w:t xml:space="preserve">47 (31.3%)</w:t>
-            </w:r>
-          </w:p>
-        </w:tc>
-        <w:tc>
-          <w:tcPr>
-            <w:tcBorders>
-              <w:bottom w:val="none" w:sz="0" w:space="0" w:color="000000"/>
-              <w:top w:val="none" w:sz="0" w:space="0" w:color="000000"/>
-              <w:left w:val="none" w:sz="0" w:space="0" w:color="000000"/>
-              <w:right w:val="none" w:sz="0" w:space="0" w:color="000000"/>
-            </w:tcBorders>
-            <w:shd w:val="clear" w:color="auto" w:fill="FFFFFF"/>
-            <w:tcMar>
-              <w:top w:w="0" w:type="dxa"/>
-              <w:bottom w:w="0" w:type="dxa"/>
-              <w:left w:w="0" w:type="dxa"/>
-              <w:right w:w="0" w:type="dxa"/>
-            </w:tcMar>
-            <w:vAlign w:val="top"/>
-          </w:tcPr>
-          <w:p>
-            <w:pPr>
-              <w:pStyle w:val="Normal"/>
-              <w:jc w:val="center"/>
-              <w:pBdr>
-                <w:bottom w:val="none" w:sz="0" w:space="0" w:color="000000"/>
-                <w:top w:val="none" w:sz="0" w:space="0" w:color="000000"/>
-                <w:left w:val="none" w:sz="0" w:space="0" w:color="000000"/>
-                <w:right w:val="none" w:sz="0" w:space="0" w:color="000000"/>
-              </w:pBdr>
-              <w:spacing w:after="100" w:before="100" w:line="240"/>
-              <w:ind w:left="100" w:right="100" w:firstLine="0" w:firstLineChars="0"/>
-              <w:rPr>
-                <w:rFonts w:ascii="Times New Roman" w:hAnsi="Times New Roman" w:eastAsia="Times New Roman" w:cs="Times New Roman"/>
-                <w:i w:val="false"/>
-                <w:b w:val="false"/>
-                <w:u w:val="none"/>
-                <w:strike w:val="false"/>
-                <w:sz w:val="18"/>
-                <w:szCs w:val="18"/>
-                <w:color w:val="000000"/>
-              </w:rPr>
-            </w:pPr>
-            <w:r>
-              <w:rPr>
-                <w:rFonts w:ascii="Times New Roman" w:hAnsi="Times New Roman" w:eastAsia="Times New Roman" w:cs="Times New Roman"/>
-                <w:i w:val="false"/>
-                <w:b w:val="false"/>
-                <w:u w:val="none"/>
-                <w:strike w:val="false"/>
-                <w:sz w:val="18"/>
-                <w:szCs w:val="18"/>
-                <w:color w:val="000000"/>
-              </w:rPr>
-              <w:t xml:space="preserve">23 (29.9%)</w:t>
+              <w:t xml:space="preserve">47 (31.1%)</w:t>
+            </w:r>
+          </w:p>
+        </w:tc>
+        <w:tc>
+          <w:tcPr>
+            <w:tcBorders>
+              <w:bottom w:val="none" w:sz="0" w:space="0" w:color="000000"/>
+              <w:top w:val="none" w:sz="0" w:space="0" w:color="000000"/>
+              <w:left w:val="none" w:sz="0" w:space="0" w:color="000000"/>
+              <w:right w:val="none" w:sz="0" w:space="0" w:color="000000"/>
+            </w:tcBorders>
+            <w:shd w:val="clear" w:color="auto" w:fill="FFFFFF"/>
+            <w:tcMar>
+              <w:top w:w="0" w:type="dxa"/>
+              <w:bottom w:w="0" w:type="dxa"/>
+              <w:left w:w="0" w:type="dxa"/>
+              <w:right w:w="0" w:type="dxa"/>
+            </w:tcMar>
+            <w:vAlign w:val="top"/>
+          </w:tcPr>
+          <w:p>
+            <w:pPr>
+              <w:pStyle w:val="Normal"/>
+              <w:jc w:val="center"/>
+              <w:pBdr>
+                <w:bottom w:val="none" w:sz="0" w:space="0" w:color="000000"/>
+                <w:top w:val="none" w:sz="0" w:space="0" w:color="000000"/>
+                <w:left w:val="none" w:sz="0" w:space="0" w:color="000000"/>
+                <w:right w:val="none" w:sz="0" w:space="0" w:color="000000"/>
+              </w:pBdr>
+              <w:spacing w:after="100" w:before="100" w:line="240"/>
+              <w:ind w:left="100" w:right="100" w:firstLine="0" w:firstLineChars="0"/>
+              <w:rPr>
+                <w:rFonts w:ascii="Times New Roman" w:hAnsi="Times New Roman" w:eastAsia="Times New Roman" w:cs="Times New Roman"/>
+                <w:i w:val="false"/>
+                <w:b w:val="false"/>
+                <w:u w:val="none"/>
+                <w:strike w:val="false"/>
+                <w:sz w:val="18"/>
+                <w:szCs w:val="18"/>
+                <w:color w:val="000000"/>
+              </w:rPr>
+            </w:pPr>
+            <w:r>
+              <w:rPr>
+                <w:rFonts w:ascii="Times New Roman" w:hAnsi="Times New Roman" w:eastAsia="Times New Roman" w:cs="Times New Roman"/>
+                <w:i w:val="false"/>
+                <w:b w:val="false"/>
+                <w:u w:val="none"/>
+                <w:strike w:val="false"/>
+                <w:sz w:val="18"/>
+                <w:szCs w:val="18"/>
+                <w:color w:val="000000"/>
+              </w:rPr>
+              <w:t xml:space="preserve">23 (29.5%)</w:t>
             </w:r>
           </w:p>
         </w:tc>
@@ -3858,62 +3858,62 @@
                 <w:szCs w:val="18"/>
                 <w:color w:val="000000"/>
               </w:rPr>
-              <w:t xml:space="preserve">24 (16.0%)</w:t>
-            </w:r>
-          </w:p>
-        </w:tc>
-        <w:tc>
-          <w:tcPr>
-            <w:tcBorders>
-              <w:bottom w:val="none" w:sz="0" w:space="0" w:color="000000"/>
-              <w:top w:val="none" w:sz="0" w:space="0" w:color="000000"/>
-              <w:left w:val="none" w:sz="0" w:space="0" w:color="000000"/>
-              <w:right w:val="none" w:sz="0" w:space="0" w:color="000000"/>
-            </w:tcBorders>
-            <w:shd w:val="clear" w:color="auto" w:fill="FFFFFF"/>
-            <w:tcMar>
-              <w:top w:w="0" w:type="dxa"/>
-              <w:bottom w:w="0" w:type="dxa"/>
-              <w:left w:w="0" w:type="dxa"/>
-              <w:right w:w="0" w:type="dxa"/>
-            </w:tcMar>
-            <w:vAlign w:val="top"/>
-          </w:tcPr>
-          <w:p>
-            <w:pPr>
-              <w:pStyle w:val="Normal"/>
-              <w:jc w:val="center"/>
-              <w:pBdr>
-                <w:bottom w:val="none" w:sz="0" w:space="0" w:color="000000"/>
-                <w:top w:val="none" w:sz="0" w:space="0" w:color="000000"/>
-                <w:left w:val="none" w:sz="0" w:space="0" w:color="000000"/>
-                <w:right w:val="none" w:sz="0" w:space="0" w:color="000000"/>
-              </w:pBdr>
-              <w:spacing w:after="100" w:before="100" w:line="240"/>
-              <w:ind w:left="100" w:right="100" w:firstLine="0" w:firstLineChars="0"/>
-              <w:rPr>
-                <w:rFonts w:ascii="Times New Roman" w:hAnsi="Times New Roman" w:eastAsia="Times New Roman" w:cs="Times New Roman"/>
-                <w:i w:val="false"/>
-                <w:b w:val="false"/>
-                <w:u w:val="none"/>
-                <w:strike w:val="false"/>
-                <w:sz w:val="18"/>
-                <w:szCs w:val="18"/>
-                <w:color w:val="000000"/>
-              </w:rPr>
-            </w:pPr>
-            <w:r>
-              <w:rPr>
-                <w:rFonts w:ascii="Times New Roman" w:hAnsi="Times New Roman" w:eastAsia="Times New Roman" w:cs="Times New Roman"/>
-                <w:i w:val="false"/>
-                <w:b w:val="false"/>
-                <w:u w:val="none"/>
-                <w:strike w:val="false"/>
-                <w:sz w:val="18"/>
-                <w:szCs w:val="18"/>
-                <w:color w:val="000000"/>
-              </w:rPr>
-              <w:t xml:space="preserve">14 (18.2%)</w:t>
+              <w:t xml:space="preserve">25 (16.6%)</w:t>
+            </w:r>
+          </w:p>
+        </w:tc>
+        <w:tc>
+          <w:tcPr>
+            <w:tcBorders>
+              <w:bottom w:val="none" w:sz="0" w:space="0" w:color="000000"/>
+              <w:top w:val="none" w:sz="0" w:space="0" w:color="000000"/>
+              <w:left w:val="none" w:sz="0" w:space="0" w:color="000000"/>
+              <w:right w:val="none" w:sz="0" w:space="0" w:color="000000"/>
+            </w:tcBorders>
+            <w:shd w:val="clear" w:color="auto" w:fill="FFFFFF"/>
+            <w:tcMar>
+              <w:top w:w="0" w:type="dxa"/>
+              <w:bottom w:w="0" w:type="dxa"/>
+              <w:left w:w="0" w:type="dxa"/>
+              <w:right w:w="0" w:type="dxa"/>
+            </w:tcMar>
+            <w:vAlign w:val="top"/>
+          </w:tcPr>
+          <w:p>
+            <w:pPr>
+              <w:pStyle w:val="Normal"/>
+              <w:jc w:val="center"/>
+              <w:pBdr>
+                <w:bottom w:val="none" w:sz="0" w:space="0" w:color="000000"/>
+                <w:top w:val="none" w:sz="0" w:space="0" w:color="000000"/>
+                <w:left w:val="none" w:sz="0" w:space="0" w:color="000000"/>
+                <w:right w:val="none" w:sz="0" w:space="0" w:color="000000"/>
+              </w:pBdr>
+              <w:spacing w:after="100" w:before="100" w:line="240"/>
+              <w:ind w:left="100" w:right="100" w:firstLine="0" w:firstLineChars="0"/>
+              <w:rPr>
+                <w:rFonts w:ascii="Times New Roman" w:hAnsi="Times New Roman" w:eastAsia="Times New Roman" w:cs="Times New Roman"/>
+                <w:i w:val="false"/>
+                <w:b w:val="false"/>
+                <w:u w:val="none"/>
+                <w:strike w:val="false"/>
+                <w:sz w:val="18"/>
+                <w:szCs w:val="18"/>
+                <w:color w:val="000000"/>
+              </w:rPr>
+            </w:pPr>
+            <w:r>
+              <w:rPr>
+                <w:rFonts w:ascii="Times New Roman" w:hAnsi="Times New Roman" w:eastAsia="Times New Roman" w:cs="Times New Roman"/>
+                <w:i w:val="false"/>
+                <w:b w:val="false"/>
+                <w:u w:val="none"/>
+                <w:strike w:val="false"/>
+                <w:sz w:val="18"/>
+                <w:szCs w:val="18"/>
+                <w:color w:val="000000"/>
+              </w:rPr>
+              <w:t xml:space="preserve">15 (19.2%)</w:t>
             </w:r>
           </w:p>
         </w:tc>
@@ -4753,7 +4753,7 @@
                 <w:szCs w:val="18"/>
                 <w:color w:val="000000"/>
               </w:rPr>
-              <w:t xml:space="preserve">4 (5.2%)</w:t>
+              <w:t xml:space="preserve">4 (5.1%)</w:t>
             </w:r>
           </w:p>
         </w:tc>
@@ -4978,62 +4978,62 @@
                 <w:szCs w:val="18"/>
                 <w:color w:val="000000"/>
               </w:rPr>
-              <w:t xml:space="preserve">27 (17.4%)</w:t>
-            </w:r>
-          </w:p>
-        </w:tc>
-        <w:tc>
-          <w:tcPr>
-            <w:tcBorders>
-              <w:bottom w:val="none" w:sz="0" w:space="0" w:color="000000"/>
-              <w:top w:val="none" w:sz="0" w:space="0" w:color="000000"/>
-              <w:left w:val="none" w:sz="0" w:space="0" w:color="000000"/>
-              <w:right w:val="none" w:sz="0" w:space="0" w:color="000000"/>
-            </w:tcBorders>
-            <w:shd w:val="clear" w:color="auto" w:fill="FFFFFF"/>
-            <w:tcMar>
-              <w:top w:w="0" w:type="dxa"/>
-              <w:bottom w:w="0" w:type="dxa"/>
-              <w:left w:w="0" w:type="dxa"/>
-              <w:right w:w="0" w:type="dxa"/>
-            </w:tcMar>
-            <w:vAlign w:val="top"/>
-          </w:tcPr>
-          <w:p>
-            <w:pPr>
-              <w:pStyle w:val="Normal"/>
-              <w:jc w:val="center"/>
-              <w:pBdr>
-                <w:bottom w:val="none" w:sz="0" w:space="0" w:color="000000"/>
-                <w:top w:val="none" w:sz="0" w:space="0" w:color="000000"/>
-                <w:left w:val="none" w:sz="0" w:space="0" w:color="000000"/>
-                <w:right w:val="none" w:sz="0" w:space="0" w:color="000000"/>
-              </w:pBdr>
-              <w:spacing w:after="100" w:before="100" w:line="240"/>
-              <w:ind w:left="100" w:right="100" w:firstLine="0" w:firstLineChars="0"/>
-              <w:rPr>
-                <w:rFonts w:ascii="Times New Roman" w:hAnsi="Times New Roman" w:eastAsia="Times New Roman" w:cs="Times New Roman"/>
-                <w:i w:val="false"/>
-                <w:b w:val="false"/>
-                <w:u w:val="none"/>
-                <w:strike w:val="false"/>
-                <w:sz w:val="18"/>
-                <w:szCs w:val="18"/>
-                <w:color w:val="000000"/>
-              </w:rPr>
-            </w:pPr>
-            <w:r>
-              <w:rPr>
-                <w:rFonts w:ascii="Times New Roman" w:hAnsi="Times New Roman" w:eastAsia="Times New Roman" w:cs="Times New Roman"/>
-                <w:i w:val="false"/>
-                <w:b w:val="false"/>
-                <w:u w:val="none"/>
-                <w:strike w:val="false"/>
-                <w:sz w:val="18"/>
-                <w:szCs w:val="18"/>
-                <w:color w:val="000000"/>
-              </w:rPr>
-              <w:t xml:space="preserve">14 (18.2%)</w:t>
+              <w:t xml:space="preserve">27 (17.3%)</w:t>
+            </w:r>
+          </w:p>
+        </w:tc>
+        <w:tc>
+          <w:tcPr>
+            <w:tcBorders>
+              <w:bottom w:val="none" w:sz="0" w:space="0" w:color="000000"/>
+              <w:top w:val="none" w:sz="0" w:space="0" w:color="000000"/>
+              <w:left w:val="none" w:sz="0" w:space="0" w:color="000000"/>
+              <w:right w:val="none" w:sz="0" w:space="0" w:color="000000"/>
+            </w:tcBorders>
+            <w:shd w:val="clear" w:color="auto" w:fill="FFFFFF"/>
+            <w:tcMar>
+              <w:top w:w="0" w:type="dxa"/>
+              <w:bottom w:w="0" w:type="dxa"/>
+              <w:left w:w="0" w:type="dxa"/>
+              <w:right w:w="0" w:type="dxa"/>
+            </w:tcMar>
+            <w:vAlign w:val="top"/>
+          </w:tcPr>
+          <w:p>
+            <w:pPr>
+              <w:pStyle w:val="Normal"/>
+              <w:jc w:val="center"/>
+              <w:pBdr>
+                <w:bottom w:val="none" w:sz="0" w:space="0" w:color="000000"/>
+                <w:top w:val="none" w:sz="0" w:space="0" w:color="000000"/>
+                <w:left w:val="none" w:sz="0" w:space="0" w:color="000000"/>
+                <w:right w:val="none" w:sz="0" w:space="0" w:color="000000"/>
+              </w:pBdr>
+              <w:spacing w:after="100" w:before="100" w:line="240"/>
+              <w:ind w:left="100" w:right="100" w:firstLine="0" w:firstLineChars="0"/>
+              <w:rPr>
+                <w:rFonts w:ascii="Times New Roman" w:hAnsi="Times New Roman" w:eastAsia="Times New Roman" w:cs="Times New Roman"/>
+                <w:i w:val="false"/>
+                <w:b w:val="false"/>
+                <w:u w:val="none"/>
+                <w:strike w:val="false"/>
+                <w:sz w:val="18"/>
+                <w:szCs w:val="18"/>
+                <w:color w:val="000000"/>
+              </w:rPr>
+            </w:pPr>
+            <w:r>
+              <w:rPr>
+                <w:rFonts w:ascii="Times New Roman" w:hAnsi="Times New Roman" w:eastAsia="Times New Roman" w:cs="Times New Roman"/>
+                <w:i w:val="false"/>
+                <w:b w:val="false"/>
+                <w:u w:val="none"/>
+                <w:strike w:val="false"/>
+                <w:sz w:val="18"/>
+                <w:szCs w:val="18"/>
+                <w:color w:val="000000"/>
+              </w:rPr>
+              <w:t xml:space="preserve">14 (17.9%)</w:t>
             </w:r>
           </w:p>
         </w:tc>
@@ -5258,62 +5258,62 @@
                 <w:szCs w:val="18"/>
                 <w:color w:val="000000"/>
               </w:rPr>
-              <w:t xml:space="preserve">106 (68.4%)</w:t>
-            </w:r>
-          </w:p>
-        </w:tc>
-        <w:tc>
-          <w:tcPr>
-            <w:tcBorders>
-              <w:bottom w:val="none" w:sz="0" w:space="0" w:color="000000"/>
-              <w:top w:val="none" w:sz="0" w:space="0" w:color="000000"/>
-              <w:left w:val="none" w:sz="0" w:space="0" w:color="000000"/>
-              <w:right w:val="none" w:sz="0" w:space="0" w:color="000000"/>
-            </w:tcBorders>
-            <w:shd w:val="clear" w:color="auto" w:fill="FFFFFF"/>
-            <w:tcMar>
-              <w:top w:w="0" w:type="dxa"/>
-              <w:bottom w:w="0" w:type="dxa"/>
-              <w:left w:w="0" w:type="dxa"/>
-              <w:right w:w="0" w:type="dxa"/>
-            </w:tcMar>
-            <w:vAlign w:val="top"/>
-          </w:tcPr>
-          <w:p>
-            <w:pPr>
-              <w:pStyle w:val="Normal"/>
-              <w:jc w:val="center"/>
-              <w:pBdr>
-                <w:bottom w:val="none" w:sz="0" w:space="0" w:color="000000"/>
-                <w:top w:val="none" w:sz="0" w:space="0" w:color="000000"/>
-                <w:left w:val="none" w:sz="0" w:space="0" w:color="000000"/>
-                <w:right w:val="none" w:sz="0" w:space="0" w:color="000000"/>
-              </w:pBdr>
-              <w:spacing w:after="100" w:before="100" w:line="240"/>
-              <w:ind w:left="100" w:right="100" w:firstLine="0" w:firstLineChars="0"/>
-              <w:rPr>
-                <w:rFonts w:ascii="Times New Roman" w:hAnsi="Times New Roman" w:eastAsia="Times New Roman" w:cs="Times New Roman"/>
-                <w:i w:val="false"/>
-                <w:b w:val="false"/>
-                <w:u w:val="none"/>
-                <w:strike w:val="false"/>
-                <w:sz w:val="18"/>
-                <w:szCs w:val="18"/>
-                <w:color w:val="000000"/>
-              </w:rPr>
-            </w:pPr>
-            <w:r>
-              <w:rPr>
-                <w:rFonts w:ascii="Times New Roman" w:hAnsi="Times New Roman" w:eastAsia="Times New Roman" w:cs="Times New Roman"/>
-                <w:i w:val="false"/>
-                <w:b w:val="false"/>
-                <w:u w:val="none"/>
-                <w:strike w:val="false"/>
-                <w:sz w:val="18"/>
-                <w:szCs w:val="18"/>
-                <w:color w:val="000000"/>
-              </w:rPr>
-              <w:t xml:space="preserve">53 (68.8%)</w:t>
+              <w:t xml:space="preserve">107 (68.6%)</w:t>
+            </w:r>
+          </w:p>
+        </w:tc>
+        <w:tc>
+          <w:tcPr>
+            <w:tcBorders>
+              <w:bottom w:val="none" w:sz="0" w:space="0" w:color="000000"/>
+              <w:top w:val="none" w:sz="0" w:space="0" w:color="000000"/>
+              <w:left w:val="none" w:sz="0" w:space="0" w:color="000000"/>
+              <w:right w:val="none" w:sz="0" w:space="0" w:color="000000"/>
+            </w:tcBorders>
+            <w:shd w:val="clear" w:color="auto" w:fill="FFFFFF"/>
+            <w:tcMar>
+              <w:top w:w="0" w:type="dxa"/>
+              <w:bottom w:w="0" w:type="dxa"/>
+              <w:left w:w="0" w:type="dxa"/>
+              <w:right w:w="0" w:type="dxa"/>
+            </w:tcMar>
+            <w:vAlign w:val="top"/>
+          </w:tcPr>
+          <w:p>
+            <w:pPr>
+              <w:pStyle w:val="Normal"/>
+              <w:jc w:val="center"/>
+              <w:pBdr>
+                <w:bottom w:val="none" w:sz="0" w:space="0" w:color="000000"/>
+                <w:top w:val="none" w:sz="0" w:space="0" w:color="000000"/>
+                <w:left w:val="none" w:sz="0" w:space="0" w:color="000000"/>
+                <w:right w:val="none" w:sz="0" w:space="0" w:color="000000"/>
+              </w:pBdr>
+              <w:spacing w:after="100" w:before="100" w:line="240"/>
+              <w:ind w:left="100" w:right="100" w:firstLine="0" w:firstLineChars="0"/>
+              <w:rPr>
+                <w:rFonts w:ascii="Times New Roman" w:hAnsi="Times New Roman" w:eastAsia="Times New Roman" w:cs="Times New Roman"/>
+                <w:i w:val="false"/>
+                <w:b w:val="false"/>
+                <w:u w:val="none"/>
+                <w:strike w:val="false"/>
+                <w:sz w:val="18"/>
+                <w:szCs w:val="18"/>
+                <w:color w:val="000000"/>
+              </w:rPr>
+            </w:pPr>
+            <w:r>
+              <w:rPr>
+                <w:rFonts w:ascii="Times New Roman" w:hAnsi="Times New Roman" w:eastAsia="Times New Roman" w:cs="Times New Roman"/>
+                <w:i w:val="false"/>
+                <w:b w:val="false"/>
+                <w:u w:val="none"/>
+                <w:strike w:val="false"/>
+                <w:sz w:val="18"/>
+                <w:szCs w:val="18"/>
+                <w:color w:val="000000"/>
+              </w:rPr>
+              <w:t xml:space="preserve">54 (69.2%)</w:t>
             </w:r>
           </w:p>
         </w:tc>
@@ -5538,62 +5538,62 @@
                 <w:szCs w:val="18"/>
                 <w:color w:val="000000"/>
               </w:rPr>
-              <w:t xml:space="preserve">13 (8.4%)</w:t>
-            </w:r>
-          </w:p>
-        </w:tc>
-        <w:tc>
-          <w:tcPr>
-            <w:tcBorders>
-              <w:bottom w:val="none" w:sz="0" w:space="0" w:color="000000"/>
-              <w:top w:val="none" w:sz="0" w:space="0" w:color="000000"/>
-              <w:left w:val="none" w:sz="0" w:space="0" w:color="000000"/>
-              <w:right w:val="none" w:sz="0" w:space="0" w:color="000000"/>
-            </w:tcBorders>
-            <w:shd w:val="clear" w:color="auto" w:fill="FFFFFF"/>
-            <w:tcMar>
-              <w:top w:w="0" w:type="dxa"/>
-              <w:bottom w:w="0" w:type="dxa"/>
-              <w:left w:w="0" w:type="dxa"/>
-              <w:right w:w="0" w:type="dxa"/>
-            </w:tcMar>
-            <w:vAlign w:val="top"/>
-          </w:tcPr>
-          <w:p>
-            <w:pPr>
-              <w:pStyle w:val="Normal"/>
-              <w:jc w:val="center"/>
-              <w:pBdr>
-                <w:bottom w:val="none" w:sz="0" w:space="0" w:color="000000"/>
-                <w:top w:val="none" w:sz="0" w:space="0" w:color="000000"/>
-                <w:left w:val="none" w:sz="0" w:space="0" w:color="000000"/>
-                <w:right w:val="none" w:sz="0" w:space="0" w:color="000000"/>
-              </w:pBdr>
-              <w:spacing w:after="100" w:before="100" w:line="240"/>
-              <w:ind w:left="100" w:right="100" w:firstLine="0" w:firstLineChars="0"/>
-              <w:rPr>
-                <w:rFonts w:ascii="Times New Roman" w:hAnsi="Times New Roman" w:eastAsia="Times New Roman" w:cs="Times New Roman"/>
-                <w:i w:val="false"/>
-                <w:b w:val="false"/>
-                <w:u w:val="none"/>
-                <w:strike w:val="false"/>
-                <w:sz w:val="18"/>
-                <w:szCs w:val="18"/>
-                <w:color w:val="000000"/>
-              </w:rPr>
-            </w:pPr>
-            <w:r>
-              <w:rPr>
-                <w:rFonts w:ascii="Times New Roman" w:hAnsi="Times New Roman" w:eastAsia="Times New Roman" w:cs="Times New Roman"/>
-                <w:i w:val="false"/>
-                <w:b w:val="false"/>
-                <w:u w:val="none"/>
-                <w:strike w:val="false"/>
-                <w:sz w:val="18"/>
-                <w:szCs w:val="18"/>
-                <w:color w:val="000000"/>
-              </w:rPr>
-              <w:t xml:space="preserve">6 (7.8%)</w:t>
+              <w:t xml:space="preserve">13 (8.3%)</w:t>
+            </w:r>
+          </w:p>
+        </w:tc>
+        <w:tc>
+          <w:tcPr>
+            <w:tcBorders>
+              <w:bottom w:val="none" w:sz="0" w:space="0" w:color="000000"/>
+              <w:top w:val="none" w:sz="0" w:space="0" w:color="000000"/>
+              <w:left w:val="none" w:sz="0" w:space="0" w:color="000000"/>
+              <w:right w:val="none" w:sz="0" w:space="0" w:color="000000"/>
+            </w:tcBorders>
+            <w:shd w:val="clear" w:color="auto" w:fill="FFFFFF"/>
+            <w:tcMar>
+              <w:top w:w="0" w:type="dxa"/>
+              <w:bottom w:w="0" w:type="dxa"/>
+              <w:left w:w="0" w:type="dxa"/>
+              <w:right w:w="0" w:type="dxa"/>
+            </w:tcMar>
+            <w:vAlign w:val="top"/>
+          </w:tcPr>
+          <w:p>
+            <w:pPr>
+              <w:pStyle w:val="Normal"/>
+              <w:jc w:val="center"/>
+              <w:pBdr>
+                <w:bottom w:val="none" w:sz="0" w:space="0" w:color="000000"/>
+                <w:top w:val="none" w:sz="0" w:space="0" w:color="000000"/>
+                <w:left w:val="none" w:sz="0" w:space="0" w:color="000000"/>
+                <w:right w:val="none" w:sz="0" w:space="0" w:color="000000"/>
+              </w:pBdr>
+              <w:spacing w:after="100" w:before="100" w:line="240"/>
+              <w:ind w:left="100" w:right="100" w:firstLine="0" w:firstLineChars="0"/>
+              <w:rPr>
+                <w:rFonts w:ascii="Times New Roman" w:hAnsi="Times New Roman" w:eastAsia="Times New Roman" w:cs="Times New Roman"/>
+                <w:i w:val="false"/>
+                <w:b w:val="false"/>
+                <w:u w:val="none"/>
+                <w:strike w:val="false"/>
+                <w:sz w:val="18"/>
+                <w:szCs w:val="18"/>
+                <w:color w:val="000000"/>
+              </w:rPr>
+            </w:pPr>
+            <w:r>
+              <w:rPr>
+                <w:rFonts w:ascii="Times New Roman" w:hAnsi="Times New Roman" w:eastAsia="Times New Roman" w:cs="Times New Roman"/>
+                <w:i w:val="false"/>
+                <w:b w:val="false"/>
+                <w:u w:val="none"/>
+                <w:strike w:val="false"/>
+                <w:sz w:val="18"/>
+                <w:szCs w:val="18"/>
+                <w:color w:val="000000"/>
+              </w:rPr>
+              <w:t xml:space="preserve">6 (7.7%)</w:t>
             </w:r>
           </w:p>
         </w:tc>
@@ -6263,7 +6263,7 @@
                 <w:szCs w:val="18"/>
                 <w:color w:val="000000"/>
               </w:rPr>
-              <w:t xml:space="preserve">0.113</w:t>
+              <w:t xml:space="preserve">0.135</w:t>
             </w:r>
           </w:p>
         </w:tc>
@@ -6378,62 +6378,62 @@
                 <w:szCs w:val="18"/>
                 <w:color w:val="000000"/>
               </w:rPr>
-              <w:t xml:space="preserve">80 (52.3%)</w:t>
-            </w:r>
-          </w:p>
-        </w:tc>
-        <w:tc>
-          <w:tcPr>
-            <w:tcBorders>
-              <w:bottom w:val="none" w:sz="0" w:space="0" w:color="000000"/>
-              <w:top w:val="none" w:sz="0" w:space="0" w:color="000000"/>
-              <w:left w:val="none" w:sz="0" w:space="0" w:color="000000"/>
-              <w:right w:val="none" w:sz="0" w:space="0" w:color="000000"/>
-            </w:tcBorders>
-            <w:shd w:val="clear" w:color="auto" w:fill="FFFFFF"/>
-            <w:tcMar>
-              <w:top w:w="0" w:type="dxa"/>
-              <w:bottom w:w="0" w:type="dxa"/>
-              <w:left w:w="0" w:type="dxa"/>
-              <w:right w:w="0" w:type="dxa"/>
-            </w:tcMar>
-            <w:vAlign w:val="top"/>
-          </w:tcPr>
-          <w:p>
-            <w:pPr>
-              <w:pStyle w:val="Normal"/>
-              <w:jc w:val="center"/>
-              <w:pBdr>
-                <w:bottom w:val="none" w:sz="0" w:space="0" w:color="000000"/>
-                <w:top w:val="none" w:sz="0" w:space="0" w:color="000000"/>
-                <w:left w:val="none" w:sz="0" w:space="0" w:color="000000"/>
-                <w:right w:val="none" w:sz="0" w:space="0" w:color="000000"/>
-              </w:pBdr>
-              <w:spacing w:after="100" w:before="100" w:line="240"/>
-              <w:ind w:left="100" w:right="100" w:firstLine="0" w:firstLineChars="0"/>
-              <w:rPr>
-                <w:rFonts w:ascii="Times New Roman" w:hAnsi="Times New Roman" w:eastAsia="Times New Roman" w:cs="Times New Roman"/>
-                <w:i w:val="false"/>
-                <w:b w:val="false"/>
-                <w:u w:val="none"/>
-                <w:strike w:val="false"/>
-                <w:sz w:val="18"/>
-                <w:szCs w:val="18"/>
-                <w:color w:val="000000"/>
-              </w:rPr>
-            </w:pPr>
-            <w:r>
-              <w:rPr>
-                <w:rFonts w:ascii="Times New Roman" w:hAnsi="Times New Roman" w:eastAsia="Times New Roman" w:cs="Times New Roman"/>
-                <w:i w:val="false"/>
-                <w:b w:val="false"/>
-                <w:u w:val="none"/>
-                <w:strike w:val="false"/>
-                <w:sz w:val="18"/>
-                <w:szCs w:val="18"/>
-                <w:color w:val="000000"/>
-              </w:rPr>
-              <w:t xml:space="preserve">39 (50.6%)</w:t>
+              <w:t xml:space="preserve">80 (51.9%)</w:t>
+            </w:r>
+          </w:p>
+        </w:tc>
+        <w:tc>
+          <w:tcPr>
+            <w:tcBorders>
+              <w:bottom w:val="none" w:sz="0" w:space="0" w:color="000000"/>
+              <w:top w:val="none" w:sz="0" w:space="0" w:color="000000"/>
+              <w:left w:val="none" w:sz="0" w:space="0" w:color="000000"/>
+              <w:right w:val="none" w:sz="0" w:space="0" w:color="000000"/>
+            </w:tcBorders>
+            <w:shd w:val="clear" w:color="auto" w:fill="FFFFFF"/>
+            <w:tcMar>
+              <w:top w:w="0" w:type="dxa"/>
+              <w:bottom w:w="0" w:type="dxa"/>
+              <w:left w:w="0" w:type="dxa"/>
+              <w:right w:w="0" w:type="dxa"/>
+            </w:tcMar>
+            <w:vAlign w:val="top"/>
+          </w:tcPr>
+          <w:p>
+            <w:pPr>
+              <w:pStyle w:val="Normal"/>
+              <w:jc w:val="center"/>
+              <w:pBdr>
+                <w:bottom w:val="none" w:sz="0" w:space="0" w:color="000000"/>
+                <w:top w:val="none" w:sz="0" w:space="0" w:color="000000"/>
+                <w:left w:val="none" w:sz="0" w:space="0" w:color="000000"/>
+                <w:right w:val="none" w:sz="0" w:space="0" w:color="000000"/>
+              </w:pBdr>
+              <w:spacing w:after="100" w:before="100" w:line="240"/>
+              <w:ind w:left="100" w:right="100" w:firstLine="0" w:firstLineChars="0"/>
+              <w:rPr>
+                <w:rFonts w:ascii="Times New Roman" w:hAnsi="Times New Roman" w:eastAsia="Times New Roman" w:cs="Times New Roman"/>
+                <w:i w:val="false"/>
+                <w:b w:val="false"/>
+                <w:u w:val="none"/>
+                <w:strike w:val="false"/>
+                <w:sz w:val="18"/>
+                <w:szCs w:val="18"/>
+                <w:color w:val="000000"/>
+              </w:rPr>
+            </w:pPr>
+            <w:r>
+              <w:rPr>
+                <w:rFonts w:ascii="Times New Roman" w:hAnsi="Times New Roman" w:eastAsia="Times New Roman" w:cs="Times New Roman"/>
+                <w:i w:val="false"/>
+                <w:b w:val="false"/>
+                <w:u w:val="none"/>
+                <w:strike w:val="false"/>
+                <w:sz w:val="18"/>
+                <w:szCs w:val="18"/>
+                <w:color w:val="000000"/>
+              </w:rPr>
+              <w:t xml:space="preserve">39 (50.0%)</w:t>
             </w:r>
           </w:p>
         </w:tc>
@@ -6658,62 +6658,62 @@
                 <w:szCs w:val="18"/>
                 <w:color w:val="000000"/>
               </w:rPr>
-              <w:t xml:space="preserve">41 (26.8%)</w:t>
-            </w:r>
-          </w:p>
-        </w:tc>
-        <w:tc>
-          <w:tcPr>
-            <w:tcBorders>
-              <w:bottom w:val="none" w:sz="0" w:space="0" w:color="000000"/>
-              <w:top w:val="none" w:sz="0" w:space="0" w:color="000000"/>
-              <w:left w:val="none" w:sz="0" w:space="0" w:color="000000"/>
-              <w:right w:val="none" w:sz="0" w:space="0" w:color="000000"/>
-            </w:tcBorders>
-            <w:shd w:val="clear" w:color="auto" w:fill="FFFFFF"/>
-            <w:tcMar>
-              <w:top w:w="0" w:type="dxa"/>
-              <w:bottom w:w="0" w:type="dxa"/>
-              <w:left w:w="0" w:type="dxa"/>
-              <w:right w:w="0" w:type="dxa"/>
-            </w:tcMar>
-            <w:vAlign w:val="top"/>
-          </w:tcPr>
-          <w:p>
-            <w:pPr>
-              <w:pStyle w:val="Normal"/>
-              <w:jc w:val="center"/>
-              <w:pBdr>
-                <w:bottom w:val="none" w:sz="0" w:space="0" w:color="000000"/>
-                <w:top w:val="none" w:sz="0" w:space="0" w:color="000000"/>
-                <w:left w:val="none" w:sz="0" w:space="0" w:color="000000"/>
-                <w:right w:val="none" w:sz="0" w:space="0" w:color="000000"/>
-              </w:pBdr>
-              <w:spacing w:after="100" w:before="100" w:line="240"/>
-              <w:ind w:left="100" w:right="100" w:firstLine="0" w:firstLineChars="0"/>
-              <w:rPr>
-                <w:rFonts w:ascii="Times New Roman" w:hAnsi="Times New Roman" w:eastAsia="Times New Roman" w:cs="Times New Roman"/>
-                <w:i w:val="false"/>
-                <w:b w:val="false"/>
-                <w:u w:val="none"/>
-                <w:strike w:val="false"/>
-                <w:sz w:val="18"/>
-                <w:szCs w:val="18"/>
-                <w:color w:val="000000"/>
-              </w:rPr>
-            </w:pPr>
-            <w:r>
-              <w:rPr>
-                <w:rFonts w:ascii="Times New Roman" w:hAnsi="Times New Roman" w:eastAsia="Times New Roman" w:cs="Times New Roman"/>
-                <w:i w:val="false"/>
-                <w:b w:val="false"/>
-                <w:u w:val="none"/>
-                <w:strike w:val="false"/>
-                <w:sz w:val="18"/>
-                <w:szCs w:val="18"/>
-                <w:color w:val="000000"/>
-              </w:rPr>
-              <w:t xml:space="preserve">17 (22.1%)</w:t>
+              <w:t xml:space="preserve">42 (27.3%)</w:t>
+            </w:r>
+          </w:p>
+        </w:tc>
+        <w:tc>
+          <w:tcPr>
+            <w:tcBorders>
+              <w:bottom w:val="none" w:sz="0" w:space="0" w:color="000000"/>
+              <w:top w:val="none" w:sz="0" w:space="0" w:color="000000"/>
+              <w:left w:val="none" w:sz="0" w:space="0" w:color="000000"/>
+              <w:right w:val="none" w:sz="0" w:space="0" w:color="000000"/>
+            </w:tcBorders>
+            <w:shd w:val="clear" w:color="auto" w:fill="FFFFFF"/>
+            <w:tcMar>
+              <w:top w:w="0" w:type="dxa"/>
+              <w:bottom w:w="0" w:type="dxa"/>
+              <w:left w:w="0" w:type="dxa"/>
+              <w:right w:w="0" w:type="dxa"/>
+            </w:tcMar>
+            <w:vAlign w:val="top"/>
+          </w:tcPr>
+          <w:p>
+            <w:pPr>
+              <w:pStyle w:val="Normal"/>
+              <w:jc w:val="center"/>
+              <w:pBdr>
+                <w:bottom w:val="none" w:sz="0" w:space="0" w:color="000000"/>
+                <w:top w:val="none" w:sz="0" w:space="0" w:color="000000"/>
+                <w:left w:val="none" w:sz="0" w:space="0" w:color="000000"/>
+                <w:right w:val="none" w:sz="0" w:space="0" w:color="000000"/>
+              </w:pBdr>
+              <w:spacing w:after="100" w:before="100" w:line="240"/>
+              <w:ind w:left="100" w:right="100" w:firstLine="0" w:firstLineChars="0"/>
+              <w:rPr>
+                <w:rFonts w:ascii="Times New Roman" w:hAnsi="Times New Roman" w:eastAsia="Times New Roman" w:cs="Times New Roman"/>
+                <w:i w:val="false"/>
+                <w:b w:val="false"/>
+                <w:u w:val="none"/>
+                <w:strike w:val="false"/>
+                <w:sz w:val="18"/>
+                <w:szCs w:val="18"/>
+                <w:color w:val="000000"/>
+              </w:rPr>
+            </w:pPr>
+            <w:r>
+              <w:rPr>
+                <w:rFonts w:ascii="Times New Roman" w:hAnsi="Times New Roman" w:eastAsia="Times New Roman" w:cs="Times New Roman"/>
+                <w:i w:val="false"/>
+                <w:b w:val="false"/>
+                <w:u w:val="none"/>
+                <w:strike w:val="false"/>
+                <w:sz w:val="18"/>
+                <w:szCs w:val="18"/>
+                <w:color w:val="000000"/>
+              </w:rPr>
+              <w:t xml:space="preserve">18 (23.1%)</w:t>
             </w:r>
           </w:p>
         </w:tc>
@@ -6938,62 +6938,62 @@
                 <w:szCs w:val="18"/>
                 <w:color w:val="000000"/>
               </w:rPr>
-              <w:t xml:space="preserve">32 (20.9%)</w:t>
-            </w:r>
-          </w:p>
-        </w:tc>
-        <w:tc>
-          <w:tcPr>
-            <w:tcBorders>
-              <w:bottom w:val="none" w:sz="0" w:space="0" w:color="000000"/>
-              <w:top w:val="none" w:sz="0" w:space="0" w:color="000000"/>
-              <w:left w:val="none" w:sz="0" w:space="0" w:color="000000"/>
-              <w:right w:val="none" w:sz="0" w:space="0" w:color="000000"/>
-            </w:tcBorders>
-            <w:shd w:val="clear" w:color="auto" w:fill="FFFFFF"/>
-            <w:tcMar>
-              <w:top w:w="0" w:type="dxa"/>
-              <w:bottom w:w="0" w:type="dxa"/>
-              <w:left w:w="0" w:type="dxa"/>
-              <w:right w:w="0" w:type="dxa"/>
-            </w:tcMar>
-            <w:vAlign w:val="top"/>
-          </w:tcPr>
-          <w:p>
-            <w:pPr>
-              <w:pStyle w:val="Normal"/>
-              <w:jc w:val="center"/>
-              <w:pBdr>
-                <w:bottom w:val="none" w:sz="0" w:space="0" w:color="000000"/>
-                <w:top w:val="none" w:sz="0" w:space="0" w:color="000000"/>
-                <w:left w:val="none" w:sz="0" w:space="0" w:color="000000"/>
-                <w:right w:val="none" w:sz="0" w:space="0" w:color="000000"/>
-              </w:pBdr>
-              <w:spacing w:after="100" w:before="100" w:line="240"/>
-              <w:ind w:left="100" w:right="100" w:firstLine="0" w:firstLineChars="0"/>
-              <w:rPr>
-                <w:rFonts w:ascii="Times New Roman" w:hAnsi="Times New Roman" w:eastAsia="Times New Roman" w:cs="Times New Roman"/>
-                <w:i w:val="false"/>
-                <w:b w:val="false"/>
-                <w:u w:val="none"/>
-                <w:strike w:val="false"/>
-                <w:sz w:val="18"/>
-                <w:szCs w:val="18"/>
-                <w:color w:val="000000"/>
-              </w:rPr>
-            </w:pPr>
-            <w:r>
-              <w:rPr>
-                <w:rFonts w:ascii="Times New Roman" w:hAnsi="Times New Roman" w:eastAsia="Times New Roman" w:cs="Times New Roman"/>
-                <w:i w:val="false"/>
-                <w:b w:val="false"/>
-                <w:u w:val="none"/>
-                <w:strike w:val="false"/>
-                <w:sz w:val="18"/>
-                <w:szCs w:val="18"/>
-                <w:color w:val="000000"/>
-              </w:rPr>
-              <w:t xml:space="preserve">21 (27.3%)</w:t>
+              <w:t xml:space="preserve">32 (20.8%)</w:t>
+            </w:r>
+          </w:p>
+        </w:tc>
+        <w:tc>
+          <w:tcPr>
+            <w:tcBorders>
+              <w:bottom w:val="none" w:sz="0" w:space="0" w:color="000000"/>
+              <w:top w:val="none" w:sz="0" w:space="0" w:color="000000"/>
+              <w:left w:val="none" w:sz="0" w:space="0" w:color="000000"/>
+              <w:right w:val="none" w:sz="0" w:space="0" w:color="000000"/>
+            </w:tcBorders>
+            <w:shd w:val="clear" w:color="auto" w:fill="FFFFFF"/>
+            <w:tcMar>
+              <w:top w:w="0" w:type="dxa"/>
+              <w:bottom w:w="0" w:type="dxa"/>
+              <w:left w:w="0" w:type="dxa"/>
+              <w:right w:w="0" w:type="dxa"/>
+            </w:tcMar>
+            <w:vAlign w:val="top"/>
+          </w:tcPr>
+          <w:p>
+            <w:pPr>
+              <w:pStyle w:val="Normal"/>
+              <w:jc w:val="center"/>
+              <w:pBdr>
+                <w:bottom w:val="none" w:sz="0" w:space="0" w:color="000000"/>
+                <w:top w:val="none" w:sz="0" w:space="0" w:color="000000"/>
+                <w:left w:val="none" w:sz="0" w:space="0" w:color="000000"/>
+                <w:right w:val="none" w:sz="0" w:space="0" w:color="000000"/>
+              </w:pBdr>
+              <w:spacing w:after="100" w:before="100" w:line="240"/>
+              <w:ind w:left="100" w:right="100" w:firstLine="0" w:firstLineChars="0"/>
+              <w:rPr>
+                <w:rFonts w:ascii="Times New Roman" w:hAnsi="Times New Roman" w:eastAsia="Times New Roman" w:cs="Times New Roman"/>
+                <w:i w:val="false"/>
+                <w:b w:val="false"/>
+                <w:u w:val="none"/>
+                <w:strike w:val="false"/>
+                <w:sz w:val="18"/>
+                <w:szCs w:val="18"/>
+                <w:color w:val="000000"/>
+              </w:rPr>
+            </w:pPr>
+            <w:r>
+              <w:rPr>
+                <w:rFonts w:ascii="Times New Roman" w:hAnsi="Times New Roman" w:eastAsia="Times New Roman" w:cs="Times New Roman"/>
+                <w:i w:val="false"/>
+                <w:b w:val="false"/>
+                <w:u w:val="none"/>
+                <w:strike w:val="false"/>
+                <w:sz w:val="18"/>
+                <w:szCs w:val="18"/>
+                <w:color w:val="000000"/>
+              </w:rPr>
+              <w:t xml:space="preserve">21 (26.9%)</w:t>
             </w:r>
           </w:p>
         </w:tc>
@@ -7663,7 +7663,7 @@
                 <w:szCs w:val="18"/>
                 <w:color w:val="000000"/>
               </w:rPr>
-              <w:t xml:space="preserve">0.593</w:t>
+              <w:t xml:space="preserve">0.476</w:t>
             </w:r>
           </w:p>
         </w:tc>
@@ -7778,62 +7778,62 @@
                 <w:szCs w:val="18"/>
                 <w:color w:val="000000"/>
               </w:rPr>
-              <w:t xml:space="preserve">120 (85.1%)</w:t>
-            </w:r>
-          </w:p>
-        </w:tc>
-        <w:tc>
-          <w:tcPr>
-            <w:tcBorders>
-              <w:bottom w:val="none" w:sz="0" w:space="0" w:color="000000"/>
-              <w:top w:val="none" w:sz="0" w:space="0" w:color="000000"/>
-              <w:left w:val="none" w:sz="0" w:space="0" w:color="000000"/>
-              <w:right w:val="none" w:sz="0" w:space="0" w:color="000000"/>
-            </w:tcBorders>
-            <w:shd w:val="clear" w:color="auto" w:fill="FFFFFF"/>
-            <w:tcMar>
-              <w:top w:w="0" w:type="dxa"/>
-              <w:bottom w:w="0" w:type="dxa"/>
-              <w:left w:w="0" w:type="dxa"/>
-              <w:right w:w="0" w:type="dxa"/>
-            </w:tcMar>
-            <w:vAlign w:val="top"/>
-          </w:tcPr>
-          <w:p>
-            <w:pPr>
-              <w:pStyle w:val="Normal"/>
-              <w:jc w:val="center"/>
-              <w:pBdr>
-                <w:bottom w:val="none" w:sz="0" w:space="0" w:color="000000"/>
-                <w:top w:val="none" w:sz="0" w:space="0" w:color="000000"/>
-                <w:left w:val="none" w:sz="0" w:space="0" w:color="000000"/>
-                <w:right w:val="none" w:sz="0" w:space="0" w:color="000000"/>
-              </w:pBdr>
-              <w:spacing w:after="100" w:before="100" w:line="240"/>
-              <w:ind w:left="100" w:right="100" w:firstLine="0" w:firstLineChars="0"/>
-              <w:rPr>
-                <w:rFonts w:ascii="Times New Roman" w:hAnsi="Times New Roman" w:eastAsia="Times New Roman" w:cs="Times New Roman"/>
-                <w:i w:val="false"/>
-                <w:b w:val="false"/>
-                <w:u w:val="none"/>
-                <w:strike w:val="false"/>
-                <w:sz w:val="18"/>
-                <w:szCs w:val="18"/>
-                <w:color w:val="000000"/>
-              </w:rPr>
-            </w:pPr>
-            <w:r>
-              <w:rPr>
-                <w:rFonts w:ascii="Times New Roman" w:hAnsi="Times New Roman" w:eastAsia="Times New Roman" w:cs="Times New Roman"/>
-                <w:i w:val="false"/>
-                <w:b w:val="false"/>
-                <w:u w:val="none"/>
-                <w:strike w:val="false"/>
-                <w:sz w:val="18"/>
-                <w:szCs w:val="18"/>
-                <w:color w:val="000000"/>
-              </w:rPr>
-              <w:t xml:space="preserve">61 (83.6%)</w:t>
+              <w:t xml:space="preserve">120 (84.5%)</w:t>
+            </w:r>
+          </w:p>
+        </w:tc>
+        <w:tc>
+          <w:tcPr>
+            <w:tcBorders>
+              <w:bottom w:val="none" w:sz="0" w:space="0" w:color="000000"/>
+              <w:top w:val="none" w:sz="0" w:space="0" w:color="000000"/>
+              <w:left w:val="none" w:sz="0" w:space="0" w:color="000000"/>
+              <w:right w:val="none" w:sz="0" w:space="0" w:color="000000"/>
+            </w:tcBorders>
+            <w:shd w:val="clear" w:color="auto" w:fill="FFFFFF"/>
+            <w:tcMar>
+              <w:top w:w="0" w:type="dxa"/>
+              <w:bottom w:w="0" w:type="dxa"/>
+              <w:left w:w="0" w:type="dxa"/>
+              <w:right w:w="0" w:type="dxa"/>
+            </w:tcMar>
+            <w:vAlign w:val="top"/>
+          </w:tcPr>
+          <w:p>
+            <w:pPr>
+              <w:pStyle w:val="Normal"/>
+              <w:jc w:val="center"/>
+              <w:pBdr>
+                <w:bottom w:val="none" w:sz="0" w:space="0" w:color="000000"/>
+                <w:top w:val="none" w:sz="0" w:space="0" w:color="000000"/>
+                <w:left w:val="none" w:sz="0" w:space="0" w:color="000000"/>
+                <w:right w:val="none" w:sz="0" w:space="0" w:color="000000"/>
+              </w:pBdr>
+              <w:spacing w:after="100" w:before="100" w:line="240"/>
+              <w:ind w:left="100" w:right="100" w:firstLine="0" w:firstLineChars="0"/>
+              <w:rPr>
+                <w:rFonts w:ascii="Times New Roman" w:hAnsi="Times New Roman" w:eastAsia="Times New Roman" w:cs="Times New Roman"/>
+                <w:i w:val="false"/>
+                <w:b w:val="false"/>
+                <w:u w:val="none"/>
+                <w:strike w:val="false"/>
+                <w:sz w:val="18"/>
+                <w:szCs w:val="18"/>
+                <w:color w:val="000000"/>
+              </w:rPr>
+            </w:pPr>
+            <w:r>
+              <w:rPr>
+                <w:rFonts w:ascii="Times New Roman" w:hAnsi="Times New Roman" w:eastAsia="Times New Roman" w:cs="Times New Roman"/>
+                <w:i w:val="false"/>
+                <w:b w:val="false"/>
+                <w:u w:val="none"/>
+                <w:strike w:val="false"/>
+                <w:sz w:val="18"/>
+                <w:szCs w:val="18"/>
+                <w:color w:val="000000"/>
+              </w:rPr>
+              <w:t xml:space="preserve">61 (82.4%)</w:t>
             </w:r>
           </w:p>
         </w:tc>
@@ -8058,62 +8058,62 @@
                 <w:szCs w:val="18"/>
                 <w:color w:val="000000"/>
               </w:rPr>
-              <w:t xml:space="preserve">21 (14.9%)</w:t>
-            </w:r>
-          </w:p>
-        </w:tc>
-        <w:tc>
-          <w:tcPr>
-            <w:tcBorders>
-              <w:bottom w:val="none" w:sz="0" w:space="0" w:color="000000"/>
-              <w:top w:val="none" w:sz="0" w:space="0" w:color="000000"/>
-              <w:left w:val="none" w:sz="0" w:space="0" w:color="000000"/>
-              <w:right w:val="none" w:sz="0" w:space="0" w:color="000000"/>
-            </w:tcBorders>
-            <w:shd w:val="clear" w:color="auto" w:fill="FFFFFF"/>
-            <w:tcMar>
-              <w:top w:w="0" w:type="dxa"/>
-              <w:bottom w:w="0" w:type="dxa"/>
-              <w:left w:w="0" w:type="dxa"/>
-              <w:right w:w="0" w:type="dxa"/>
-            </w:tcMar>
-            <w:vAlign w:val="top"/>
-          </w:tcPr>
-          <w:p>
-            <w:pPr>
-              <w:pStyle w:val="Normal"/>
-              <w:jc w:val="center"/>
-              <w:pBdr>
-                <w:bottom w:val="none" w:sz="0" w:space="0" w:color="000000"/>
-                <w:top w:val="none" w:sz="0" w:space="0" w:color="000000"/>
-                <w:left w:val="none" w:sz="0" w:space="0" w:color="000000"/>
-                <w:right w:val="none" w:sz="0" w:space="0" w:color="000000"/>
-              </w:pBdr>
-              <w:spacing w:after="100" w:before="100" w:line="240"/>
-              <w:ind w:left="100" w:right="100" w:firstLine="0" w:firstLineChars="0"/>
-              <w:rPr>
-                <w:rFonts w:ascii="Times New Roman" w:hAnsi="Times New Roman" w:eastAsia="Times New Roman" w:cs="Times New Roman"/>
-                <w:i w:val="false"/>
-                <w:b w:val="false"/>
-                <w:u w:val="none"/>
-                <w:strike w:val="false"/>
-                <w:sz w:val="18"/>
-                <w:szCs w:val="18"/>
-                <w:color w:val="000000"/>
-              </w:rPr>
-            </w:pPr>
-            <w:r>
-              <w:rPr>
-                <w:rFonts w:ascii="Times New Roman" w:hAnsi="Times New Roman" w:eastAsia="Times New Roman" w:cs="Times New Roman"/>
-                <w:i w:val="false"/>
-                <w:b w:val="false"/>
-                <w:u w:val="none"/>
-                <w:strike w:val="false"/>
-                <w:sz w:val="18"/>
-                <w:szCs w:val="18"/>
-                <w:color w:val="000000"/>
-              </w:rPr>
-              <w:t xml:space="preserve">12 (16.4%)</w:t>
+              <w:t xml:space="preserve">22 (15.5%)</w:t>
+            </w:r>
+          </w:p>
+        </w:tc>
+        <w:tc>
+          <w:tcPr>
+            <w:tcBorders>
+              <w:bottom w:val="none" w:sz="0" w:space="0" w:color="000000"/>
+              <w:top w:val="none" w:sz="0" w:space="0" w:color="000000"/>
+              <w:left w:val="none" w:sz="0" w:space="0" w:color="000000"/>
+              <w:right w:val="none" w:sz="0" w:space="0" w:color="000000"/>
+            </w:tcBorders>
+            <w:shd w:val="clear" w:color="auto" w:fill="FFFFFF"/>
+            <w:tcMar>
+              <w:top w:w="0" w:type="dxa"/>
+              <w:bottom w:w="0" w:type="dxa"/>
+              <w:left w:w="0" w:type="dxa"/>
+              <w:right w:w="0" w:type="dxa"/>
+            </w:tcMar>
+            <w:vAlign w:val="top"/>
+          </w:tcPr>
+          <w:p>
+            <w:pPr>
+              <w:pStyle w:val="Normal"/>
+              <w:jc w:val="center"/>
+              <w:pBdr>
+                <w:bottom w:val="none" w:sz="0" w:space="0" w:color="000000"/>
+                <w:top w:val="none" w:sz="0" w:space="0" w:color="000000"/>
+                <w:left w:val="none" w:sz="0" w:space="0" w:color="000000"/>
+                <w:right w:val="none" w:sz="0" w:space="0" w:color="000000"/>
+              </w:pBdr>
+              <w:spacing w:after="100" w:before="100" w:line="240"/>
+              <w:ind w:left="100" w:right="100" w:firstLine="0" w:firstLineChars="0"/>
+              <w:rPr>
+                <w:rFonts w:ascii="Times New Roman" w:hAnsi="Times New Roman" w:eastAsia="Times New Roman" w:cs="Times New Roman"/>
+                <w:i w:val="false"/>
+                <w:b w:val="false"/>
+                <w:u w:val="none"/>
+                <w:strike w:val="false"/>
+                <w:sz w:val="18"/>
+                <w:szCs w:val="18"/>
+                <w:color w:val="000000"/>
+              </w:rPr>
+            </w:pPr>
+            <w:r>
+              <w:rPr>
+                <w:rFonts w:ascii="Times New Roman" w:hAnsi="Times New Roman" w:eastAsia="Times New Roman" w:cs="Times New Roman"/>
+                <w:i w:val="false"/>
+                <w:b w:val="false"/>
+                <w:u w:val="none"/>
+                <w:strike w:val="false"/>
+                <w:sz w:val="18"/>
+                <w:szCs w:val="18"/>
+                <w:color w:val="000000"/>
+              </w:rPr>
+              <w:t xml:space="preserve">13 (17.6%)</w:t>
             </w:r>
           </w:p>
         </w:tc>
@@ -8783,7 +8783,7 @@
                 <w:szCs w:val="18"/>
                 <w:color w:val="000000"/>
               </w:rPr>
-              <w:t xml:space="preserve">0.856</w:t>
+              <w:t xml:space="preserve">0.792</w:t>
             </w:r>
           </w:p>
         </w:tc>
@@ -8898,62 +8898,62 @@
                 <w:szCs w:val="18"/>
                 <w:color w:val="000000"/>
               </w:rPr>
-              <w:t xml:space="preserve">79 (52.7%)</w:t>
-            </w:r>
-          </w:p>
-        </w:tc>
-        <w:tc>
-          <w:tcPr>
-            <w:tcBorders>
-              <w:bottom w:val="none" w:sz="0" w:space="0" w:color="000000"/>
-              <w:top w:val="none" w:sz="0" w:space="0" w:color="000000"/>
-              <w:left w:val="none" w:sz="0" w:space="0" w:color="000000"/>
-              <w:right w:val="none" w:sz="0" w:space="0" w:color="000000"/>
-            </w:tcBorders>
-            <w:shd w:val="clear" w:color="auto" w:fill="FFFFFF"/>
-            <w:tcMar>
-              <w:top w:w="0" w:type="dxa"/>
-              <w:bottom w:w="0" w:type="dxa"/>
-              <w:left w:w="0" w:type="dxa"/>
-              <w:right w:w="0" w:type="dxa"/>
-            </w:tcMar>
-            <w:vAlign w:val="top"/>
-          </w:tcPr>
-          <w:p>
-            <w:pPr>
-              <w:pStyle w:val="Normal"/>
-              <w:jc w:val="center"/>
-              <w:pBdr>
-                <w:bottom w:val="none" w:sz="0" w:space="0" w:color="000000"/>
-                <w:top w:val="none" w:sz="0" w:space="0" w:color="000000"/>
-                <w:left w:val="none" w:sz="0" w:space="0" w:color="000000"/>
-                <w:right w:val="none" w:sz="0" w:space="0" w:color="000000"/>
-              </w:pBdr>
-              <w:spacing w:after="100" w:before="100" w:line="240"/>
-              <w:ind w:left="100" w:right="100" w:firstLine="0" w:firstLineChars="0"/>
-              <w:rPr>
-                <w:rFonts w:ascii="Times New Roman" w:hAnsi="Times New Roman" w:eastAsia="Times New Roman" w:cs="Times New Roman"/>
-                <w:i w:val="false"/>
-                <w:b w:val="false"/>
-                <w:u w:val="none"/>
-                <w:strike w:val="false"/>
-                <w:sz w:val="18"/>
-                <w:szCs w:val="18"/>
-                <w:color w:val="000000"/>
-              </w:rPr>
-            </w:pPr>
-            <w:r>
-              <w:rPr>
-                <w:rFonts w:ascii="Times New Roman" w:hAnsi="Times New Roman" w:eastAsia="Times New Roman" w:cs="Times New Roman"/>
-                <w:i w:val="false"/>
-                <w:b w:val="false"/>
-                <w:u w:val="none"/>
-                <w:strike w:val="false"/>
-                <w:sz w:val="18"/>
-                <w:szCs w:val="18"/>
-                <w:color w:val="000000"/>
-              </w:rPr>
-              <w:t xml:space="preserve">40 (51.9%)</w:t>
+              <w:t xml:space="preserve">79 (52.3%)</w:t>
+            </w:r>
+          </w:p>
+        </w:tc>
+        <w:tc>
+          <w:tcPr>
+            <w:tcBorders>
+              <w:bottom w:val="none" w:sz="0" w:space="0" w:color="000000"/>
+              <w:top w:val="none" w:sz="0" w:space="0" w:color="000000"/>
+              <w:left w:val="none" w:sz="0" w:space="0" w:color="000000"/>
+              <w:right w:val="none" w:sz="0" w:space="0" w:color="000000"/>
+            </w:tcBorders>
+            <w:shd w:val="clear" w:color="auto" w:fill="FFFFFF"/>
+            <w:tcMar>
+              <w:top w:w="0" w:type="dxa"/>
+              <w:bottom w:w="0" w:type="dxa"/>
+              <w:left w:w="0" w:type="dxa"/>
+              <w:right w:w="0" w:type="dxa"/>
+            </w:tcMar>
+            <w:vAlign w:val="top"/>
+          </w:tcPr>
+          <w:p>
+            <w:pPr>
+              <w:pStyle w:val="Normal"/>
+              <w:jc w:val="center"/>
+              <w:pBdr>
+                <w:bottom w:val="none" w:sz="0" w:space="0" w:color="000000"/>
+                <w:top w:val="none" w:sz="0" w:space="0" w:color="000000"/>
+                <w:left w:val="none" w:sz="0" w:space="0" w:color="000000"/>
+                <w:right w:val="none" w:sz="0" w:space="0" w:color="000000"/>
+              </w:pBdr>
+              <w:spacing w:after="100" w:before="100" w:line="240"/>
+              <w:ind w:left="100" w:right="100" w:firstLine="0" w:firstLineChars="0"/>
+              <w:rPr>
+                <w:rFonts w:ascii="Times New Roman" w:hAnsi="Times New Roman" w:eastAsia="Times New Roman" w:cs="Times New Roman"/>
+                <w:i w:val="false"/>
+                <w:b w:val="false"/>
+                <w:u w:val="none"/>
+                <w:strike w:val="false"/>
+                <w:sz w:val="18"/>
+                <w:szCs w:val="18"/>
+                <w:color w:val="000000"/>
+              </w:rPr>
+            </w:pPr>
+            <w:r>
+              <w:rPr>
+                <w:rFonts w:ascii="Times New Roman" w:hAnsi="Times New Roman" w:eastAsia="Times New Roman" w:cs="Times New Roman"/>
+                <w:i w:val="false"/>
+                <w:b w:val="false"/>
+                <w:u w:val="none"/>
+                <w:strike w:val="false"/>
+                <w:sz w:val="18"/>
+                <w:szCs w:val="18"/>
+                <w:color w:val="000000"/>
+              </w:rPr>
+              <w:t xml:space="preserve">40 (51.3%)</w:t>
             </w:r>
           </w:p>
         </w:tc>
@@ -9178,62 +9178,62 @@
                 <w:szCs w:val="18"/>
                 <w:color w:val="000000"/>
               </w:rPr>
-              <w:t xml:space="preserve">71 (47.3%)</w:t>
-            </w:r>
-          </w:p>
-        </w:tc>
-        <w:tc>
-          <w:tcPr>
-            <w:tcBorders>
-              <w:bottom w:val="none" w:sz="0" w:space="0" w:color="000000"/>
-              <w:top w:val="none" w:sz="0" w:space="0" w:color="000000"/>
-              <w:left w:val="none" w:sz="0" w:space="0" w:color="000000"/>
-              <w:right w:val="none" w:sz="0" w:space="0" w:color="000000"/>
-            </w:tcBorders>
-            <w:shd w:val="clear" w:color="auto" w:fill="FFFFFF"/>
-            <w:tcMar>
-              <w:top w:w="0" w:type="dxa"/>
-              <w:bottom w:w="0" w:type="dxa"/>
-              <w:left w:w="0" w:type="dxa"/>
-              <w:right w:w="0" w:type="dxa"/>
-            </w:tcMar>
-            <w:vAlign w:val="top"/>
-          </w:tcPr>
-          <w:p>
-            <w:pPr>
-              <w:pStyle w:val="Normal"/>
-              <w:jc w:val="center"/>
-              <w:pBdr>
-                <w:bottom w:val="none" w:sz="0" w:space="0" w:color="000000"/>
-                <w:top w:val="none" w:sz="0" w:space="0" w:color="000000"/>
-                <w:left w:val="none" w:sz="0" w:space="0" w:color="000000"/>
-                <w:right w:val="none" w:sz="0" w:space="0" w:color="000000"/>
-              </w:pBdr>
-              <w:spacing w:after="100" w:before="100" w:line="240"/>
-              <w:ind w:left="100" w:right="100" w:firstLine="0" w:firstLineChars="0"/>
-              <w:rPr>
-                <w:rFonts w:ascii="Times New Roman" w:hAnsi="Times New Roman" w:eastAsia="Times New Roman" w:cs="Times New Roman"/>
-                <w:i w:val="false"/>
-                <w:b w:val="false"/>
-                <w:u w:val="none"/>
-                <w:strike w:val="false"/>
-                <w:sz w:val="18"/>
-                <w:szCs w:val="18"/>
-                <w:color w:val="000000"/>
-              </w:rPr>
-            </w:pPr>
-            <w:r>
-              <w:rPr>
-                <w:rFonts w:ascii="Times New Roman" w:hAnsi="Times New Roman" w:eastAsia="Times New Roman" w:cs="Times New Roman"/>
-                <w:i w:val="false"/>
-                <w:b w:val="false"/>
-                <w:u w:val="none"/>
-                <w:strike w:val="false"/>
-                <w:sz w:val="18"/>
-                <w:szCs w:val="18"/>
-                <w:color w:val="000000"/>
-              </w:rPr>
-              <w:t xml:space="preserve">37 (48.1%)</w:t>
+              <w:t xml:space="preserve">72 (47.7%)</w:t>
+            </w:r>
+          </w:p>
+        </w:tc>
+        <w:tc>
+          <w:tcPr>
+            <w:tcBorders>
+              <w:bottom w:val="none" w:sz="0" w:space="0" w:color="000000"/>
+              <w:top w:val="none" w:sz="0" w:space="0" w:color="000000"/>
+              <w:left w:val="none" w:sz="0" w:space="0" w:color="000000"/>
+              <w:right w:val="none" w:sz="0" w:space="0" w:color="000000"/>
+            </w:tcBorders>
+            <w:shd w:val="clear" w:color="auto" w:fill="FFFFFF"/>
+            <w:tcMar>
+              <w:top w:w="0" w:type="dxa"/>
+              <w:bottom w:w="0" w:type="dxa"/>
+              <w:left w:w="0" w:type="dxa"/>
+              <w:right w:w="0" w:type="dxa"/>
+            </w:tcMar>
+            <w:vAlign w:val="top"/>
+          </w:tcPr>
+          <w:p>
+            <w:pPr>
+              <w:pStyle w:val="Normal"/>
+              <w:jc w:val="center"/>
+              <w:pBdr>
+                <w:bottom w:val="none" w:sz="0" w:space="0" w:color="000000"/>
+                <w:top w:val="none" w:sz="0" w:space="0" w:color="000000"/>
+                <w:left w:val="none" w:sz="0" w:space="0" w:color="000000"/>
+                <w:right w:val="none" w:sz="0" w:space="0" w:color="000000"/>
+              </w:pBdr>
+              <w:spacing w:after="100" w:before="100" w:line="240"/>
+              <w:ind w:left="100" w:right="100" w:firstLine="0" w:firstLineChars="0"/>
+              <w:rPr>
+                <w:rFonts w:ascii="Times New Roman" w:hAnsi="Times New Roman" w:eastAsia="Times New Roman" w:cs="Times New Roman"/>
+                <w:i w:val="false"/>
+                <w:b w:val="false"/>
+                <w:u w:val="none"/>
+                <w:strike w:val="false"/>
+                <w:sz w:val="18"/>
+                <w:szCs w:val="18"/>
+                <w:color w:val="000000"/>
+              </w:rPr>
+            </w:pPr>
+            <w:r>
+              <w:rPr>
+                <w:rFonts w:ascii="Times New Roman" w:hAnsi="Times New Roman" w:eastAsia="Times New Roman" w:cs="Times New Roman"/>
+                <w:i w:val="false"/>
+                <w:b w:val="false"/>
+                <w:u w:val="none"/>
+                <w:strike w:val="false"/>
+                <w:sz w:val="18"/>
+                <w:szCs w:val="18"/>
+                <w:color w:val="000000"/>
+              </w:rPr>
+              <w:t xml:space="preserve">38 (48.7%)</w:t>
             </w:r>
           </w:p>
         </w:tc>
@@ -10578,62 +10578,62 @@
                 <w:szCs w:val="18"/>
                 <w:color w:val="000000"/>
               </w:rPr>
-              <w:t xml:space="preserve">49</w:t>
-            </w:r>
-          </w:p>
-        </w:tc>
-        <w:tc>
-          <w:tcPr>
-            <w:tcBorders>
-              <w:bottom w:val="none" w:sz="0" w:space="0" w:color="000000"/>
-              <w:top w:val="none" w:sz="0" w:space="0" w:color="000000"/>
-              <w:left w:val="none" w:sz="0" w:space="0" w:color="000000"/>
-              <w:right w:val="none" w:sz="0" w:space="0" w:color="000000"/>
-            </w:tcBorders>
-            <w:shd w:val="clear" w:color="auto" w:fill="FFFFFF"/>
-            <w:tcMar>
-              <w:top w:w="0" w:type="dxa"/>
-              <w:bottom w:w="0" w:type="dxa"/>
-              <w:left w:w="0" w:type="dxa"/>
-              <w:right w:w="0" w:type="dxa"/>
-            </w:tcMar>
-            <w:vAlign w:val="top"/>
-          </w:tcPr>
-          <w:p>
-            <w:pPr>
-              <w:pStyle w:val="Normal"/>
-              <w:jc w:val="center"/>
-              <w:pBdr>
-                <w:bottom w:val="none" w:sz="0" w:space="0" w:color="000000"/>
-                <w:top w:val="none" w:sz="0" w:space="0" w:color="000000"/>
-                <w:left w:val="none" w:sz="0" w:space="0" w:color="000000"/>
-                <w:right w:val="none" w:sz="0" w:space="0" w:color="000000"/>
-              </w:pBdr>
-              <w:spacing w:after="100" w:before="100" w:line="240"/>
-              <w:ind w:left="100" w:right="100" w:firstLine="0" w:firstLineChars="0"/>
-              <w:rPr>
-                <w:rFonts w:ascii="Times New Roman" w:hAnsi="Times New Roman" w:eastAsia="Times New Roman" w:cs="Times New Roman"/>
-                <w:i w:val="false"/>
-                <w:b w:val="false"/>
-                <w:u w:val="none"/>
-                <w:strike w:val="false"/>
-                <w:sz w:val="18"/>
-                <w:szCs w:val="18"/>
-                <w:color w:val="000000"/>
-              </w:rPr>
-            </w:pPr>
-            <w:r>
-              <w:rPr>
-                <w:rFonts w:ascii="Times New Roman" w:hAnsi="Times New Roman" w:eastAsia="Times New Roman" w:cs="Times New Roman"/>
-                <w:i w:val="false"/>
-                <w:b w:val="false"/>
-                <w:u w:val="none"/>
-                <w:strike w:val="false"/>
-                <w:sz w:val="18"/>
-                <w:szCs w:val="18"/>
-                <w:color w:val="000000"/>
-              </w:rPr>
-              <w:t xml:space="preserve">21</w:t>
+              <w:t xml:space="preserve">50</w:t>
+            </w:r>
+          </w:p>
+        </w:tc>
+        <w:tc>
+          <w:tcPr>
+            <w:tcBorders>
+              <w:bottom w:val="none" w:sz="0" w:space="0" w:color="000000"/>
+              <w:top w:val="none" w:sz="0" w:space="0" w:color="000000"/>
+              <w:left w:val="none" w:sz="0" w:space="0" w:color="000000"/>
+              <w:right w:val="none" w:sz="0" w:space="0" w:color="000000"/>
+            </w:tcBorders>
+            <w:shd w:val="clear" w:color="auto" w:fill="FFFFFF"/>
+            <w:tcMar>
+              <w:top w:w="0" w:type="dxa"/>
+              <w:bottom w:w="0" w:type="dxa"/>
+              <w:left w:w="0" w:type="dxa"/>
+              <w:right w:w="0" w:type="dxa"/>
+            </w:tcMar>
+            <w:vAlign w:val="top"/>
+          </w:tcPr>
+          <w:p>
+            <w:pPr>
+              <w:pStyle w:val="Normal"/>
+              <w:jc w:val="center"/>
+              <w:pBdr>
+                <w:bottom w:val="none" w:sz="0" w:space="0" w:color="000000"/>
+                <w:top w:val="none" w:sz="0" w:space="0" w:color="000000"/>
+                <w:left w:val="none" w:sz="0" w:space="0" w:color="000000"/>
+                <w:right w:val="none" w:sz="0" w:space="0" w:color="000000"/>
+              </w:pBdr>
+              <w:spacing w:after="100" w:before="100" w:line="240"/>
+              <w:ind w:left="100" w:right="100" w:firstLine="0" w:firstLineChars="0"/>
+              <w:rPr>
+                <w:rFonts w:ascii="Times New Roman" w:hAnsi="Times New Roman" w:eastAsia="Times New Roman" w:cs="Times New Roman"/>
+                <w:i w:val="false"/>
+                <w:b w:val="false"/>
+                <w:u w:val="none"/>
+                <w:strike w:val="false"/>
+                <w:sz w:val="18"/>
+                <w:szCs w:val="18"/>
+                <w:color w:val="000000"/>
+              </w:rPr>
+            </w:pPr>
+            <w:r>
+              <w:rPr>
+                <w:rFonts w:ascii="Times New Roman" w:hAnsi="Times New Roman" w:eastAsia="Times New Roman" w:cs="Times New Roman"/>
+                <w:i w:val="false"/>
+                <w:b w:val="false"/>
+                <w:u w:val="none"/>
+                <w:strike w:val="false"/>
+                <w:sz w:val="18"/>
+                <w:szCs w:val="18"/>
+                <w:color w:val="000000"/>
+              </w:rPr>
+              <w:t xml:space="preserve">22</w:t>
             </w:r>
           </w:p>
         </w:tc>
@@ -11698,62 +11698,62 @@
                 <w:szCs w:val="18"/>
                 <w:color w:val="000000"/>
               </w:rPr>
-              <w:t xml:space="preserve">16</w:t>
-            </w:r>
-          </w:p>
-        </w:tc>
-        <w:tc>
-          <w:tcPr>
-            <w:tcBorders>
-              <w:bottom w:val="none" w:sz="0" w:space="0" w:color="000000"/>
-              <w:top w:val="none" w:sz="0" w:space="0" w:color="000000"/>
-              <w:left w:val="none" w:sz="0" w:space="0" w:color="000000"/>
-              <w:right w:val="none" w:sz="0" w:space="0" w:color="000000"/>
-            </w:tcBorders>
-            <w:shd w:val="clear" w:color="auto" w:fill="FFFFFF"/>
-            <w:tcMar>
-              <w:top w:w="0" w:type="dxa"/>
-              <w:bottom w:w="0" w:type="dxa"/>
-              <w:left w:w="0" w:type="dxa"/>
-              <w:right w:w="0" w:type="dxa"/>
-            </w:tcMar>
-            <w:vAlign w:val="top"/>
-          </w:tcPr>
-          <w:p>
-            <w:pPr>
-              <w:pStyle w:val="Normal"/>
-              <w:jc w:val="center"/>
-              <w:pBdr>
-                <w:bottom w:val="none" w:sz="0" w:space="0" w:color="000000"/>
-                <w:top w:val="none" w:sz="0" w:space="0" w:color="000000"/>
-                <w:left w:val="none" w:sz="0" w:space="0" w:color="000000"/>
-                <w:right w:val="none" w:sz="0" w:space="0" w:color="000000"/>
-              </w:pBdr>
-              <w:spacing w:after="100" w:before="100" w:line="240"/>
-              <w:ind w:left="100" w:right="100" w:firstLine="0" w:firstLineChars="0"/>
-              <w:rPr>
-                <w:rFonts w:ascii="Times New Roman" w:hAnsi="Times New Roman" w:eastAsia="Times New Roman" w:cs="Times New Roman"/>
-                <w:i w:val="false"/>
-                <w:b w:val="false"/>
-                <w:u w:val="none"/>
-                <w:strike w:val="false"/>
-                <w:sz w:val="18"/>
-                <w:szCs w:val="18"/>
-                <w:color w:val="000000"/>
-              </w:rPr>
-            </w:pPr>
-            <w:r>
-              <w:rPr>
-                <w:rFonts w:ascii="Times New Roman" w:hAnsi="Times New Roman" w:eastAsia="Times New Roman" w:cs="Times New Roman"/>
-                <w:i w:val="false"/>
-                <w:b w:val="false"/>
-                <w:u w:val="none"/>
-                <w:strike w:val="false"/>
-                <w:sz w:val="18"/>
-                <w:szCs w:val="18"/>
-                <w:color w:val="000000"/>
-              </w:rPr>
-              <w:t xml:space="preserve">5</w:t>
+              <w:t xml:space="preserve">17</w:t>
+            </w:r>
+          </w:p>
+        </w:tc>
+        <w:tc>
+          <w:tcPr>
+            <w:tcBorders>
+              <w:bottom w:val="none" w:sz="0" w:space="0" w:color="000000"/>
+              <w:top w:val="none" w:sz="0" w:space="0" w:color="000000"/>
+              <w:left w:val="none" w:sz="0" w:space="0" w:color="000000"/>
+              <w:right w:val="none" w:sz="0" w:space="0" w:color="000000"/>
+            </w:tcBorders>
+            <w:shd w:val="clear" w:color="auto" w:fill="FFFFFF"/>
+            <w:tcMar>
+              <w:top w:w="0" w:type="dxa"/>
+              <w:bottom w:w="0" w:type="dxa"/>
+              <w:left w:w="0" w:type="dxa"/>
+              <w:right w:w="0" w:type="dxa"/>
+            </w:tcMar>
+            <w:vAlign w:val="top"/>
+          </w:tcPr>
+          <w:p>
+            <w:pPr>
+              <w:pStyle w:val="Normal"/>
+              <w:jc w:val="center"/>
+              <w:pBdr>
+                <w:bottom w:val="none" w:sz="0" w:space="0" w:color="000000"/>
+                <w:top w:val="none" w:sz="0" w:space="0" w:color="000000"/>
+                <w:left w:val="none" w:sz="0" w:space="0" w:color="000000"/>
+                <w:right w:val="none" w:sz="0" w:space="0" w:color="000000"/>
+              </w:pBdr>
+              <w:spacing w:after="100" w:before="100" w:line="240"/>
+              <w:ind w:left="100" w:right="100" w:firstLine="0" w:firstLineChars="0"/>
+              <w:rPr>
+                <w:rFonts w:ascii="Times New Roman" w:hAnsi="Times New Roman" w:eastAsia="Times New Roman" w:cs="Times New Roman"/>
+                <w:i w:val="false"/>
+                <w:b w:val="false"/>
+                <w:u w:val="none"/>
+                <w:strike w:val="false"/>
+                <w:sz w:val="18"/>
+                <w:szCs w:val="18"/>
+                <w:color w:val="000000"/>
+              </w:rPr>
+            </w:pPr>
+            <w:r>
+              <w:rPr>
+                <w:rFonts w:ascii="Times New Roman" w:hAnsi="Times New Roman" w:eastAsia="Times New Roman" w:cs="Times New Roman"/>
+                <w:i w:val="false"/>
+                <w:b w:val="false"/>
+                <w:u w:val="none"/>
+                <w:strike w:val="false"/>
+                <w:sz w:val="18"/>
+                <w:szCs w:val="18"/>
+                <w:color w:val="000000"/>
+              </w:rPr>
+              <w:t xml:space="preserve">6</w:t>
             </w:r>
           </w:p>
         </w:tc>
@@ -12818,62 +12818,62 @@
                 <w:szCs w:val="18"/>
                 <w:color w:val="000000"/>
               </w:rPr>
-              <w:t xml:space="preserve">19</w:t>
-            </w:r>
-          </w:p>
-        </w:tc>
-        <w:tc>
-          <w:tcPr>
-            <w:tcBorders>
-              <w:bottom w:val="none" w:sz="0" w:space="0" w:color="000000"/>
-              <w:top w:val="none" w:sz="0" w:space="0" w:color="000000"/>
-              <w:left w:val="none" w:sz="0" w:space="0" w:color="000000"/>
-              <w:right w:val="none" w:sz="0" w:space="0" w:color="000000"/>
-            </w:tcBorders>
-            <w:shd w:val="clear" w:color="auto" w:fill="FFFFFF"/>
-            <w:tcMar>
-              <w:top w:w="0" w:type="dxa"/>
-              <w:bottom w:w="0" w:type="dxa"/>
-              <w:left w:w="0" w:type="dxa"/>
-              <w:right w:w="0" w:type="dxa"/>
-            </w:tcMar>
-            <w:vAlign w:val="top"/>
-          </w:tcPr>
-          <w:p>
-            <w:pPr>
-              <w:pStyle w:val="Normal"/>
-              <w:jc w:val="center"/>
-              <w:pBdr>
-                <w:bottom w:val="none" w:sz="0" w:space="0" w:color="000000"/>
-                <w:top w:val="none" w:sz="0" w:space="0" w:color="000000"/>
-                <w:left w:val="none" w:sz="0" w:space="0" w:color="000000"/>
-                <w:right w:val="none" w:sz="0" w:space="0" w:color="000000"/>
-              </w:pBdr>
-              <w:spacing w:after="100" w:before="100" w:line="240"/>
-              <w:ind w:left="100" w:right="100" w:firstLine="0" w:firstLineChars="0"/>
-              <w:rPr>
-                <w:rFonts w:ascii="Times New Roman" w:hAnsi="Times New Roman" w:eastAsia="Times New Roman" w:cs="Times New Roman"/>
-                <w:i w:val="false"/>
-                <w:b w:val="false"/>
-                <w:u w:val="none"/>
-                <w:strike w:val="false"/>
-                <w:sz w:val="18"/>
-                <w:szCs w:val="18"/>
-                <w:color w:val="000000"/>
-              </w:rPr>
-            </w:pPr>
-            <w:r>
-              <w:rPr>
-                <w:rFonts w:ascii="Times New Roman" w:hAnsi="Times New Roman" w:eastAsia="Times New Roman" w:cs="Times New Roman"/>
-                <w:i w:val="false"/>
-                <w:b w:val="false"/>
-                <w:u w:val="none"/>
-                <w:strike w:val="false"/>
-                <w:sz w:val="18"/>
-                <w:szCs w:val="18"/>
-                <w:color w:val="000000"/>
-              </w:rPr>
-              <w:t xml:space="preserve">6</w:t>
+              <w:t xml:space="preserve">20</w:t>
+            </w:r>
+          </w:p>
+        </w:tc>
+        <w:tc>
+          <w:tcPr>
+            <w:tcBorders>
+              <w:bottom w:val="none" w:sz="0" w:space="0" w:color="000000"/>
+              <w:top w:val="none" w:sz="0" w:space="0" w:color="000000"/>
+              <w:left w:val="none" w:sz="0" w:space="0" w:color="000000"/>
+              <w:right w:val="none" w:sz="0" w:space="0" w:color="000000"/>
+            </w:tcBorders>
+            <w:shd w:val="clear" w:color="auto" w:fill="FFFFFF"/>
+            <w:tcMar>
+              <w:top w:w="0" w:type="dxa"/>
+              <w:bottom w:w="0" w:type="dxa"/>
+              <w:left w:w="0" w:type="dxa"/>
+              <w:right w:w="0" w:type="dxa"/>
+            </w:tcMar>
+            <w:vAlign w:val="top"/>
+          </w:tcPr>
+          <w:p>
+            <w:pPr>
+              <w:pStyle w:val="Normal"/>
+              <w:jc w:val="center"/>
+              <w:pBdr>
+                <w:bottom w:val="none" w:sz="0" w:space="0" w:color="000000"/>
+                <w:top w:val="none" w:sz="0" w:space="0" w:color="000000"/>
+                <w:left w:val="none" w:sz="0" w:space="0" w:color="000000"/>
+                <w:right w:val="none" w:sz="0" w:space="0" w:color="000000"/>
+              </w:pBdr>
+              <w:spacing w:after="100" w:before="100" w:line="240"/>
+              <w:ind w:left="100" w:right="100" w:firstLine="0" w:firstLineChars="0"/>
+              <w:rPr>
+                <w:rFonts w:ascii="Times New Roman" w:hAnsi="Times New Roman" w:eastAsia="Times New Roman" w:cs="Times New Roman"/>
+                <w:i w:val="false"/>
+                <w:b w:val="false"/>
+                <w:u w:val="none"/>
+                <w:strike w:val="false"/>
+                <w:sz w:val="18"/>
+                <w:szCs w:val="18"/>
+                <w:color w:val="000000"/>
+              </w:rPr>
+            </w:pPr>
+            <w:r>
+              <w:rPr>
+                <w:rFonts w:ascii="Times New Roman" w:hAnsi="Times New Roman" w:eastAsia="Times New Roman" w:cs="Times New Roman"/>
+                <w:i w:val="false"/>
+                <w:b w:val="false"/>
+                <w:u w:val="none"/>
+                <w:strike w:val="false"/>
+                <w:sz w:val="18"/>
+                <w:szCs w:val="18"/>
+                <w:color w:val="000000"/>
+              </w:rPr>
+              <w:t xml:space="preserve">7</w:t>
             </w:r>
           </w:p>
         </w:tc>
@@ -14498,62 +14498,62 @@
                 <w:szCs w:val="18"/>
                 <w:color w:val="000000"/>
               </w:rPr>
-              <w:t xml:space="preserve">22</w:t>
-            </w:r>
-          </w:p>
-        </w:tc>
-        <w:tc>
-          <w:tcPr>
-            <w:tcBorders>
-              <w:bottom w:val="none" w:sz="0" w:space="0" w:color="000000"/>
-              <w:top w:val="none" w:sz="0" w:space="0" w:color="000000"/>
-              <w:left w:val="none" w:sz="0" w:space="0" w:color="000000"/>
-              <w:right w:val="none" w:sz="0" w:space="0" w:color="000000"/>
-            </w:tcBorders>
-            <w:shd w:val="clear" w:color="auto" w:fill="FFFFFF"/>
-            <w:tcMar>
-              <w:top w:w="0" w:type="dxa"/>
-              <w:bottom w:w="0" w:type="dxa"/>
-              <w:left w:w="0" w:type="dxa"/>
-              <w:right w:w="0" w:type="dxa"/>
-            </w:tcMar>
-            <w:vAlign w:val="top"/>
-          </w:tcPr>
-          <w:p>
-            <w:pPr>
-              <w:pStyle w:val="Normal"/>
-              <w:jc w:val="center"/>
-              <w:pBdr>
-                <w:bottom w:val="none" w:sz="0" w:space="0" w:color="000000"/>
-                <w:top w:val="none" w:sz="0" w:space="0" w:color="000000"/>
-                <w:left w:val="none" w:sz="0" w:space="0" w:color="000000"/>
-                <w:right w:val="none" w:sz="0" w:space="0" w:color="000000"/>
-              </w:pBdr>
-              <w:spacing w:after="100" w:before="100" w:line="240"/>
-              <w:ind w:left="100" w:right="100" w:firstLine="0" w:firstLineChars="0"/>
-              <w:rPr>
-                <w:rFonts w:ascii="Times New Roman" w:hAnsi="Times New Roman" w:eastAsia="Times New Roman" w:cs="Times New Roman"/>
-                <w:i w:val="false"/>
-                <w:b w:val="false"/>
-                <w:u w:val="none"/>
-                <w:strike w:val="false"/>
-                <w:sz w:val="18"/>
-                <w:szCs w:val="18"/>
-                <w:color w:val="000000"/>
-              </w:rPr>
-            </w:pPr>
-            <w:r>
-              <w:rPr>
-                <w:rFonts w:ascii="Times New Roman" w:hAnsi="Times New Roman" w:eastAsia="Times New Roman" w:cs="Times New Roman"/>
-                <w:i w:val="false"/>
-                <w:b w:val="false"/>
-                <w:u w:val="none"/>
-                <w:strike w:val="false"/>
-                <w:sz w:val="18"/>
-                <w:szCs w:val="18"/>
-                <w:color w:val="000000"/>
-              </w:rPr>
-              <w:t xml:space="preserve">5</w:t>
+              <w:t xml:space="preserve">23</w:t>
+            </w:r>
+          </w:p>
+        </w:tc>
+        <w:tc>
+          <w:tcPr>
+            <w:tcBorders>
+              <w:bottom w:val="none" w:sz="0" w:space="0" w:color="000000"/>
+              <w:top w:val="none" w:sz="0" w:space="0" w:color="000000"/>
+              <w:left w:val="none" w:sz="0" w:space="0" w:color="000000"/>
+              <w:right w:val="none" w:sz="0" w:space="0" w:color="000000"/>
+            </w:tcBorders>
+            <w:shd w:val="clear" w:color="auto" w:fill="FFFFFF"/>
+            <w:tcMar>
+              <w:top w:w="0" w:type="dxa"/>
+              <w:bottom w:w="0" w:type="dxa"/>
+              <w:left w:w="0" w:type="dxa"/>
+              <w:right w:w="0" w:type="dxa"/>
+            </w:tcMar>
+            <w:vAlign w:val="top"/>
+          </w:tcPr>
+          <w:p>
+            <w:pPr>
+              <w:pStyle w:val="Normal"/>
+              <w:jc w:val="center"/>
+              <w:pBdr>
+                <w:bottom w:val="none" w:sz="0" w:space="0" w:color="000000"/>
+                <w:top w:val="none" w:sz="0" w:space="0" w:color="000000"/>
+                <w:left w:val="none" w:sz="0" w:space="0" w:color="000000"/>
+                <w:right w:val="none" w:sz="0" w:space="0" w:color="000000"/>
+              </w:pBdr>
+              <w:spacing w:after="100" w:before="100" w:line="240"/>
+              <w:ind w:left="100" w:right="100" w:firstLine="0" w:firstLineChars="0"/>
+              <w:rPr>
+                <w:rFonts w:ascii="Times New Roman" w:hAnsi="Times New Roman" w:eastAsia="Times New Roman" w:cs="Times New Roman"/>
+                <w:i w:val="false"/>
+                <w:b w:val="false"/>
+                <w:u w:val="none"/>
+                <w:strike w:val="false"/>
+                <w:sz w:val="18"/>
+                <w:szCs w:val="18"/>
+                <w:color w:val="000000"/>
+              </w:rPr>
+            </w:pPr>
+            <w:r>
+              <w:rPr>
+                <w:rFonts w:ascii="Times New Roman" w:hAnsi="Times New Roman" w:eastAsia="Times New Roman" w:cs="Times New Roman"/>
+                <w:i w:val="false"/>
+                <w:b w:val="false"/>
+                <w:u w:val="none"/>
+                <w:strike w:val="false"/>
+                <w:sz w:val="18"/>
+                <w:szCs w:val="18"/>
+                <w:color w:val="000000"/>
+              </w:rPr>
+              <w:t xml:space="preserve">6</w:t>
             </w:r>
           </w:p>
         </w:tc>
@@ -14943,7 +14943,7 @@
                 <w:szCs w:val="18"/>
                 <w:color w:val="000000"/>
               </w:rPr>
-              <w:t xml:space="preserve">0.121</w:t>
+              <w:t xml:space="preserve">0.127</w:t>
             </w:r>
           </w:p>
         </w:tc>
@@ -15058,62 +15058,62 @@
                 <w:szCs w:val="18"/>
                 <w:color w:val="000000"/>
               </w:rPr>
-              <w:t xml:space="preserve">137 (91.3%)</w:t>
-            </w:r>
-          </w:p>
-        </w:tc>
-        <w:tc>
-          <w:tcPr>
-            <w:tcBorders>
-              <w:bottom w:val="none" w:sz="0" w:space="0" w:color="000000"/>
-              <w:top w:val="none" w:sz="0" w:space="0" w:color="000000"/>
-              <w:left w:val="none" w:sz="0" w:space="0" w:color="000000"/>
-              <w:right w:val="none" w:sz="0" w:space="0" w:color="000000"/>
-            </w:tcBorders>
-            <w:shd w:val="clear" w:color="auto" w:fill="FFFFFF"/>
-            <w:tcMar>
-              <w:top w:w="0" w:type="dxa"/>
-              <w:bottom w:w="0" w:type="dxa"/>
-              <w:left w:w="0" w:type="dxa"/>
-              <w:right w:w="0" w:type="dxa"/>
-            </w:tcMar>
-            <w:vAlign w:val="top"/>
-          </w:tcPr>
-          <w:p>
-            <w:pPr>
-              <w:pStyle w:val="Normal"/>
-              <w:jc w:val="center"/>
-              <w:pBdr>
-                <w:bottom w:val="none" w:sz="0" w:space="0" w:color="000000"/>
-                <w:top w:val="none" w:sz="0" w:space="0" w:color="000000"/>
-                <w:left w:val="none" w:sz="0" w:space="0" w:color="000000"/>
-                <w:right w:val="none" w:sz="0" w:space="0" w:color="000000"/>
-              </w:pBdr>
-              <w:spacing w:after="100" w:before="100" w:line="240"/>
-              <w:ind w:left="100" w:right="100" w:firstLine="0" w:firstLineChars="0"/>
-              <w:rPr>
-                <w:rFonts w:ascii="Times New Roman" w:hAnsi="Times New Roman" w:eastAsia="Times New Roman" w:cs="Times New Roman"/>
-                <w:i w:val="false"/>
-                <w:b w:val="false"/>
-                <w:u w:val="none"/>
-                <w:strike w:val="false"/>
-                <w:sz w:val="18"/>
-                <w:szCs w:val="18"/>
-                <w:color w:val="000000"/>
-              </w:rPr>
-            </w:pPr>
-            <w:r>
-              <w:rPr>
-                <w:rFonts w:ascii="Times New Roman" w:hAnsi="Times New Roman" w:eastAsia="Times New Roman" w:cs="Times New Roman"/>
-                <w:i w:val="false"/>
-                <w:b w:val="false"/>
-                <w:u w:val="none"/>
-                <w:strike w:val="false"/>
-                <w:sz w:val="18"/>
-                <w:szCs w:val="18"/>
-                <w:color w:val="000000"/>
-              </w:rPr>
-              <w:t xml:space="preserve">64 (87.7%)</w:t>
+              <w:t xml:space="preserve">138 (91.4%)</w:t>
+            </w:r>
+          </w:p>
+        </w:tc>
+        <w:tc>
+          <w:tcPr>
+            <w:tcBorders>
+              <w:bottom w:val="none" w:sz="0" w:space="0" w:color="000000"/>
+              <w:top w:val="none" w:sz="0" w:space="0" w:color="000000"/>
+              <w:left w:val="none" w:sz="0" w:space="0" w:color="000000"/>
+              <w:right w:val="none" w:sz="0" w:space="0" w:color="000000"/>
+            </w:tcBorders>
+            <w:shd w:val="clear" w:color="auto" w:fill="FFFFFF"/>
+            <w:tcMar>
+              <w:top w:w="0" w:type="dxa"/>
+              <w:bottom w:w="0" w:type="dxa"/>
+              <w:left w:w="0" w:type="dxa"/>
+              <w:right w:w="0" w:type="dxa"/>
+            </w:tcMar>
+            <w:vAlign w:val="top"/>
+          </w:tcPr>
+          <w:p>
+            <w:pPr>
+              <w:pStyle w:val="Normal"/>
+              <w:jc w:val="center"/>
+              <w:pBdr>
+                <w:bottom w:val="none" w:sz="0" w:space="0" w:color="000000"/>
+                <w:top w:val="none" w:sz="0" w:space="0" w:color="000000"/>
+                <w:left w:val="none" w:sz="0" w:space="0" w:color="000000"/>
+                <w:right w:val="none" w:sz="0" w:space="0" w:color="000000"/>
+              </w:pBdr>
+              <w:spacing w:after="100" w:before="100" w:line="240"/>
+              <w:ind w:left="100" w:right="100" w:firstLine="0" w:firstLineChars="0"/>
+              <w:rPr>
+                <w:rFonts w:ascii="Times New Roman" w:hAnsi="Times New Roman" w:eastAsia="Times New Roman" w:cs="Times New Roman"/>
+                <w:i w:val="false"/>
+                <w:b w:val="false"/>
+                <w:u w:val="none"/>
+                <w:strike w:val="false"/>
+                <w:sz w:val="18"/>
+                <w:szCs w:val="18"/>
+                <w:color w:val="000000"/>
+              </w:rPr>
+            </w:pPr>
+            <w:r>
+              <w:rPr>
+                <w:rFonts w:ascii="Times New Roman" w:hAnsi="Times New Roman" w:eastAsia="Times New Roman" w:cs="Times New Roman"/>
+                <w:i w:val="false"/>
+                <w:b w:val="false"/>
+                <w:u w:val="none"/>
+                <w:strike w:val="false"/>
+                <w:sz w:val="18"/>
+                <w:szCs w:val="18"/>
+                <w:color w:val="000000"/>
+              </w:rPr>
+              <w:t xml:space="preserve">65 (87.8%)</w:t>
             </w:r>
           </w:p>
         </w:tc>
@@ -15338,62 +15338,62 @@
                 <w:szCs w:val="18"/>
                 <w:color w:val="000000"/>
               </w:rPr>
-              <w:t xml:space="preserve">13 (8.7%)</w:t>
-            </w:r>
-          </w:p>
-        </w:tc>
-        <w:tc>
-          <w:tcPr>
-            <w:tcBorders>
-              <w:bottom w:val="none" w:sz="0" w:space="0" w:color="000000"/>
-              <w:top w:val="none" w:sz="0" w:space="0" w:color="000000"/>
-              <w:left w:val="none" w:sz="0" w:space="0" w:color="000000"/>
-              <w:right w:val="none" w:sz="0" w:space="0" w:color="000000"/>
-            </w:tcBorders>
-            <w:shd w:val="clear" w:color="auto" w:fill="FFFFFF"/>
-            <w:tcMar>
-              <w:top w:w="0" w:type="dxa"/>
-              <w:bottom w:w="0" w:type="dxa"/>
-              <w:left w:w="0" w:type="dxa"/>
-              <w:right w:w="0" w:type="dxa"/>
-            </w:tcMar>
-            <w:vAlign w:val="top"/>
-          </w:tcPr>
-          <w:p>
-            <w:pPr>
-              <w:pStyle w:val="Normal"/>
-              <w:jc w:val="center"/>
-              <w:pBdr>
-                <w:bottom w:val="none" w:sz="0" w:space="0" w:color="000000"/>
-                <w:top w:val="none" w:sz="0" w:space="0" w:color="000000"/>
-                <w:left w:val="none" w:sz="0" w:space="0" w:color="000000"/>
-                <w:right w:val="none" w:sz="0" w:space="0" w:color="000000"/>
-              </w:pBdr>
-              <w:spacing w:after="100" w:before="100" w:line="240"/>
-              <w:ind w:left="100" w:right="100" w:firstLine="0" w:firstLineChars="0"/>
-              <w:rPr>
-                <w:rFonts w:ascii="Times New Roman" w:hAnsi="Times New Roman" w:eastAsia="Times New Roman" w:cs="Times New Roman"/>
-                <w:i w:val="false"/>
-                <w:b w:val="false"/>
-                <w:u w:val="none"/>
-                <w:strike w:val="false"/>
-                <w:sz w:val="18"/>
-                <w:szCs w:val="18"/>
-                <w:color w:val="000000"/>
-              </w:rPr>
-            </w:pPr>
-            <w:r>
-              <w:rPr>
-                <w:rFonts w:ascii="Times New Roman" w:hAnsi="Times New Roman" w:eastAsia="Times New Roman" w:cs="Times New Roman"/>
-                <w:i w:val="false"/>
-                <w:b w:val="false"/>
-                <w:u w:val="none"/>
-                <w:strike w:val="false"/>
-                <w:sz w:val="18"/>
-                <w:szCs w:val="18"/>
-                <w:color w:val="000000"/>
-              </w:rPr>
-              <w:t xml:space="preserve">9 (12.3%)</w:t>
+              <w:t xml:space="preserve">13 (8.6%)</w:t>
+            </w:r>
+          </w:p>
+        </w:tc>
+        <w:tc>
+          <w:tcPr>
+            <w:tcBorders>
+              <w:bottom w:val="none" w:sz="0" w:space="0" w:color="000000"/>
+              <w:top w:val="none" w:sz="0" w:space="0" w:color="000000"/>
+              <w:left w:val="none" w:sz="0" w:space="0" w:color="000000"/>
+              <w:right w:val="none" w:sz="0" w:space="0" w:color="000000"/>
+            </w:tcBorders>
+            <w:shd w:val="clear" w:color="auto" w:fill="FFFFFF"/>
+            <w:tcMar>
+              <w:top w:w="0" w:type="dxa"/>
+              <w:bottom w:w="0" w:type="dxa"/>
+              <w:left w:w="0" w:type="dxa"/>
+              <w:right w:w="0" w:type="dxa"/>
+            </w:tcMar>
+            <w:vAlign w:val="top"/>
+          </w:tcPr>
+          <w:p>
+            <w:pPr>
+              <w:pStyle w:val="Normal"/>
+              <w:jc w:val="center"/>
+              <w:pBdr>
+                <w:bottom w:val="none" w:sz="0" w:space="0" w:color="000000"/>
+                <w:top w:val="none" w:sz="0" w:space="0" w:color="000000"/>
+                <w:left w:val="none" w:sz="0" w:space="0" w:color="000000"/>
+                <w:right w:val="none" w:sz="0" w:space="0" w:color="000000"/>
+              </w:pBdr>
+              <w:spacing w:after="100" w:before="100" w:line="240"/>
+              <w:ind w:left="100" w:right="100" w:firstLine="0" w:firstLineChars="0"/>
+              <w:rPr>
+                <w:rFonts w:ascii="Times New Roman" w:hAnsi="Times New Roman" w:eastAsia="Times New Roman" w:cs="Times New Roman"/>
+                <w:i w:val="false"/>
+                <w:b w:val="false"/>
+                <w:u w:val="none"/>
+                <w:strike w:val="false"/>
+                <w:sz w:val="18"/>
+                <w:szCs w:val="18"/>
+                <w:color w:val="000000"/>
+              </w:rPr>
+            </w:pPr>
+            <w:r>
+              <w:rPr>
+                <w:rFonts w:ascii="Times New Roman" w:hAnsi="Times New Roman" w:eastAsia="Times New Roman" w:cs="Times New Roman"/>
+                <w:i w:val="false"/>
+                <w:b w:val="false"/>
+                <w:u w:val="none"/>
+                <w:strike w:val="false"/>
+                <w:sz w:val="18"/>
+                <w:szCs w:val="18"/>
+                <w:color w:val="000000"/>
+              </w:rPr>
+              <w:t xml:space="preserve">9 (12.2%)</w:t>
             </w:r>
           </w:p>
         </w:tc>
@@ -16063,7 +16063,7 @@
                 <w:szCs w:val="18"/>
                 <w:color w:val="000000"/>
               </w:rPr>
-              <w:t xml:space="preserve">0.047</w:t>
+              <w:t xml:space="preserve">0.038</w:t>
             </w:r>
           </w:p>
         </w:tc>
@@ -16178,62 +16178,62 @@
                 <w:szCs w:val="18"/>
                 <w:color w:val="000000"/>
               </w:rPr>
-              <w:t xml:space="preserve">48 (31.2%)</w:t>
-            </w:r>
-          </w:p>
-        </w:tc>
-        <w:tc>
-          <w:tcPr>
-            <w:tcBorders>
-              <w:bottom w:val="none" w:sz="0" w:space="0" w:color="000000"/>
-              <w:top w:val="none" w:sz="0" w:space="0" w:color="000000"/>
-              <w:left w:val="none" w:sz="0" w:space="0" w:color="000000"/>
-              <w:right w:val="none" w:sz="0" w:space="0" w:color="000000"/>
-            </w:tcBorders>
-            <w:shd w:val="clear" w:color="auto" w:fill="FFFFFF"/>
-            <w:tcMar>
-              <w:top w:w="0" w:type="dxa"/>
-              <w:bottom w:w="0" w:type="dxa"/>
-              <w:left w:w="0" w:type="dxa"/>
-              <w:right w:w="0" w:type="dxa"/>
-            </w:tcMar>
-            <w:vAlign w:val="top"/>
-          </w:tcPr>
-          <w:p>
-            <w:pPr>
-              <w:pStyle w:val="Normal"/>
-              <w:jc w:val="center"/>
-              <w:pBdr>
-                <w:bottom w:val="none" w:sz="0" w:space="0" w:color="000000"/>
-                <w:top w:val="none" w:sz="0" w:space="0" w:color="000000"/>
-                <w:left w:val="none" w:sz="0" w:space="0" w:color="000000"/>
-                <w:right w:val="none" w:sz="0" w:space="0" w:color="000000"/>
-              </w:pBdr>
-              <w:spacing w:after="100" w:before="100" w:line="240"/>
-              <w:ind w:left="100" w:right="100" w:firstLine="0" w:firstLineChars="0"/>
-              <w:rPr>
-                <w:rFonts w:ascii="Times New Roman" w:hAnsi="Times New Roman" w:eastAsia="Times New Roman" w:cs="Times New Roman"/>
-                <w:i w:val="false"/>
-                <w:b w:val="false"/>
-                <w:u w:val="none"/>
-                <w:strike w:val="false"/>
-                <w:sz w:val="18"/>
-                <w:szCs w:val="18"/>
-                <w:color w:val="000000"/>
-              </w:rPr>
-            </w:pPr>
-            <w:r>
-              <w:rPr>
-                <w:rFonts w:ascii="Times New Roman" w:hAnsi="Times New Roman" w:eastAsia="Times New Roman" w:cs="Times New Roman"/>
-                <w:i w:val="false"/>
-                <w:b w:val="false"/>
-                <w:u w:val="none"/>
-                <w:strike w:val="false"/>
-                <w:sz w:val="18"/>
-                <w:szCs w:val="18"/>
-                <w:color w:val="000000"/>
-              </w:rPr>
-              <w:t xml:space="preserve">17 (22.1%)</w:t>
+              <w:t xml:space="preserve">48 (31.0%)</w:t>
+            </w:r>
+          </w:p>
+        </w:tc>
+        <w:tc>
+          <w:tcPr>
+            <w:tcBorders>
+              <w:bottom w:val="none" w:sz="0" w:space="0" w:color="000000"/>
+              <w:top w:val="none" w:sz="0" w:space="0" w:color="000000"/>
+              <w:left w:val="none" w:sz="0" w:space="0" w:color="000000"/>
+              <w:right w:val="none" w:sz="0" w:space="0" w:color="000000"/>
+            </w:tcBorders>
+            <w:shd w:val="clear" w:color="auto" w:fill="FFFFFF"/>
+            <w:tcMar>
+              <w:top w:w="0" w:type="dxa"/>
+              <w:bottom w:w="0" w:type="dxa"/>
+              <w:left w:w="0" w:type="dxa"/>
+              <w:right w:w="0" w:type="dxa"/>
+            </w:tcMar>
+            <w:vAlign w:val="top"/>
+          </w:tcPr>
+          <w:p>
+            <w:pPr>
+              <w:pStyle w:val="Normal"/>
+              <w:jc w:val="center"/>
+              <w:pBdr>
+                <w:bottom w:val="none" w:sz="0" w:space="0" w:color="000000"/>
+                <w:top w:val="none" w:sz="0" w:space="0" w:color="000000"/>
+                <w:left w:val="none" w:sz="0" w:space="0" w:color="000000"/>
+                <w:right w:val="none" w:sz="0" w:space="0" w:color="000000"/>
+              </w:pBdr>
+              <w:spacing w:after="100" w:before="100" w:line="240"/>
+              <w:ind w:left="100" w:right="100" w:firstLine="0" w:firstLineChars="0"/>
+              <w:rPr>
+                <w:rFonts w:ascii="Times New Roman" w:hAnsi="Times New Roman" w:eastAsia="Times New Roman" w:cs="Times New Roman"/>
+                <w:i w:val="false"/>
+                <w:b w:val="false"/>
+                <w:u w:val="none"/>
+                <w:strike w:val="false"/>
+                <w:sz w:val="18"/>
+                <w:szCs w:val="18"/>
+                <w:color w:val="000000"/>
+              </w:rPr>
+            </w:pPr>
+            <w:r>
+              <w:rPr>
+                <w:rFonts w:ascii="Times New Roman" w:hAnsi="Times New Roman" w:eastAsia="Times New Roman" w:cs="Times New Roman"/>
+                <w:i w:val="false"/>
+                <w:b w:val="false"/>
+                <w:u w:val="none"/>
+                <w:strike w:val="false"/>
+                <w:sz w:val="18"/>
+                <w:szCs w:val="18"/>
+                <w:color w:val="000000"/>
+              </w:rPr>
+              <w:t xml:space="preserve">17 (21.8%)</w:t>
             </w:r>
           </w:p>
         </w:tc>
@@ -16458,62 +16458,62 @@
                 <w:szCs w:val="18"/>
                 <w:color w:val="000000"/>
               </w:rPr>
-              <w:t xml:space="preserve">101 (65.6%)</w:t>
-            </w:r>
-          </w:p>
-        </w:tc>
-        <w:tc>
-          <w:tcPr>
-            <w:tcBorders>
-              <w:bottom w:val="none" w:sz="0" w:space="0" w:color="000000"/>
-              <w:top w:val="none" w:sz="0" w:space="0" w:color="000000"/>
-              <w:left w:val="none" w:sz="0" w:space="0" w:color="000000"/>
-              <w:right w:val="none" w:sz="0" w:space="0" w:color="000000"/>
-            </w:tcBorders>
-            <w:shd w:val="clear" w:color="auto" w:fill="FFFFFF"/>
-            <w:tcMar>
-              <w:top w:w="0" w:type="dxa"/>
-              <w:bottom w:w="0" w:type="dxa"/>
-              <w:left w:w="0" w:type="dxa"/>
-              <w:right w:w="0" w:type="dxa"/>
-            </w:tcMar>
-            <w:vAlign w:val="top"/>
-          </w:tcPr>
-          <w:p>
-            <w:pPr>
-              <w:pStyle w:val="Normal"/>
-              <w:jc w:val="center"/>
-              <w:pBdr>
-                <w:bottom w:val="none" w:sz="0" w:space="0" w:color="000000"/>
-                <w:top w:val="none" w:sz="0" w:space="0" w:color="000000"/>
-                <w:left w:val="none" w:sz="0" w:space="0" w:color="000000"/>
-                <w:right w:val="none" w:sz="0" w:space="0" w:color="000000"/>
-              </w:pBdr>
-              <w:spacing w:after="100" w:before="100" w:line="240"/>
-              <w:ind w:left="100" w:right="100" w:firstLine="0" w:firstLineChars="0"/>
-              <w:rPr>
-                <w:rFonts w:ascii="Times New Roman" w:hAnsi="Times New Roman" w:eastAsia="Times New Roman" w:cs="Times New Roman"/>
-                <w:i w:val="false"/>
-                <w:b w:val="false"/>
-                <w:u w:val="none"/>
-                <w:strike w:val="false"/>
-                <w:sz w:val="18"/>
-                <w:szCs w:val="18"/>
-                <w:color w:val="000000"/>
-              </w:rPr>
-            </w:pPr>
-            <w:r>
-              <w:rPr>
-                <w:rFonts w:ascii="Times New Roman" w:hAnsi="Times New Roman" w:eastAsia="Times New Roman" w:cs="Times New Roman"/>
-                <w:i w:val="false"/>
-                <w:b w:val="false"/>
-                <w:u w:val="none"/>
-                <w:strike w:val="false"/>
-                <w:sz w:val="18"/>
-                <w:szCs w:val="18"/>
-                <w:color w:val="000000"/>
-              </w:rPr>
-              <w:t xml:space="preserve">57 (74.0%)</w:t>
+              <w:t xml:space="preserve">102 (65.8%)</w:t>
+            </w:r>
+          </w:p>
+        </w:tc>
+        <w:tc>
+          <w:tcPr>
+            <w:tcBorders>
+              <w:bottom w:val="none" w:sz="0" w:space="0" w:color="000000"/>
+              <w:top w:val="none" w:sz="0" w:space="0" w:color="000000"/>
+              <w:left w:val="none" w:sz="0" w:space="0" w:color="000000"/>
+              <w:right w:val="none" w:sz="0" w:space="0" w:color="000000"/>
+            </w:tcBorders>
+            <w:shd w:val="clear" w:color="auto" w:fill="FFFFFF"/>
+            <w:tcMar>
+              <w:top w:w="0" w:type="dxa"/>
+              <w:bottom w:w="0" w:type="dxa"/>
+              <w:left w:w="0" w:type="dxa"/>
+              <w:right w:w="0" w:type="dxa"/>
+            </w:tcMar>
+            <w:vAlign w:val="top"/>
+          </w:tcPr>
+          <w:p>
+            <w:pPr>
+              <w:pStyle w:val="Normal"/>
+              <w:jc w:val="center"/>
+              <w:pBdr>
+                <w:bottom w:val="none" w:sz="0" w:space="0" w:color="000000"/>
+                <w:top w:val="none" w:sz="0" w:space="0" w:color="000000"/>
+                <w:left w:val="none" w:sz="0" w:space="0" w:color="000000"/>
+                <w:right w:val="none" w:sz="0" w:space="0" w:color="000000"/>
+              </w:pBdr>
+              <w:spacing w:after="100" w:before="100" w:line="240"/>
+              <w:ind w:left="100" w:right="100" w:firstLine="0" w:firstLineChars="0"/>
+              <w:rPr>
+                <w:rFonts w:ascii="Times New Roman" w:hAnsi="Times New Roman" w:eastAsia="Times New Roman" w:cs="Times New Roman"/>
+                <w:i w:val="false"/>
+                <w:b w:val="false"/>
+                <w:u w:val="none"/>
+                <w:strike w:val="false"/>
+                <w:sz w:val="18"/>
+                <w:szCs w:val="18"/>
+                <w:color w:val="000000"/>
+              </w:rPr>
+            </w:pPr>
+            <w:r>
+              <w:rPr>
+                <w:rFonts w:ascii="Times New Roman" w:hAnsi="Times New Roman" w:eastAsia="Times New Roman" w:cs="Times New Roman"/>
+                <w:i w:val="false"/>
+                <w:b w:val="false"/>
+                <w:u w:val="none"/>
+                <w:strike w:val="false"/>
+                <w:sz w:val="18"/>
+                <w:szCs w:val="18"/>
+                <w:color w:val="000000"/>
+              </w:rPr>
+              <w:t xml:space="preserve">58 (74.4%)</w:t>
             </w:r>
           </w:p>
         </w:tc>
@@ -16793,7 +16793,7 @@
                 <w:szCs w:val="18"/>
                 <w:color w:val="000000"/>
               </w:rPr>
-              <w:t xml:space="preserve">3 (3.9%)</w:t>
+              <w:t xml:space="preserve">3 (3.8%)</w:t>
             </w:r>
           </w:p>
         </w:tc>
@@ -17578,62 +17578,62 @@
                 <w:szCs w:val="18"/>
                 <w:color w:val="000000"/>
               </w:rPr>
-              <w:t xml:space="preserve">60 (43.2%)</w:t>
-            </w:r>
-          </w:p>
-        </w:tc>
-        <w:tc>
-          <w:tcPr>
-            <w:tcBorders>
-              <w:bottom w:val="none" w:sz="0" w:space="0" w:color="000000"/>
-              <w:top w:val="none" w:sz="0" w:space="0" w:color="000000"/>
-              <w:left w:val="none" w:sz="0" w:space="0" w:color="000000"/>
-              <w:right w:val="none" w:sz="0" w:space="0" w:color="000000"/>
-            </w:tcBorders>
-            <w:shd w:val="clear" w:color="auto" w:fill="FFFFFF"/>
-            <w:tcMar>
-              <w:top w:w="0" w:type="dxa"/>
-              <w:bottom w:w="0" w:type="dxa"/>
-              <w:left w:w="0" w:type="dxa"/>
-              <w:right w:w="0" w:type="dxa"/>
-            </w:tcMar>
-            <w:vAlign w:val="top"/>
-          </w:tcPr>
-          <w:p>
-            <w:pPr>
-              <w:pStyle w:val="Normal"/>
-              <w:jc w:val="center"/>
-              <w:pBdr>
-                <w:bottom w:val="none" w:sz="0" w:space="0" w:color="000000"/>
-                <w:top w:val="none" w:sz="0" w:space="0" w:color="000000"/>
-                <w:left w:val="none" w:sz="0" w:space="0" w:color="000000"/>
-                <w:right w:val="none" w:sz="0" w:space="0" w:color="000000"/>
-              </w:pBdr>
-              <w:spacing w:after="100" w:before="100" w:line="240"/>
-              <w:ind w:left="100" w:right="100" w:firstLine="0" w:firstLineChars="0"/>
-              <w:rPr>
-                <w:rFonts w:ascii="Times New Roman" w:hAnsi="Times New Roman" w:eastAsia="Times New Roman" w:cs="Times New Roman"/>
-                <w:i w:val="false"/>
-                <w:b w:val="false"/>
-                <w:u w:val="none"/>
-                <w:strike w:val="false"/>
-                <w:sz w:val="18"/>
-                <w:szCs w:val="18"/>
-                <w:color w:val="000000"/>
-              </w:rPr>
-            </w:pPr>
-            <w:r>
-              <w:rPr>
-                <w:rFonts w:ascii="Times New Roman" w:hAnsi="Times New Roman" w:eastAsia="Times New Roman" w:cs="Times New Roman"/>
-                <w:i w:val="false"/>
-                <w:b w:val="false"/>
-                <w:u w:val="none"/>
-                <w:strike w:val="false"/>
-                <w:sz w:val="18"/>
-                <w:szCs w:val="18"/>
-                <w:color w:val="000000"/>
-              </w:rPr>
-              <w:t xml:space="preserve">21 (28.4%)</w:t>
+              <w:t xml:space="preserve">60 (42.9%)</w:t>
+            </w:r>
+          </w:p>
+        </w:tc>
+        <w:tc>
+          <w:tcPr>
+            <w:tcBorders>
+              <w:bottom w:val="none" w:sz="0" w:space="0" w:color="000000"/>
+              <w:top w:val="none" w:sz="0" w:space="0" w:color="000000"/>
+              <w:left w:val="none" w:sz="0" w:space="0" w:color="000000"/>
+              <w:right w:val="none" w:sz="0" w:space="0" w:color="000000"/>
+            </w:tcBorders>
+            <w:shd w:val="clear" w:color="auto" w:fill="FFFFFF"/>
+            <w:tcMar>
+              <w:top w:w="0" w:type="dxa"/>
+              <w:bottom w:w="0" w:type="dxa"/>
+              <w:left w:w="0" w:type="dxa"/>
+              <w:right w:w="0" w:type="dxa"/>
+            </w:tcMar>
+            <w:vAlign w:val="top"/>
+          </w:tcPr>
+          <w:p>
+            <w:pPr>
+              <w:pStyle w:val="Normal"/>
+              <w:jc w:val="center"/>
+              <w:pBdr>
+                <w:bottom w:val="none" w:sz="0" w:space="0" w:color="000000"/>
+                <w:top w:val="none" w:sz="0" w:space="0" w:color="000000"/>
+                <w:left w:val="none" w:sz="0" w:space="0" w:color="000000"/>
+                <w:right w:val="none" w:sz="0" w:space="0" w:color="000000"/>
+              </w:pBdr>
+              <w:spacing w:after="100" w:before="100" w:line="240"/>
+              <w:ind w:left="100" w:right="100" w:firstLine="0" w:firstLineChars="0"/>
+              <w:rPr>
+                <w:rFonts w:ascii="Times New Roman" w:hAnsi="Times New Roman" w:eastAsia="Times New Roman" w:cs="Times New Roman"/>
+                <w:i w:val="false"/>
+                <w:b w:val="false"/>
+                <w:u w:val="none"/>
+                <w:strike w:val="false"/>
+                <w:sz w:val="18"/>
+                <w:szCs w:val="18"/>
+                <w:color w:val="000000"/>
+              </w:rPr>
+            </w:pPr>
+            <w:r>
+              <w:rPr>
+                <w:rFonts w:ascii="Times New Roman" w:hAnsi="Times New Roman" w:eastAsia="Times New Roman" w:cs="Times New Roman"/>
+                <w:i w:val="false"/>
+                <w:b w:val="false"/>
+                <w:u w:val="none"/>
+                <w:strike w:val="false"/>
+                <w:sz w:val="18"/>
+                <w:szCs w:val="18"/>
+                <w:color w:val="000000"/>
+              </w:rPr>
+              <w:t xml:space="preserve">21 (28.0%)</w:t>
             </w:r>
           </w:p>
         </w:tc>
@@ -17858,62 +17858,62 @@
                 <w:szCs w:val="18"/>
                 <w:color w:val="000000"/>
               </w:rPr>
-              <w:t xml:space="preserve">79 (56.8%)</w:t>
-            </w:r>
-          </w:p>
-        </w:tc>
-        <w:tc>
-          <w:tcPr>
-            <w:tcBorders>
-              <w:bottom w:val="none" w:sz="0" w:space="0" w:color="000000"/>
-              <w:top w:val="none" w:sz="0" w:space="0" w:color="000000"/>
-              <w:left w:val="none" w:sz="0" w:space="0" w:color="000000"/>
-              <w:right w:val="none" w:sz="0" w:space="0" w:color="000000"/>
-            </w:tcBorders>
-            <w:shd w:val="clear" w:color="auto" w:fill="FFFFFF"/>
-            <w:tcMar>
-              <w:top w:w="0" w:type="dxa"/>
-              <w:bottom w:w="0" w:type="dxa"/>
-              <w:left w:w="0" w:type="dxa"/>
-              <w:right w:w="0" w:type="dxa"/>
-            </w:tcMar>
-            <w:vAlign w:val="top"/>
-          </w:tcPr>
-          <w:p>
-            <w:pPr>
-              <w:pStyle w:val="Normal"/>
-              <w:jc w:val="center"/>
-              <w:pBdr>
-                <w:bottom w:val="none" w:sz="0" w:space="0" w:color="000000"/>
-                <w:top w:val="none" w:sz="0" w:space="0" w:color="000000"/>
-                <w:left w:val="none" w:sz="0" w:space="0" w:color="000000"/>
-                <w:right w:val="none" w:sz="0" w:space="0" w:color="000000"/>
-              </w:pBdr>
-              <w:spacing w:after="100" w:before="100" w:line="240"/>
-              <w:ind w:left="100" w:right="100" w:firstLine="0" w:firstLineChars="0"/>
-              <w:rPr>
-                <w:rFonts w:ascii="Times New Roman" w:hAnsi="Times New Roman" w:eastAsia="Times New Roman" w:cs="Times New Roman"/>
-                <w:i w:val="false"/>
-                <w:b w:val="false"/>
-                <w:u w:val="none"/>
-                <w:strike w:val="false"/>
-                <w:sz w:val="18"/>
-                <w:szCs w:val="18"/>
-                <w:color w:val="000000"/>
-              </w:rPr>
-            </w:pPr>
-            <w:r>
-              <w:rPr>
-                <w:rFonts w:ascii="Times New Roman" w:hAnsi="Times New Roman" w:eastAsia="Times New Roman" w:cs="Times New Roman"/>
-                <w:i w:val="false"/>
-                <w:b w:val="false"/>
-                <w:u w:val="none"/>
-                <w:strike w:val="false"/>
-                <w:sz w:val="18"/>
-                <w:szCs w:val="18"/>
-                <w:color w:val="000000"/>
-              </w:rPr>
-              <w:t xml:space="preserve">53 (71.6%)</w:t>
+              <w:t xml:space="preserve">80 (57.1%)</w:t>
+            </w:r>
+          </w:p>
+        </w:tc>
+        <w:tc>
+          <w:tcPr>
+            <w:tcBorders>
+              <w:bottom w:val="none" w:sz="0" w:space="0" w:color="000000"/>
+              <w:top w:val="none" w:sz="0" w:space="0" w:color="000000"/>
+              <w:left w:val="none" w:sz="0" w:space="0" w:color="000000"/>
+              <w:right w:val="none" w:sz="0" w:space="0" w:color="000000"/>
+            </w:tcBorders>
+            <w:shd w:val="clear" w:color="auto" w:fill="FFFFFF"/>
+            <w:tcMar>
+              <w:top w:w="0" w:type="dxa"/>
+              <w:bottom w:w="0" w:type="dxa"/>
+              <w:left w:w="0" w:type="dxa"/>
+              <w:right w:w="0" w:type="dxa"/>
+            </w:tcMar>
+            <w:vAlign w:val="top"/>
+          </w:tcPr>
+          <w:p>
+            <w:pPr>
+              <w:pStyle w:val="Normal"/>
+              <w:jc w:val="center"/>
+              <w:pBdr>
+                <w:bottom w:val="none" w:sz="0" w:space="0" w:color="000000"/>
+                <w:top w:val="none" w:sz="0" w:space="0" w:color="000000"/>
+                <w:left w:val="none" w:sz="0" w:space="0" w:color="000000"/>
+                <w:right w:val="none" w:sz="0" w:space="0" w:color="000000"/>
+              </w:pBdr>
+              <w:spacing w:after="100" w:before="100" w:line="240"/>
+              <w:ind w:left="100" w:right="100" w:firstLine="0" w:firstLineChars="0"/>
+              <w:rPr>
+                <w:rFonts w:ascii="Times New Roman" w:hAnsi="Times New Roman" w:eastAsia="Times New Roman" w:cs="Times New Roman"/>
+                <w:i w:val="false"/>
+                <w:b w:val="false"/>
+                <w:u w:val="none"/>
+                <w:strike w:val="false"/>
+                <w:sz w:val="18"/>
+                <w:szCs w:val="18"/>
+                <w:color w:val="000000"/>
+              </w:rPr>
+            </w:pPr>
+            <w:r>
+              <w:rPr>
+                <w:rFonts w:ascii="Times New Roman" w:hAnsi="Times New Roman" w:eastAsia="Times New Roman" w:cs="Times New Roman"/>
+                <w:i w:val="false"/>
+                <w:b w:val="false"/>
+                <w:u w:val="none"/>
+                <w:strike w:val="false"/>
+                <w:sz w:val="18"/>
+                <w:szCs w:val="18"/>
+                <w:color w:val="000000"/>
+              </w:rPr>
+              <w:t xml:space="preserve">54 (72.0%)</w:t>
             </w:r>
           </w:p>
         </w:tc>
